--- a/documents/I_Fundamentals_Design_Principles_Patterns.docx
+++ b/documents/I_Fundamentals_Design_Principles_Patterns.docx
@@ -2008,6 +2008,174 @@
           <w:sz w:val="30"/>
           <w:szCs w:val="30"/>
         </w:rPr>
+        <w:t xml:space="preserve">[VN] Singleton pattern </w:t>
+      </w:r>
+      <w:r>
+        <w:rPr>
+          <w:rFonts w:ascii="Times New Roman" w:hAnsi="Times New Roman"/>
+          <w:b/>
+          <w:bCs/>
+          <w:color w:val="3465A4"/>
+          <w:sz w:val="30"/>
+          <w:szCs w:val="30"/>
+        </w:rPr>
+        <w:t>là gì</w:t>
+      </w:r>
+      <w:r>
+        <w:rPr>
+          <w:rFonts w:ascii="Times New Roman" w:hAnsi="Times New Roman"/>
+          <w:b/>
+          <w:bCs/>
+          <w:color w:val="3465A4"/>
+          <w:sz w:val="30"/>
+          <w:szCs w:val="30"/>
+        </w:rPr>
+        <w:t>?</w:t>
+      </w:r>
+    </w:p>
+    <w:p>
+      <w:pPr>
+        <w:pStyle w:val="Normal"/>
+        <w:ind w:hanging="0" w:start="-540" w:end="-449"/>
+        <w:rPr>
+          <w:rFonts w:ascii="Times New Roman" w:hAnsi="Times New Roman"/>
+          <w:b/>
+          <w:bCs/>
+          <w:color w:val="3465A4"/>
+          <w:sz w:val="30"/>
+          <w:szCs w:val="30"/>
+        </w:rPr>
+      </w:pPr>
+      <w:r>
+        <w:rPr>
+          <w:rFonts w:ascii="Times New Roman" w:hAnsi="Times New Roman"/>
+          <w:b/>
+          <w:bCs/>
+          <w:color w:val="3465A4"/>
+          <w:sz w:val="30"/>
+          <w:szCs w:val="30"/>
+        </w:rPr>
+        <w:t>[EN] Wh</w:t>
+      </w:r>
+      <w:r>
+        <w:rPr>
+          <w:rFonts w:ascii="Times New Roman" w:hAnsi="Times New Roman"/>
+          <w:b/>
+          <w:bCs/>
+          <w:color w:val="3465A4"/>
+          <w:sz w:val="30"/>
+          <w:szCs w:val="30"/>
+        </w:rPr>
+        <w:t>at is Singleton pattern</w:t>
+      </w:r>
+      <w:r>
+        <w:rPr>
+          <w:rFonts w:ascii="Times New Roman" w:hAnsi="Times New Roman"/>
+          <w:b/>
+          <w:bCs/>
+          <w:color w:val="3465A4"/>
+          <w:sz w:val="30"/>
+          <w:szCs w:val="30"/>
+        </w:rPr>
+        <w:t>?</w:t>
+      </w:r>
+    </w:p>
+    <w:p>
+      <w:pPr>
+        <w:pStyle w:val="Normal"/>
+        <w:ind w:hanging="0" w:start="-540" w:end="-449"/>
+        <w:rPr>
+          <w:rFonts w:ascii="Times New Roman" w:hAnsi="Times New Roman"/>
+          <w:sz w:val="30"/>
+          <w:szCs w:val="30"/>
+        </w:rPr>
+      </w:pPr>
+      <w:r>
+        <w:rPr>
+          <w:rFonts w:ascii="Times New Roman" w:hAnsi="Times New Roman"/>
+          <w:sz w:val="30"/>
+          <w:szCs w:val="30"/>
+        </w:rPr>
+        <w:t>[VN] Singleton Pattern là một design pattern thuộc nhóm creational đảm bảo rằng một class chỉ có duy nhất một instance trong toàn bộ ứng dụng và cung cấp một điểm truy cập toàn cục để sử dụng instance đó. Pattern này thường được triển khai bằng cách ẩn constructor để không thể tạo object trực tiếp, và cung cấp một phương thức tĩnh như getInstance() để lấy instance; nếu instance chưa tồn tại thì tạo mới, nếu đã tồn tại thì trả về instance cũ. Singleton thường được dùng cho các thành phần cần chia sẻ tài nguyên chung trong hệ thống như logger, configuration manager, cache hoặc database connection manager. Lợi ích chính là tiết kiệm tài nguyên và quản lý trạng thái tập trung, nhưng nếu lạm dụng có thể làm khó test và tạo phụ thuộc toàn cục trong hệ thống.</w:t>
+      </w:r>
+    </w:p>
+    <w:p>
+      <w:pPr>
+        <w:pStyle w:val="Normal"/>
+        <w:ind w:hanging="0" w:start="-540" w:end="-449"/>
+        <w:rPr>
+          <w:rFonts w:ascii="Times New Roman" w:hAnsi="Times New Roman"/>
+          <w:sz w:val="30"/>
+          <w:szCs w:val="30"/>
+        </w:rPr>
+      </w:pPr>
+      <w:r>
+        <w:rPr>
+          <w:rFonts w:ascii="Times New Roman" w:hAnsi="Times New Roman"/>
+          <w:sz w:val="30"/>
+          <w:szCs w:val="30"/>
+        </w:rPr>
+      </w:r>
+    </w:p>
+    <w:p>
+      <w:pPr>
+        <w:pStyle w:val="Normal"/>
+        <w:ind w:hanging="0" w:start="-540" w:end="-449"/>
+        <w:rPr>
+          <w:rFonts w:ascii="Times New Roman" w:hAnsi="Times New Roman"/>
+          <w:sz w:val="30"/>
+          <w:szCs w:val="30"/>
+        </w:rPr>
+      </w:pPr>
+      <w:r>
+        <w:rPr>
+          <w:rFonts w:ascii="Times New Roman" w:hAnsi="Times New Roman"/>
+          <w:sz w:val="30"/>
+          <w:szCs w:val="30"/>
+        </w:rPr>
+        <w:t>[EN] Singleton Pattern is a creational design pattern that ensures a class has only one instance in the entire application and provides a global access point to that instance. This pattern is usually implemented by hiding the constructor so objects cannot be created directly, and providing a static method such as getInstance() to get the instance; if the instance does not exist it will be created, otherwise the existing instance is returned. Singleton is commonly used for components that manage shared resources in a system, such as a logger, configuration manager, cache, or database connection manager. The main benefits are saving resources and centralized state management, but if overused it can make the code harder to test and create global dependencies in the system.</w:t>
+      </w:r>
+    </w:p>
+    <w:p>
+      <w:pPr>
+        <w:pStyle w:val="Normal"/>
+        <w:ind w:hanging="0" w:start="-540" w:end="-449"/>
+        <w:rPr>
+          <w:rFonts w:ascii="Times New Roman" w:hAnsi="Times New Roman"/>
+          <w:sz w:val="30"/>
+          <w:szCs w:val="30"/>
+        </w:rPr>
+      </w:pPr>
+      <w:r>
+        <w:rPr>
+          <w:rFonts w:ascii="Times New Roman" w:hAnsi="Times New Roman"/>
+          <w:sz w:val="30"/>
+          <w:szCs w:val="30"/>
+        </w:rPr>
+      </w:r>
+    </w:p>
+    <w:p>
+      <w:pPr>
+        <w:pStyle w:val="Normal"/>
+        <w:ind w:hanging="0" w:start="-540" w:end="-449"/>
+        <w:rPr>
+          <w:rFonts w:ascii="Times New Roman" w:hAnsi="Times New Roman"/>
+          <w:b/>
+          <w:bCs/>
+          <w:color w:val="3465A4"/>
+          <w:sz w:val="30"/>
+          <w:szCs w:val="30"/>
+        </w:rPr>
+      </w:pPr>
+      <w:r>
+        <w:rPr>
+          <w:rFonts w:ascii="Times New Roman" w:hAnsi="Times New Roman"/>
+          <w:b/>
+          <w:bCs/>
+          <w:color w:val="3465A4"/>
+          <w:sz w:val="30"/>
+          <w:szCs w:val="30"/>
+        </w:rPr>
         <w:t>[VN] Singleton pattern dùng khi nào? Khi nào không nên dùng?</w:t>
       </w:r>
     </w:p>
@@ -2256,6 +2424,174 @@
           <w:sz w:val="30"/>
           <w:szCs w:val="30"/>
         </w:rPr>
+        <w:t xml:space="preserve">[VN] Builder pattern </w:t>
+      </w:r>
+      <w:r>
+        <w:rPr>
+          <w:rFonts w:ascii="Times New Roman" w:hAnsi="Times New Roman"/>
+          <w:b/>
+          <w:bCs/>
+          <w:color w:val="3465A4"/>
+          <w:sz w:val="30"/>
+          <w:szCs w:val="30"/>
+        </w:rPr>
+        <w:t>là gì</w:t>
+      </w:r>
+      <w:r>
+        <w:rPr>
+          <w:rFonts w:ascii="Times New Roman" w:hAnsi="Times New Roman"/>
+          <w:b/>
+          <w:bCs/>
+          <w:color w:val="3465A4"/>
+          <w:sz w:val="30"/>
+          <w:szCs w:val="30"/>
+        </w:rPr>
+        <w:t>?</w:t>
+      </w:r>
+    </w:p>
+    <w:p>
+      <w:pPr>
+        <w:pStyle w:val="Normal"/>
+        <w:ind w:hanging="0" w:start="-540" w:end="-449"/>
+        <w:rPr>
+          <w:rFonts w:ascii="Times New Roman" w:hAnsi="Times New Roman"/>
+          <w:b/>
+          <w:bCs/>
+          <w:color w:val="3465A4"/>
+          <w:sz w:val="30"/>
+          <w:szCs w:val="30"/>
+        </w:rPr>
+      </w:pPr>
+      <w:r>
+        <w:rPr>
+          <w:rFonts w:ascii="Times New Roman" w:hAnsi="Times New Roman"/>
+          <w:b/>
+          <w:bCs/>
+          <w:color w:val="3465A4"/>
+          <w:sz w:val="30"/>
+          <w:szCs w:val="30"/>
+        </w:rPr>
+        <w:t xml:space="preserve">[EN] </w:t>
+      </w:r>
+      <w:r>
+        <w:rPr>
+          <w:rFonts w:ascii="Times New Roman" w:hAnsi="Times New Roman"/>
+          <w:b/>
+          <w:bCs/>
+          <w:color w:val="3465A4"/>
+          <w:sz w:val="30"/>
+          <w:szCs w:val="30"/>
+        </w:rPr>
+        <w:t>What is Builder pattern</w:t>
+      </w:r>
+      <w:r>
+        <w:rPr>
+          <w:rFonts w:ascii="Times New Roman" w:hAnsi="Times New Roman"/>
+          <w:b/>
+          <w:bCs/>
+          <w:color w:val="3465A4"/>
+          <w:sz w:val="30"/>
+          <w:szCs w:val="30"/>
+        </w:rPr>
+        <w:t>?</w:t>
+      </w:r>
+    </w:p>
+    <w:p>
+      <w:pPr>
+        <w:pStyle w:val="Normal"/>
+        <w:ind w:hanging="0" w:start="-540" w:end="-449"/>
+        <w:rPr>
+          <w:rFonts w:ascii="Times New Roman" w:hAnsi="Times New Roman"/>
+          <w:sz w:val="30"/>
+          <w:szCs w:val="30"/>
+        </w:rPr>
+      </w:pPr>
+      <w:r>
+        <w:rPr>
+          <w:rFonts w:ascii="Times New Roman" w:hAnsi="Times New Roman"/>
+          <w:sz w:val="30"/>
+          <w:szCs w:val="30"/>
+        </w:rPr>
+        <w:t>[VN] Builder Pattern là một design pattern thuộc nhóm creational dùng để xây dựng các đối tượng phức tạp từng bước một thay vì truyền nhiều tham số dài vào constructor. Pattern này tách quá trình tạo đối tượng (builder) khỏi đối tượng cuối cùng (product), cho phép lập trình viên thiết lập các thuộc tính theo từng bước và chỉ chọn những thuộc tính cần thiết. Thông thường builder cung cấp các method như withX() để thiết lập giá trị và cuối cùng gọi build() để tạo object hoàn chỉnh. Builder Pattern giúp code dễ đọc, dễ mở rộng và dễ tạo nhiều biến thể của cùng một đối tượng, đặc biệt hữu ích khi object có nhiều thuộc tính hoặc nhiều giá trị tùy chọn.</w:t>
+      </w:r>
+    </w:p>
+    <w:p>
+      <w:pPr>
+        <w:pStyle w:val="Normal"/>
+        <w:ind w:hanging="0" w:start="-540" w:end="-449"/>
+        <w:rPr>
+          <w:rFonts w:ascii="Times New Roman" w:hAnsi="Times New Roman"/>
+          <w:sz w:val="30"/>
+          <w:szCs w:val="30"/>
+        </w:rPr>
+      </w:pPr>
+      <w:r>
+        <w:rPr>
+          <w:rFonts w:ascii="Times New Roman" w:hAnsi="Times New Roman"/>
+          <w:sz w:val="30"/>
+          <w:szCs w:val="30"/>
+        </w:rPr>
+      </w:r>
+    </w:p>
+    <w:p>
+      <w:pPr>
+        <w:pStyle w:val="Normal"/>
+        <w:ind w:hanging="0" w:start="-540" w:end="-449"/>
+        <w:rPr>
+          <w:rFonts w:ascii="Times New Roman" w:hAnsi="Times New Roman"/>
+          <w:sz w:val="30"/>
+          <w:szCs w:val="30"/>
+        </w:rPr>
+      </w:pPr>
+      <w:r>
+        <w:rPr>
+          <w:rFonts w:ascii="Times New Roman" w:hAnsi="Times New Roman"/>
+          <w:sz w:val="30"/>
+          <w:szCs w:val="30"/>
+        </w:rPr>
+        <w:t>[EN] Builder Pattern is a creational design pattern used to create complex objects step by step instead of passing many parameters into a long constructor. This pattern separates the object construction process (builder) from the final object (product), allowing developers to set properties gradually and only include the needed ones. The builder usually provides methods like withX() to set values, and finally a build() method to create the complete object. Builder Pattern makes the code easier to read, easier to extend, and convenient for creating different variations of the same object, especially when the object has many properties or optional values.</w:t>
+      </w:r>
+    </w:p>
+    <w:p>
+      <w:pPr>
+        <w:pStyle w:val="Normal"/>
+        <w:ind w:hanging="0" w:start="-540" w:end="-449"/>
+        <w:rPr>
+          <w:rFonts w:ascii="Times New Roman" w:hAnsi="Times New Roman"/>
+          <w:sz w:val="30"/>
+          <w:szCs w:val="30"/>
+        </w:rPr>
+      </w:pPr>
+      <w:r>
+        <w:rPr>
+          <w:rFonts w:ascii="Times New Roman" w:hAnsi="Times New Roman"/>
+          <w:sz w:val="30"/>
+          <w:szCs w:val="30"/>
+        </w:rPr>
+      </w:r>
+    </w:p>
+    <w:p>
+      <w:pPr>
+        <w:pStyle w:val="Normal"/>
+        <w:ind w:hanging="0" w:start="-540" w:end="-449"/>
+        <w:rPr>
+          <w:rFonts w:ascii="Times New Roman" w:hAnsi="Times New Roman"/>
+          <w:b/>
+          <w:bCs/>
+          <w:color w:val="3465A4"/>
+          <w:sz w:val="30"/>
+          <w:szCs w:val="30"/>
+        </w:rPr>
+      </w:pPr>
+      <w:r>
+        <w:rPr>
+          <w:rFonts w:ascii="Times New Roman" w:hAnsi="Times New Roman"/>
+          <w:b/>
+          <w:bCs/>
+          <w:color w:val="3465A4"/>
+          <w:sz w:val="30"/>
+          <w:szCs w:val="30"/>
+        </w:rPr>
         <w:t>[VN] Builder pattern khác gì constructor truyền nhiều tham số?</w:t>
       </w:r>
     </w:p>
@@ -2380,6 +2716,174 @@
           <w:sz w:val="30"/>
           <w:szCs w:val="30"/>
         </w:rPr>
+        <w:t xml:space="preserve">[VN] Strategy pattern </w:t>
+      </w:r>
+      <w:r>
+        <w:rPr>
+          <w:rFonts w:ascii="Times New Roman" w:hAnsi="Times New Roman"/>
+          <w:b/>
+          <w:bCs/>
+          <w:color w:val="3465A4"/>
+          <w:sz w:val="30"/>
+          <w:szCs w:val="30"/>
+        </w:rPr>
+        <w:t>là gì</w:t>
+      </w:r>
+      <w:r>
+        <w:rPr>
+          <w:rFonts w:ascii="Times New Roman" w:hAnsi="Times New Roman"/>
+          <w:b/>
+          <w:bCs/>
+          <w:color w:val="3465A4"/>
+          <w:sz w:val="30"/>
+          <w:szCs w:val="30"/>
+        </w:rPr>
+        <w:t>?</w:t>
+      </w:r>
+    </w:p>
+    <w:p>
+      <w:pPr>
+        <w:pStyle w:val="Normal"/>
+        <w:ind w:hanging="0" w:start="-540" w:end="-449"/>
+        <w:rPr>
+          <w:rFonts w:ascii="Times New Roman" w:hAnsi="Times New Roman"/>
+          <w:b/>
+          <w:bCs/>
+          <w:color w:val="3465A4"/>
+          <w:sz w:val="30"/>
+          <w:szCs w:val="30"/>
+        </w:rPr>
+      </w:pPr>
+      <w:r>
+        <w:rPr>
+          <w:rFonts w:ascii="Times New Roman" w:hAnsi="Times New Roman"/>
+          <w:b/>
+          <w:bCs/>
+          <w:color w:val="3465A4"/>
+          <w:sz w:val="30"/>
+          <w:szCs w:val="30"/>
+        </w:rPr>
+        <w:t>[EN] Wh</w:t>
+      </w:r>
+      <w:r>
+        <w:rPr>
+          <w:rFonts w:ascii="Times New Roman" w:hAnsi="Times New Roman"/>
+          <w:b/>
+          <w:bCs/>
+          <w:color w:val="3465A4"/>
+          <w:sz w:val="30"/>
+          <w:szCs w:val="30"/>
+        </w:rPr>
+        <w:t>at</w:t>
+      </w:r>
+      <w:r>
+        <w:rPr>
+          <w:rFonts w:ascii="Times New Roman" w:hAnsi="Times New Roman"/>
+          <w:b/>
+          <w:bCs/>
+          <w:color w:val="3465A4"/>
+          <w:sz w:val="30"/>
+          <w:szCs w:val="30"/>
+        </w:rPr>
+        <w:t xml:space="preserve"> is the Strategy pattern?</w:t>
+      </w:r>
+    </w:p>
+    <w:p>
+      <w:pPr>
+        <w:pStyle w:val="Normal"/>
+        <w:ind w:hanging="0" w:start="-540" w:end="-449"/>
+        <w:rPr>
+          <w:rFonts w:ascii="Times New Roman" w:hAnsi="Times New Roman"/>
+          <w:sz w:val="30"/>
+          <w:szCs w:val="30"/>
+        </w:rPr>
+      </w:pPr>
+      <w:r>
+        <w:rPr>
+          <w:rFonts w:ascii="Times New Roman" w:hAnsi="Times New Roman"/>
+          <w:sz w:val="30"/>
+          <w:szCs w:val="30"/>
+        </w:rPr>
+        <w:t>[VN] Strategy Pattern (mẫu Chiến lược) là một design pattern thuộc nhóm behavioral dùng để định nghĩa nhiều thuật toán hoặc cách xử lý cho cùng một nhiệm vụ, sau đó đóng gói mỗi thuật toán thành một class riêng và cho phép thay đổi hoặc chọn thuật toán phù hợp tại runtime mà không cần sửa code chính. Pattern này giúp tránh việc dùng quá nhiều if-else hoặc switch-case, làm code dễ mở rộng, dễ bảo trì, và tuân thủ các nguyên tắc SOLID như Open-Closed Principle và Single Responsibility Principle. Ví dụ, trong hệ thống thương mại điện tử, việc tính giảm giá có thể có nhiều chiến lược khác nhau như giảm giá ngày thường, giảm giá Black Friday hoặc giảm giá 11/11; mỗi chiến lược được triển khai thành một class riêng và hệ thống có thể chọn chiến lược phù hợp tùy theo thời điểm hoặc điều kiện.</w:t>
+      </w:r>
+    </w:p>
+    <w:p>
+      <w:pPr>
+        <w:pStyle w:val="Normal"/>
+        <w:ind w:hanging="0" w:start="-540" w:end="-449"/>
+        <w:rPr>
+          <w:rFonts w:ascii="Times New Roman" w:hAnsi="Times New Roman"/>
+          <w:sz w:val="30"/>
+          <w:szCs w:val="30"/>
+        </w:rPr>
+      </w:pPr>
+      <w:r>
+        <w:rPr>
+          <w:rFonts w:ascii="Times New Roman" w:hAnsi="Times New Roman"/>
+          <w:sz w:val="30"/>
+          <w:szCs w:val="30"/>
+        </w:rPr>
+      </w:r>
+    </w:p>
+    <w:p>
+      <w:pPr>
+        <w:pStyle w:val="Normal"/>
+        <w:ind w:hanging="0" w:start="-540" w:end="-449"/>
+        <w:rPr>
+          <w:rFonts w:ascii="Times New Roman" w:hAnsi="Times New Roman"/>
+          <w:sz w:val="30"/>
+          <w:szCs w:val="30"/>
+        </w:rPr>
+      </w:pPr>
+      <w:r>
+        <w:rPr>
+          <w:rFonts w:ascii="Times New Roman" w:hAnsi="Times New Roman"/>
+          <w:sz w:val="30"/>
+          <w:szCs w:val="30"/>
+        </w:rPr>
+        <w:t>[EN] Strategy Pattern is a behavioral design pattern used to define multiple algorithms or ways to perform the same task, then encapsulate each algorithm in a separate class and allow the program to choose or switch the algorithm at runtime without changing the main code. This pattern helps avoid long if-else or switch-case statements, making the code easier to extend and maintain, and following SOLID principles such as the Open-Closed Principle and Single Responsibility Principle. For example, in an e-commerce system, calculating discounts may have different strategies such as normal day discount, Black Friday discount, or 11/11 promotion; each strategy is implemented as a separate class, and the system selects the appropriate strategy depending on the date or conditions.</w:t>
+      </w:r>
+    </w:p>
+    <w:p>
+      <w:pPr>
+        <w:pStyle w:val="Normal"/>
+        <w:ind w:hanging="0" w:start="-540" w:end="-449"/>
+        <w:rPr>
+          <w:rFonts w:ascii="Times New Roman" w:hAnsi="Times New Roman"/>
+          <w:sz w:val="30"/>
+          <w:szCs w:val="30"/>
+        </w:rPr>
+      </w:pPr>
+      <w:r>
+        <w:rPr>
+          <w:rFonts w:ascii="Times New Roman" w:hAnsi="Times New Roman"/>
+          <w:sz w:val="30"/>
+          <w:szCs w:val="30"/>
+        </w:rPr>
+      </w:r>
+    </w:p>
+    <w:p>
+      <w:pPr>
+        <w:pStyle w:val="Normal"/>
+        <w:ind w:hanging="0" w:start="-540" w:end="-449"/>
+        <w:rPr>
+          <w:rFonts w:ascii="Times New Roman" w:hAnsi="Times New Roman"/>
+          <w:b/>
+          <w:bCs/>
+          <w:color w:val="3465A4"/>
+          <w:sz w:val="30"/>
+          <w:szCs w:val="30"/>
+        </w:rPr>
+      </w:pPr>
+      <w:r>
+        <w:rPr>
+          <w:rFonts w:ascii="Times New Roman" w:hAnsi="Times New Roman"/>
+          <w:b/>
+          <w:bCs/>
+          <w:color w:val="3465A4"/>
+          <w:sz w:val="30"/>
+          <w:szCs w:val="30"/>
+        </w:rPr>
         <w:t>[VN] Strategy pattern dùng khi nào trong business logic?</w:t>
       </w:r>
     </w:p>
@@ -2628,6 +3132,174 @@
           <w:sz w:val="30"/>
           <w:szCs w:val="30"/>
         </w:rPr>
+        <w:t xml:space="preserve">[VN] Adapter pattern </w:t>
+      </w:r>
+      <w:r>
+        <w:rPr>
+          <w:rFonts w:ascii="Times New Roman" w:hAnsi="Times New Roman"/>
+          <w:b/>
+          <w:bCs/>
+          <w:color w:val="3465A4"/>
+          <w:sz w:val="30"/>
+          <w:szCs w:val="30"/>
+        </w:rPr>
+        <w:t>là gì</w:t>
+      </w:r>
+      <w:r>
+        <w:rPr>
+          <w:rFonts w:ascii="Times New Roman" w:hAnsi="Times New Roman"/>
+          <w:b/>
+          <w:bCs/>
+          <w:color w:val="3465A4"/>
+          <w:sz w:val="30"/>
+          <w:szCs w:val="30"/>
+        </w:rPr>
+        <w:t>?</w:t>
+      </w:r>
+    </w:p>
+    <w:p>
+      <w:pPr>
+        <w:pStyle w:val="Normal"/>
+        <w:ind w:hanging="0" w:start="-540" w:end="-449"/>
+        <w:rPr>
+          <w:rFonts w:ascii="Times New Roman" w:hAnsi="Times New Roman"/>
+          <w:b/>
+          <w:bCs/>
+          <w:color w:val="3465A4"/>
+          <w:sz w:val="30"/>
+          <w:szCs w:val="30"/>
+        </w:rPr>
+      </w:pPr>
+      <w:r>
+        <w:rPr>
+          <w:rFonts w:ascii="Times New Roman" w:hAnsi="Times New Roman"/>
+          <w:b/>
+          <w:bCs/>
+          <w:color w:val="3465A4"/>
+          <w:sz w:val="30"/>
+          <w:szCs w:val="30"/>
+        </w:rPr>
+        <w:t xml:space="preserve">[EN] </w:t>
+      </w:r>
+      <w:r>
+        <w:rPr>
+          <w:rFonts w:ascii="Times New Roman" w:hAnsi="Times New Roman"/>
+          <w:b/>
+          <w:bCs/>
+          <w:color w:val="3465A4"/>
+          <w:sz w:val="30"/>
+          <w:szCs w:val="30"/>
+        </w:rPr>
+        <w:t>What is Adapter pattern</w:t>
+      </w:r>
+      <w:r>
+        <w:rPr>
+          <w:rFonts w:ascii="Times New Roman" w:hAnsi="Times New Roman"/>
+          <w:b/>
+          <w:bCs/>
+          <w:color w:val="3465A4"/>
+          <w:sz w:val="30"/>
+          <w:szCs w:val="30"/>
+        </w:rPr>
+        <w:t>?</w:t>
+      </w:r>
+    </w:p>
+    <w:p>
+      <w:pPr>
+        <w:pStyle w:val="Normal"/>
+        <w:ind w:hanging="0" w:start="-540" w:end="-449"/>
+        <w:rPr>
+          <w:rFonts w:ascii="Times New Roman" w:hAnsi="Times New Roman"/>
+          <w:sz w:val="30"/>
+          <w:szCs w:val="30"/>
+        </w:rPr>
+      </w:pPr>
+      <w:r>
+        <w:rPr>
+          <w:rFonts w:ascii="Times New Roman" w:hAnsi="Times New Roman"/>
+          <w:sz w:val="30"/>
+          <w:szCs w:val="30"/>
+        </w:rPr>
+        <w:t>[VN] Adapter Pattern là một design pattern thuộc nhóm structural cho phép hai đối tượng có giao diện (interface) không tương thích vẫn có thể làm việc với nhau. Pattern này hoạt động như một bộ chuyển đổi hoặc phiên dịch, đứng giữa hai hệ thống và chuyển đổi dữ liệu hoặc method call từ giao diện này sang giao diện khác mà không cần thay đổi code gốc. Adapter thường được dùng khi cần tích hợp hệ thống cũ, thư viện bên thứ ba hoặc các API khác nhau. Ví dụ, nếu một hệ thống chỉ hỗ trợ thanh toán bằng Visa nhưng người dùng muốn trả bằng Momo, một Adapter có thể chuyển đổi yêu cầu thanh toán Momo thành giao diện Visa để hệ thống vẫn xử lý được.</w:t>
+      </w:r>
+    </w:p>
+    <w:p>
+      <w:pPr>
+        <w:pStyle w:val="Normal"/>
+        <w:ind w:hanging="0" w:start="-540" w:end="-449"/>
+        <w:rPr>
+          <w:rFonts w:ascii="Times New Roman" w:hAnsi="Times New Roman"/>
+          <w:sz w:val="30"/>
+          <w:szCs w:val="30"/>
+        </w:rPr>
+      </w:pPr>
+      <w:r>
+        <w:rPr>
+          <w:rFonts w:ascii="Times New Roman" w:hAnsi="Times New Roman"/>
+          <w:sz w:val="30"/>
+          <w:szCs w:val="30"/>
+        </w:rPr>
+      </w:r>
+    </w:p>
+    <w:p>
+      <w:pPr>
+        <w:pStyle w:val="Normal"/>
+        <w:ind w:hanging="0" w:start="-540" w:end="-449"/>
+        <w:rPr>
+          <w:rFonts w:ascii="Times New Roman" w:hAnsi="Times New Roman"/>
+          <w:sz w:val="30"/>
+          <w:szCs w:val="30"/>
+        </w:rPr>
+      </w:pPr>
+      <w:r>
+        <w:rPr>
+          <w:rFonts w:ascii="Times New Roman" w:hAnsi="Times New Roman"/>
+          <w:sz w:val="30"/>
+          <w:szCs w:val="30"/>
+        </w:rPr>
+        <w:t>[EN] Adapter Pattern is a structural design pattern that allows two objects with incompatible interfaces to work together. It works like a converter or translator, sitting between two systems and converting data or method calls from one interface to another without changing the original code. Adapter is commonly used when integrating legacy systems, third-party libraries, or different APIs. For example, if a system only supports Visa payments but a user wants to pay with Momo, an Adapter can convert the Momo payment request into a Visa-like interface so the system can process it successfully.</w:t>
+      </w:r>
+    </w:p>
+    <w:p>
+      <w:pPr>
+        <w:pStyle w:val="Normal"/>
+        <w:ind w:hanging="0" w:start="-540" w:end="-449"/>
+        <w:rPr>
+          <w:rFonts w:ascii="Times New Roman" w:hAnsi="Times New Roman"/>
+          <w:sz w:val="30"/>
+          <w:szCs w:val="30"/>
+        </w:rPr>
+      </w:pPr>
+      <w:r>
+        <w:rPr>
+          <w:rFonts w:ascii="Times New Roman" w:hAnsi="Times New Roman"/>
+          <w:sz w:val="30"/>
+          <w:szCs w:val="30"/>
+        </w:rPr>
+      </w:r>
+    </w:p>
+    <w:p>
+      <w:pPr>
+        <w:pStyle w:val="Normal"/>
+        <w:ind w:hanging="0" w:start="-540" w:end="-449"/>
+        <w:rPr>
+          <w:rFonts w:ascii="Times New Roman" w:hAnsi="Times New Roman"/>
+          <w:b/>
+          <w:bCs/>
+          <w:color w:val="3465A4"/>
+          <w:sz w:val="30"/>
+          <w:szCs w:val="30"/>
+        </w:rPr>
+      </w:pPr>
+      <w:r>
+        <w:rPr>
+          <w:rFonts w:ascii="Times New Roman" w:hAnsi="Times New Roman"/>
+          <w:b/>
+          <w:bCs/>
+          <w:color w:val="3465A4"/>
+          <w:sz w:val="30"/>
+          <w:szCs w:val="30"/>
+        </w:rPr>
         <w:t>[VN] Adapter pattern dùng khi tích hợp hệ thống legacy như thế nào?</w:t>
       </w:r>
     </w:p>
@@ -2752,6 +3424,174 @@
           <w:sz w:val="30"/>
           <w:szCs w:val="30"/>
         </w:rPr>
+        <w:t xml:space="preserve">[VN] Facade pattern </w:t>
+      </w:r>
+      <w:r>
+        <w:rPr>
+          <w:rFonts w:ascii="Times New Roman" w:hAnsi="Times New Roman"/>
+          <w:b/>
+          <w:bCs/>
+          <w:color w:val="3465A4"/>
+          <w:sz w:val="30"/>
+          <w:szCs w:val="30"/>
+        </w:rPr>
+        <w:t>là gì</w:t>
+      </w:r>
+      <w:r>
+        <w:rPr>
+          <w:rFonts w:ascii="Times New Roman" w:hAnsi="Times New Roman"/>
+          <w:b/>
+          <w:bCs/>
+          <w:color w:val="3465A4"/>
+          <w:sz w:val="30"/>
+          <w:szCs w:val="30"/>
+        </w:rPr>
+        <w:t>?</w:t>
+      </w:r>
+    </w:p>
+    <w:p>
+      <w:pPr>
+        <w:pStyle w:val="Normal"/>
+        <w:ind w:hanging="0" w:start="-540" w:end="-449"/>
+        <w:rPr>
+          <w:rFonts w:ascii="Times New Roman" w:hAnsi="Times New Roman"/>
+          <w:b/>
+          <w:bCs/>
+          <w:color w:val="3465A4"/>
+          <w:sz w:val="30"/>
+          <w:szCs w:val="30"/>
+        </w:rPr>
+      </w:pPr>
+      <w:r>
+        <w:rPr>
+          <w:rFonts w:ascii="Times New Roman" w:hAnsi="Times New Roman"/>
+          <w:b/>
+          <w:bCs/>
+          <w:color w:val="3465A4"/>
+          <w:sz w:val="30"/>
+          <w:szCs w:val="30"/>
+        </w:rPr>
+        <w:t xml:space="preserve">[EN] </w:t>
+      </w:r>
+      <w:r>
+        <w:rPr>
+          <w:rFonts w:ascii="Times New Roman" w:hAnsi="Times New Roman"/>
+          <w:b/>
+          <w:bCs/>
+          <w:color w:val="3465A4"/>
+          <w:sz w:val="30"/>
+          <w:szCs w:val="30"/>
+        </w:rPr>
+        <w:t>What is Facade pattern</w:t>
+      </w:r>
+      <w:r>
+        <w:rPr>
+          <w:rFonts w:ascii="Times New Roman" w:hAnsi="Times New Roman"/>
+          <w:b/>
+          <w:bCs/>
+          <w:color w:val="3465A4"/>
+          <w:sz w:val="30"/>
+          <w:szCs w:val="30"/>
+        </w:rPr>
+        <w:t>?</w:t>
+      </w:r>
+    </w:p>
+    <w:p>
+      <w:pPr>
+        <w:pStyle w:val="Normal"/>
+        <w:ind w:hanging="0" w:start="-540" w:end="-449"/>
+        <w:rPr>
+          <w:rFonts w:ascii="Times New Roman" w:hAnsi="Times New Roman"/>
+          <w:sz w:val="30"/>
+          <w:szCs w:val="30"/>
+        </w:rPr>
+      </w:pPr>
+      <w:r>
+        <w:rPr>
+          <w:rFonts w:ascii="Times New Roman" w:hAnsi="Times New Roman"/>
+          <w:sz w:val="30"/>
+          <w:szCs w:val="30"/>
+        </w:rPr>
+        <w:t>[VN] Facade Pattern (mẫu Mặt tiền) là một design pattern thuộc nhóm structural cung cấp một giao diện đơn giản để làm việc với một hệ thống phức tạp gồm nhiều class hoặc module bên trong. Thay vì client phải gọi nhiều service hoặc class khác nhau, Facade sẽ đóng vai trò trung gian và cung cấp một method hoặc API duy nhất, sau đó bên trong nó sẽ gọi các thành phần cần thiết và xử lý logic. Pattern này giúp che giấu sự phức tạp của subsystem, giảm coupling giữa client và hệ thống bên trong, đồng thời làm cho code dễ hiểu, dễ bảo trì và dễ mở rộng. Ví dụ trong hệ thống e-commerce, khi người dùng bấm “Mua ngay”, một Facade có thể gọi nhiều service như kiểm tra giảm giá, tính phí vận chuyển, kiểm tra tồn kho và tạo đơn hàng, nhưng đối với client thì chỉ cần gọi một method duy nhất.</w:t>
+      </w:r>
+    </w:p>
+    <w:p>
+      <w:pPr>
+        <w:pStyle w:val="Normal"/>
+        <w:ind w:hanging="0" w:start="-540" w:end="-449"/>
+        <w:rPr>
+          <w:rFonts w:ascii="Times New Roman" w:hAnsi="Times New Roman"/>
+          <w:sz w:val="30"/>
+          <w:szCs w:val="30"/>
+        </w:rPr>
+      </w:pPr>
+      <w:r>
+        <w:rPr>
+          <w:rFonts w:ascii="Times New Roman" w:hAnsi="Times New Roman"/>
+          <w:sz w:val="30"/>
+          <w:szCs w:val="30"/>
+        </w:rPr>
+      </w:r>
+    </w:p>
+    <w:p>
+      <w:pPr>
+        <w:pStyle w:val="Normal"/>
+        <w:ind w:hanging="0" w:start="-540" w:end="-449"/>
+        <w:rPr>
+          <w:rFonts w:ascii="Times New Roman" w:hAnsi="Times New Roman"/>
+          <w:sz w:val="30"/>
+          <w:szCs w:val="30"/>
+        </w:rPr>
+      </w:pPr>
+      <w:r>
+        <w:rPr>
+          <w:rFonts w:ascii="Times New Roman" w:hAnsi="Times New Roman"/>
+          <w:sz w:val="30"/>
+          <w:szCs w:val="30"/>
+        </w:rPr>
+        <w:t>[EN] Facade Pattern is a structural design pattern that provides a simple interface to interact with a complex system that contains many classes or modules. Instead of letting the client call many services directly, the Facade acts as a middle layer and exposes a single method or API, while internally it calls the required components and handles the logic. This pattern helps hide the complexity of the subsystem and reduce coupling between the client and internal components, making the code easier to understand, maintain, and extend. For example, in an e-commerce system, when a user clicks “Buy Now”, a Facade may call several services such as discount calculation, shipping fee calculation, inventory check, and order creation, but from the client’s perspective it only needs to call one method.</w:t>
+      </w:r>
+    </w:p>
+    <w:p>
+      <w:pPr>
+        <w:pStyle w:val="Normal"/>
+        <w:ind w:hanging="0" w:start="-540" w:end="-449"/>
+        <w:rPr>
+          <w:rFonts w:ascii="Times New Roman" w:hAnsi="Times New Roman"/>
+          <w:sz w:val="30"/>
+          <w:szCs w:val="30"/>
+        </w:rPr>
+      </w:pPr>
+      <w:r>
+        <w:rPr>
+          <w:rFonts w:ascii="Times New Roman" w:hAnsi="Times New Roman"/>
+          <w:sz w:val="30"/>
+          <w:szCs w:val="30"/>
+        </w:rPr>
+      </w:r>
+    </w:p>
+    <w:p>
+      <w:pPr>
+        <w:pStyle w:val="Normal"/>
+        <w:ind w:hanging="0" w:start="-540" w:end="-449"/>
+        <w:rPr>
+          <w:rFonts w:ascii="Times New Roman" w:hAnsi="Times New Roman"/>
+          <w:b/>
+          <w:bCs/>
+          <w:color w:val="3465A4"/>
+          <w:sz w:val="30"/>
+          <w:szCs w:val="30"/>
+        </w:rPr>
+      </w:pPr>
+      <w:r>
+        <w:rPr>
+          <w:rFonts w:ascii="Times New Roman" w:hAnsi="Times New Roman"/>
+          <w:b/>
+          <w:bCs/>
+          <w:color w:val="3465A4"/>
+          <w:sz w:val="30"/>
+          <w:szCs w:val="30"/>
+        </w:rPr>
         <w:t>[VN] Facade pattern giúp đơn giản hóa hệ thống lớn ra sao?</w:t>
       </w:r>
     </w:p>
@@ -3035,17 +3875,7 @@
           <w:sz w:val="30"/>
           <w:szCs w:val="30"/>
         </w:rPr>
-        <w:t>SOLID là gì và tại sao nó quan trọng trong thiết kế p</w:t>
-      </w:r>
-      <w:r>
-        <w:rPr>
-          <w:rFonts w:ascii="Times New Roman" w:hAnsi="Times New Roman"/>
-          <w:b/>
-          <w:bCs/>
-          <w:sz w:val="30"/>
-          <w:szCs w:val="30"/>
-        </w:rPr>
-        <w:t>hần mềm?</w:t>
+        <w:t>SOLID là gì và tại sao nó quan trọng trong thiết kế phần mềm?</w:t>
       </w:r>
     </w:p>
     <w:p>
@@ -3062,17 +3892,7 @@
           <w:sz w:val="30"/>
           <w:szCs w:val="30"/>
         </w:rPr>
-        <w:t>Single Responsibility Principle(SRP) là gì? Cho ví dụ trong service desig</w:t>
-      </w:r>
-      <w:r>
-        <w:rPr>
-          <w:rFonts w:ascii="Times New Roman" w:hAnsi="Times New Roman"/>
-          <w:b/>
-          <w:bCs/>
-          <w:sz w:val="30"/>
-          <w:szCs w:val="30"/>
-        </w:rPr>
-        <w:t>n.</w:t>
+        <w:t>Single Responsibility Principle(SRP) là gì? Cho ví dụ trong service design.</w:t>
       </w:r>
     </w:p>
     <w:p>
@@ -3089,17 +3909,7 @@
           <w:sz w:val="30"/>
           <w:szCs w:val="30"/>
         </w:rPr>
-        <w:t>Open/Closed Principle(OCP) là gì? Làm sao để mở rộng code mà khôn</w:t>
-      </w:r>
-      <w:r>
-        <w:rPr>
-          <w:rFonts w:ascii="Times New Roman" w:hAnsi="Times New Roman"/>
-          <w:b/>
-          <w:bCs/>
-          <w:sz w:val="30"/>
-          <w:szCs w:val="30"/>
-        </w:rPr>
-        <w:t>g sửa code cũ?</w:t>
+        <w:t>Open/Closed Principle(OCP) là gì? Làm sao để mở rộng code mà không sửa code cũ?</w:t>
       </w:r>
     </w:p>
     <w:p>
@@ -3116,17 +3926,7 @@
           <w:sz w:val="30"/>
           <w:szCs w:val="30"/>
         </w:rPr>
-        <w:t>Liskov Substitution Principle(LSP) nghĩa là gì? Khi nào sub</w:t>
-      </w:r>
-      <w:r>
-        <w:rPr>
-          <w:rFonts w:ascii="Times New Roman" w:hAnsi="Times New Roman"/>
-          <w:b/>
-          <w:bCs/>
-          <w:sz w:val="30"/>
-          <w:szCs w:val="30"/>
-        </w:rPr>
-        <w:t>class có thể gây bug?</w:t>
+        <w:t>Liskov Substitution Principle(LSP) nghĩa là gì? Khi nào subclass có thể gây bug?</w:t>
       </w:r>
     </w:p>
     <w:p>
@@ -3143,17 +3943,7 @@
           <w:sz w:val="30"/>
           <w:szCs w:val="30"/>
         </w:rPr>
-        <w:t>Interface Segregation Principle(ISP) giải quyết</w:t>
-      </w:r>
-      <w:r>
-        <w:rPr>
-          <w:rFonts w:ascii="Times New Roman" w:hAnsi="Times New Roman"/>
-          <w:b/>
-          <w:bCs/>
-          <w:sz w:val="30"/>
-          <w:szCs w:val="30"/>
-        </w:rPr>
-        <w:t xml:space="preserve"> vấn đề gì trong thiết kế API?</w:t>
+        <w:t>Interface Segregation Principle(ISP) giải quyết vấn đề gì trong thiết kế API?</w:t>
       </w:r>
     </w:p>
     <w:p>
@@ -3193,17 +3983,7 @@
           <w:sz w:val="30"/>
           <w:szCs w:val="30"/>
         </w:rPr>
-        <w:t>Làm sao áp dụng SOLID khi thiết kế mic</w:t>
-      </w:r>
-      <w:r>
-        <w:rPr>
-          <w:rFonts w:ascii="Times New Roman" w:hAnsi="Times New Roman"/>
-          <w:b/>
-          <w:bCs/>
-          <w:sz w:val="30"/>
-          <w:szCs w:val="30"/>
-        </w:rPr>
-        <w:t>roservice?</w:t>
+        <w:t>Làm sao áp dụng SOLID khi thiết kế microservice?</w:t>
       </w:r>
     </w:p>
     <w:p>
@@ -3220,17 +4000,7 @@
           <w:sz w:val="30"/>
           <w:szCs w:val="30"/>
         </w:rPr>
-        <w:t>SRP ảnh hưởng thế nào đến việc chia serv</w:t>
-      </w:r>
-      <w:r>
-        <w:rPr>
-          <w:rFonts w:ascii="Times New Roman" w:hAnsi="Times New Roman"/>
-          <w:b/>
-          <w:bCs/>
-          <w:sz w:val="30"/>
-          <w:szCs w:val="30"/>
-        </w:rPr>
-        <w:t>ice trong microservices?</w:t>
+        <w:t>SRP ảnh hưởng thế nào đến việc chia service trong microservices?</w:t>
       </w:r>
     </w:p>
     <w:p>
@@ -3247,17 +4017,7 @@
           <w:sz w:val="30"/>
           <w:szCs w:val="30"/>
         </w:rPr>
-        <w:t>DIP giúp test hệ thống dễ hơn n</w:t>
-      </w:r>
-      <w:r>
-        <w:rPr>
-          <w:rFonts w:ascii="Times New Roman" w:hAnsi="Times New Roman"/>
-          <w:b/>
-          <w:bCs/>
-          <w:sz w:val="30"/>
-          <w:szCs w:val="30"/>
-        </w:rPr>
-        <w:t>hư thế nào?</w:t>
+        <w:t>DIP giúp test hệ thống dễ hơn như thế nào?</w:t>
       </w:r>
     </w:p>
     <w:p>
@@ -3274,17 +4034,7 @@
           <w:sz w:val="30"/>
           <w:szCs w:val="30"/>
         </w:rPr>
-        <w:t>ISP giúp thiết kế API client tốt h</w:t>
-      </w:r>
-      <w:r>
-        <w:rPr>
-          <w:rFonts w:ascii="Times New Roman" w:hAnsi="Times New Roman"/>
-          <w:b/>
-          <w:bCs/>
-          <w:sz w:val="30"/>
-          <w:szCs w:val="30"/>
-        </w:rPr>
-        <w:t>ơn ra sao?</w:t>
+        <w:t>ISP giúp thiết kế API client tốt hơn ra sao?</w:t>
       </w:r>
     </w:p>
     <w:p>
@@ -3422,7 +4172,40 @@
           <w:sz w:val="30"/>
           <w:szCs w:val="30"/>
         </w:rPr>
-        <w:t>Design pattern là gì và tại sao nó quan trọng trong system design?</w:t>
+        <w:t>Design pattern</w:t>
+      </w:r>
+      <w:r>
+        <w:rPr>
+          <w:rFonts w:ascii="Times New Roman" w:hAnsi="Times New Roman"/>
+          <w:b/>
+          <w:bCs/>
+          <w:sz w:val="30"/>
+          <w:szCs w:val="30"/>
+        </w:rPr>
+        <w:t xml:space="preserve"> là gì và tại sao nó quan trọng trong system design?</w:t>
+      </w:r>
+    </w:p>
+    <w:p>
+      <w:pPr>
+        <w:pStyle w:val="Normal"/>
+        <w:ind w:hanging="0" w:start="-540" w:end="-449"/>
+        <w:rPr>
+          <w:rFonts w:ascii="Times New Roman" w:hAnsi="Times New Roman"/>
+          <w:b/>
+          <w:bCs/>
+          <w:sz w:val="30"/>
+          <w:szCs w:val="30"/>
+        </w:rPr>
+      </w:pPr>
+      <w:r>
+        <w:rPr>
+          <w:rFonts w:ascii="Times New Roman" w:hAnsi="Times New Roman"/>
+          <w:b/>
+          <w:bCs/>
+          <w:sz w:val="30"/>
+          <w:szCs w:val="30"/>
+        </w:rPr>
+        <w:t>Singleton pattern là gì?</w:t>
       </w:r>
     </w:p>
     <w:p>
@@ -3468,7 +4251,129 @@
           <w:sz w:val="30"/>
           <w:szCs w:val="30"/>
         </w:rPr>
-        <w:t>Factory pattern giúp giải quyết vấn đề gì?</w:t>
+        <w:t xml:space="preserve">Factory pattern </w:t>
+      </w:r>
+      <w:r>
+        <w:rPr>
+          <w:rFonts w:ascii="Times New Roman" w:hAnsi="Times New Roman"/>
+          <w:b/>
+          <w:bCs/>
+          <w:sz w:val="30"/>
+          <w:szCs w:val="30"/>
+        </w:rPr>
+        <w:t>giú</w:t>
+      </w:r>
+      <w:r>
+        <w:rPr>
+          <w:rFonts w:ascii="Times New Roman" w:hAnsi="Times New Roman"/>
+          <w:b/>
+          <w:bCs/>
+          <w:sz w:val="30"/>
+          <w:szCs w:val="30"/>
+        </w:rPr>
+        <w:t>p giải quyết vấn đề gì?</w:t>
+      </w:r>
+    </w:p>
+    <w:p>
+      <w:pPr>
+        <w:pStyle w:val="Normal"/>
+        <w:ind w:hanging="0" w:start="-540" w:end="-449"/>
+        <w:rPr>
+          <w:rFonts w:ascii="Times New Roman" w:hAnsi="Times New Roman"/>
+          <w:b/>
+          <w:bCs/>
+          <w:sz w:val="30"/>
+          <w:szCs w:val="30"/>
+        </w:rPr>
+      </w:pPr>
+      <w:r>
+        <w:rPr>
+          <w:rFonts w:ascii="Times New Roman" w:hAnsi="Times New Roman"/>
+          <w:b/>
+          <w:bCs/>
+          <w:sz w:val="30"/>
+          <w:szCs w:val="30"/>
+        </w:rPr>
+        <w:t>Builder pattern là gì?</w:t>
+      </w:r>
+    </w:p>
+    <w:p>
+      <w:pPr>
+        <w:pStyle w:val="Normal"/>
+        <w:ind w:hanging="0" w:start="-540" w:end="-449"/>
+        <w:rPr>
+          <w:rFonts w:ascii="Times New Roman" w:hAnsi="Times New Roman"/>
+          <w:b/>
+          <w:bCs/>
+          <w:sz w:val="30"/>
+          <w:szCs w:val="30"/>
+        </w:rPr>
+      </w:pPr>
+      <w:r>
+        <w:rPr>
+          <w:rFonts w:ascii="Times New Roman" w:hAnsi="Times New Roman"/>
+          <w:b/>
+          <w:bCs/>
+          <w:sz w:val="30"/>
+          <w:szCs w:val="30"/>
+        </w:rPr>
+        <w:t>Builder pattern khác g</w:t>
+      </w:r>
+      <w:r>
+        <w:rPr>
+          <w:rFonts w:ascii="Times New Roman" w:hAnsi="Times New Roman"/>
+          <w:b/>
+          <w:bCs/>
+          <w:sz w:val="30"/>
+          <w:szCs w:val="30"/>
+        </w:rPr>
+        <w:t>ì constructor truyền nhiều tham số?</w:t>
+      </w:r>
+    </w:p>
+    <w:p>
+      <w:pPr>
+        <w:pStyle w:val="Normal"/>
+        <w:ind w:hanging="0" w:start="-540" w:end="-449"/>
+        <w:rPr>
+          <w:rFonts w:ascii="Times New Roman" w:hAnsi="Times New Roman"/>
+          <w:b/>
+          <w:bCs/>
+          <w:sz w:val="30"/>
+          <w:szCs w:val="30"/>
+        </w:rPr>
+      </w:pPr>
+      <w:r>
+        <w:rPr>
+          <w:rFonts w:ascii="Times New Roman" w:hAnsi="Times New Roman"/>
+          <w:b/>
+          <w:bCs/>
+          <w:sz w:val="30"/>
+          <w:szCs w:val="30"/>
+        </w:rPr>
+        <w:t>Strategy pattern là gì?</w:t>
+      </w:r>
+    </w:p>
+    <w:p>
+      <w:pPr>
+        <w:pStyle w:val="Normal"/>
+        <w:ind w:hanging="0" w:start="-540" w:end="-449"/>
+        <w:rPr>
+          <w:rFonts w:ascii="Times New Roman" w:hAnsi="Times New Roman"/>
+          <w:b/>
+          <w:bCs/>
+          <w:sz w:val="30"/>
+          <w:szCs w:val="30"/>
+        </w:rPr>
+      </w:pPr>
+      <w:r>
+        <w:rPr>
+          <w:rFonts w:ascii="Times New Roman" w:hAnsi="Times New Roman"/>
+          <w:b/>
+          <w:bCs/>
+          <w:sz w:val="30"/>
+          <w:szCs w:val="30"/>
+        </w:rPr>
+        <w:t>Strategy pattern dùng khi nào trong business logic?</w:t>
       </w:r>
     </w:p>
     <w:p>
@@ -3485,7 +4390,40 @@
           <w:sz w:val="30"/>
           <w:szCs w:val="30"/>
         </w:rPr>
-        <w:t>Builder pattern khác gì constructor truyền nhiều tham số?</w:t>
+        <w:t xml:space="preserve">Dependency </w:t>
+      </w:r>
+      <w:r>
+        <w:rPr>
+          <w:rFonts w:ascii="Times New Roman" w:hAnsi="Times New Roman"/>
+          <w:b/>
+          <w:bCs/>
+          <w:sz w:val="30"/>
+          <w:szCs w:val="30"/>
+        </w:rPr>
+        <w:t>Injection pattern giúp code dễ test như thế nào?</w:t>
+      </w:r>
+    </w:p>
+    <w:p>
+      <w:pPr>
+        <w:pStyle w:val="Normal"/>
+        <w:ind w:hanging="0" w:start="-540" w:end="-449"/>
+        <w:rPr>
+          <w:rFonts w:ascii="Times New Roman" w:hAnsi="Times New Roman"/>
+          <w:b/>
+          <w:bCs/>
+          <w:sz w:val="30"/>
+          <w:szCs w:val="30"/>
+        </w:rPr>
+      </w:pPr>
+      <w:r>
+        <w:rPr>
+          <w:rFonts w:ascii="Times New Roman" w:hAnsi="Times New Roman"/>
+          <w:b/>
+          <w:bCs/>
+          <w:sz w:val="30"/>
+          <w:szCs w:val="30"/>
+        </w:rPr>
+        <w:t>Adapter pattern là gì?</w:t>
       </w:r>
     </w:p>
     <w:p>
@@ -3502,63 +4440,50 @@
           <w:sz w:val="30"/>
           <w:szCs w:val="30"/>
         </w:rPr>
-        <w:t>Strategy pattern dùng khi nào trong b</w:t>
-      </w:r>
-      <w:r>
-        <w:rPr>
-          <w:rFonts w:ascii="Times New Roman" w:hAnsi="Times New Roman"/>
-          <w:b/>
-          <w:bCs/>
-          <w:sz w:val="30"/>
-          <w:szCs w:val="30"/>
-        </w:rPr>
-        <w:t>usiness logic?</w:t>
-      </w:r>
-    </w:p>
-    <w:p>
-      <w:pPr>
-        <w:pStyle w:val="Normal"/>
-        <w:ind w:hanging="0" w:start="-540" w:end="-449"/>
-        <w:rPr>
-          <w:rFonts w:ascii="Times New Roman" w:hAnsi="Times New Roman"/>
-          <w:b/>
-          <w:bCs/>
-          <w:sz w:val="30"/>
-          <w:szCs w:val="30"/>
-        </w:rPr>
-      </w:pPr>
-      <w:r>
-        <w:rPr>
-          <w:rFonts w:ascii="Times New Roman" w:hAnsi="Times New Roman"/>
-          <w:b/>
-          <w:bCs/>
-          <w:sz w:val="30"/>
-          <w:szCs w:val="30"/>
-        </w:rPr>
-        <w:t>Dependency Injection pattern giúp code dễ test như thế nào?</w:t>
-      </w:r>
-    </w:p>
-    <w:p>
-      <w:pPr>
-        <w:pStyle w:val="Normal"/>
-        <w:ind w:hanging="0" w:start="-540" w:end="-449"/>
-        <w:rPr>
-          <w:rFonts w:ascii="Times New Roman" w:hAnsi="Times New Roman"/>
-          <w:b/>
-          <w:bCs/>
-          <w:sz w:val="30"/>
-          <w:szCs w:val="30"/>
-        </w:rPr>
-      </w:pPr>
-      <w:r>
-        <w:rPr>
-          <w:rFonts w:ascii="Times New Roman" w:hAnsi="Times New Roman"/>
-          <w:b/>
-          <w:bCs/>
-          <w:sz w:val="30"/>
-          <w:szCs w:val="30"/>
-        </w:rPr>
-        <w:t>Adapter pattern dùng khi tích hợp hệ thống legacy như thế nào?</w:t>
+        <w:t>Adapter patte</w:t>
+      </w:r>
+      <w:r>
+        <w:rPr>
+          <w:rFonts w:ascii="Times New Roman" w:hAnsi="Times New Roman"/>
+          <w:b/>
+          <w:bCs/>
+          <w:sz w:val="30"/>
+          <w:szCs w:val="30"/>
+        </w:rPr>
+        <w:t>rn dùng k</w:t>
+      </w:r>
+      <w:r>
+        <w:rPr>
+          <w:rFonts w:ascii="Times New Roman" w:hAnsi="Times New Roman"/>
+          <w:b/>
+          <w:bCs/>
+          <w:sz w:val="30"/>
+          <w:szCs w:val="30"/>
+        </w:rPr>
+        <w:t>hi tích hợp hệ thống legacy như thế nào?</w:t>
+      </w:r>
+    </w:p>
+    <w:p>
+      <w:pPr>
+        <w:pStyle w:val="Normal"/>
+        <w:ind w:hanging="0" w:start="-540" w:end="-449"/>
+        <w:rPr>
+          <w:rFonts w:ascii="Times New Roman" w:hAnsi="Times New Roman"/>
+          <w:b/>
+          <w:bCs/>
+          <w:sz w:val="30"/>
+          <w:szCs w:val="30"/>
+        </w:rPr>
+      </w:pPr>
+      <w:r>
+        <w:rPr>
+          <w:rFonts w:ascii="Times New Roman" w:hAnsi="Times New Roman"/>
+          <w:b/>
+          <w:bCs/>
+          <w:sz w:val="30"/>
+          <w:szCs w:val="30"/>
+        </w:rPr>
+        <w:t>Facade pattern là gì?</w:t>
       </w:r>
     </w:p>
     <w:p>
@@ -3588,23 +4513,241 @@
       <w:pPr>
         <w:pStyle w:val="Normal"/>
         <w:ind w:hanging="0" w:start="-540" w:end="-449"/>
-        <w:rPr>
-          <w:rFonts w:ascii="Times New Roman" w:hAnsi="Times New Roman"/>
-          <w:b/>
-          <w:bCs/>
-          <w:sz w:val="30"/>
-          <w:szCs w:val="30"/>
-        </w:rPr>
-      </w:pPr>
-      <w:r>
-        <w:rPr>
-          <w:rFonts w:ascii="Times New Roman" w:hAnsi="Times New Roman"/>
-          <w:b/>
-          <w:bCs/>
-          <w:sz w:val="30"/>
-          <w:szCs w:val="30"/>
-        </w:rPr>
-        <w:t>Repository pattern có vai trò gì trong clean architecture?</w:t>
+        <w:rPr/>
+      </w:pPr>
+      <w:r>
+        <w:rPr>
+          <w:rFonts w:ascii="Times New Roman" w:hAnsi="Times New Roman"/>
+          <w:b/>
+          <w:bCs/>
+          <w:sz w:val="30"/>
+          <w:szCs w:val="30"/>
+        </w:rPr>
+        <w:t>Repository patter</w:t>
+      </w:r>
+      <w:r>
+        <w:rPr>
+          <w:rFonts w:ascii="Times New Roman" w:hAnsi="Times New Roman"/>
+          <w:b/>
+          <w:bCs/>
+          <w:sz w:val="30"/>
+          <w:szCs w:val="30"/>
+        </w:rPr>
+        <w:t>n có vai trò gì trong clean architecture?</w:t>
+      </w:r>
+    </w:p>
+    <w:p>
+      <w:pPr>
+        <w:pStyle w:val="Normal"/>
+        <w:ind w:hanging="0" w:start="-540" w:end="-449"/>
+        <w:rPr>
+          <w:rFonts w:ascii="Times New Roman" w:hAnsi="Times New Roman"/>
+          <w:sz w:val="30"/>
+          <w:szCs w:val="30"/>
+        </w:rPr>
+      </w:pPr>
+      <w:r>
+        <w:rPr>
+          <w:rFonts w:ascii="Times New Roman" w:hAnsi="Times New Roman"/>
+          <w:sz w:val="30"/>
+          <w:szCs w:val="30"/>
+        </w:rPr>
+      </w:r>
+    </w:p>
+    <w:p>
+      <w:pPr>
+        <w:pStyle w:val="Normal"/>
+        <w:ind w:hanging="0" w:start="-540" w:end="-449"/>
+        <w:rPr>
+          <w:rFonts w:ascii="Times New Roman" w:hAnsi="Times New Roman"/>
+          <w:sz w:val="30"/>
+          <w:szCs w:val="30"/>
+        </w:rPr>
+      </w:pPr>
+      <w:r>
+        <w:rPr>
+          <w:rFonts w:ascii="Times New Roman" w:hAnsi="Times New Roman"/>
+          <w:sz w:val="30"/>
+          <w:szCs w:val="30"/>
+        </w:rPr>
+      </w:r>
+    </w:p>
+    <w:p>
+      <w:pPr>
+        <w:pStyle w:val="Normal"/>
+        <w:ind w:hanging="0" w:start="-540" w:end="-449"/>
+        <w:rPr>
+          <w:rFonts w:ascii="Times New Roman" w:hAnsi="Times New Roman"/>
+          <w:sz w:val="30"/>
+          <w:szCs w:val="30"/>
+        </w:rPr>
+      </w:pPr>
+      <w:r>
+        <w:rPr>
+          <w:rFonts w:ascii="Times New Roman" w:hAnsi="Times New Roman"/>
+          <w:sz w:val="30"/>
+          <w:szCs w:val="30"/>
+        </w:rPr>
+      </w:r>
+    </w:p>
+    <w:p>
+      <w:pPr>
+        <w:pStyle w:val="Normal"/>
+        <w:ind w:hanging="0" w:start="-540" w:end="-449"/>
+        <w:rPr>
+          <w:rFonts w:ascii="Times New Roman" w:hAnsi="Times New Roman"/>
+          <w:sz w:val="30"/>
+          <w:szCs w:val="30"/>
+        </w:rPr>
+      </w:pPr>
+      <w:r>
+        <w:rPr>
+          <w:rFonts w:ascii="Times New Roman" w:hAnsi="Times New Roman"/>
+          <w:sz w:val="30"/>
+          <w:szCs w:val="30"/>
+        </w:rPr>
+      </w:r>
+    </w:p>
+    <w:p>
+      <w:pPr>
+        <w:pStyle w:val="Normal"/>
+        <w:ind w:hanging="0" w:start="-540" w:end="-449"/>
+        <w:rPr>
+          <w:rFonts w:ascii="Times New Roman" w:hAnsi="Times New Roman"/>
+          <w:b/>
+          <w:bCs/>
+          <w:color w:val="3465A4"/>
+          <w:sz w:val="30"/>
+          <w:szCs w:val="30"/>
+        </w:rPr>
+      </w:pPr>
+      <w:r>
+        <w:rPr>
+          <w:rFonts w:ascii="Times New Roman" w:hAnsi="Times New Roman"/>
+          <w:b/>
+          <w:bCs/>
+          <w:color w:val="3465A4"/>
+          <w:sz w:val="30"/>
+          <w:szCs w:val="30"/>
+        </w:rPr>
+        <w:t>Câu hỏi:</w:t>
+      </w:r>
+    </w:p>
+    <w:p>
+      <w:pPr>
+        <w:pStyle w:val="Normal"/>
+        <w:ind w:hanging="0" w:start="-540" w:end="-449"/>
+        <w:rPr>
+          <w:rFonts w:ascii="Times New Roman" w:hAnsi="Times New Roman"/>
+          <w:sz w:val="30"/>
+          <w:szCs w:val="30"/>
+        </w:rPr>
+      </w:pPr>
+      <w:r>
+        <w:rPr>
+          <w:rFonts w:ascii="Times New Roman" w:hAnsi="Times New Roman"/>
+          <w:sz w:val="30"/>
+          <w:szCs w:val="30"/>
+        </w:rPr>
+        <w:t xml:space="preserve">[VN] </w:t>
+      </w:r>
+    </w:p>
+    <w:p>
+      <w:pPr>
+        <w:pStyle w:val="Normal"/>
+        <w:ind w:hanging="0" w:start="-540" w:end="-449"/>
+        <w:rPr>
+          <w:rFonts w:ascii="Times New Roman" w:hAnsi="Times New Roman"/>
+          <w:sz w:val="30"/>
+          <w:szCs w:val="30"/>
+        </w:rPr>
+      </w:pPr>
+      <w:r>
+        <w:rPr>
+          <w:rFonts w:ascii="Times New Roman" w:hAnsi="Times New Roman"/>
+          <w:sz w:val="30"/>
+          <w:szCs w:val="30"/>
+        </w:rPr>
+      </w:r>
+    </w:p>
+    <w:p>
+      <w:pPr>
+        <w:pStyle w:val="Normal"/>
+        <w:ind w:hanging="0" w:start="-540" w:end="-449"/>
+        <w:rPr>
+          <w:rFonts w:ascii="Times New Roman" w:hAnsi="Times New Roman"/>
+          <w:sz w:val="30"/>
+          <w:szCs w:val="30"/>
+        </w:rPr>
+      </w:pPr>
+      <w:r>
+        <w:rPr>
+          <w:rFonts w:ascii="Times New Roman" w:hAnsi="Times New Roman"/>
+          <w:sz w:val="30"/>
+          <w:szCs w:val="30"/>
+        </w:rPr>
+        <w:t xml:space="preserve">[EN] </w:t>
+      </w:r>
+    </w:p>
+    <w:p>
+      <w:pPr>
+        <w:pStyle w:val="Normal"/>
+        <w:ind w:hanging="0" w:start="-540" w:end="-449"/>
+        <w:rPr>
+          <w:rFonts w:ascii="Times New Roman" w:hAnsi="Times New Roman"/>
+          <w:sz w:val="30"/>
+          <w:szCs w:val="30"/>
+        </w:rPr>
+      </w:pPr>
+      <w:r>
+        <w:rPr>
+          <w:rFonts w:ascii="Times New Roman" w:hAnsi="Times New Roman"/>
+          <w:sz w:val="30"/>
+          <w:szCs w:val="30"/>
+        </w:rPr>
+      </w:r>
+    </w:p>
+    <w:p>
+      <w:pPr>
+        <w:pStyle w:val="Normal"/>
+        <w:ind w:hanging="0" w:start="-540" w:end="-449"/>
+        <w:rPr>
+          <w:rFonts w:ascii="Times New Roman" w:hAnsi="Times New Roman"/>
+          <w:sz w:val="30"/>
+          <w:szCs w:val="30"/>
+        </w:rPr>
+      </w:pPr>
+      <w:r>
+        <w:rPr>
+          <w:rFonts w:ascii="Times New Roman" w:hAnsi="Times New Roman"/>
+          <w:sz w:val="30"/>
+          <w:szCs w:val="30"/>
+        </w:rPr>
+        <w:t xml:space="preserve">Hãy cho tôi câu trả lời bằng tiếng việt lẫn tiếng anh (dùng từ đơn giản) ngắn gọn nhưng đầy đủ và dễ hiểu, chỉ được viết thành đoạn văn bản cho câu hỏi sau: </w:t>
+      </w:r>
+    </w:p>
+    <w:p>
+      <w:pPr>
+        <w:pStyle w:val="Normal"/>
+        <w:ind w:hanging="0" w:start="-540" w:end="-449"/>
+        <w:rPr>
+          <w:rFonts w:ascii="Times New Roman" w:hAnsi="Times New Roman" w:eastAsia="NSimSun" w:cs="Lucida Sans"/>
+          <w:color w:val="auto"/>
+          <w:kern w:val="2"/>
+          <w:sz w:val="30"/>
+          <w:szCs w:val="30"/>
+          <w:lang w:val="en-US" w:eastAsia="zh-CN" w:bidi="hi-IN"/>
+        </w:rPr>
+      </w:pPr>
+      <w:r>
+        <w:rPr>
+          <w:rFonts w:eastAsia="NSimSun" w:cs="Lucida Sans" w:ascii="Times New Roman" w:hAnsi="Times New Roman"/>
+          <w:color w:val="auto"/>
+          <w:kern w:val="2"/>
+          <w:sz w:val="30"/>
+          <w:szCs w:val="30"/>
+          <w:lang w:val="en-US" w:eastAsia="zh-CN" w:bidi="hi-IN"/>
+        </w:rPr>
       </w:r>
     </w:p>
     <w:p>
@@ -3680,7 +4823,7 @@
     <w:pPr>
       <w:widowControl/>
       <w:suppressAutoHyphens w:val="true"/>
-      <w:overflowPunct w:val="false"/>
+      <w:overflowPunct w:val="true"/>
       <w:bidi w:val="0"/>
       <w:spacing w:before="0" w:after="0"/>
       <w:jc w:val="start"/>
@@ -3727,8 +4870,8 @@
       <w:iCs/>
     </w:rPr>
   </w:style>
-  <w:style w:type="character" w:styleId="Bulletsuser">
-    <w:name w:val="Bullets (user)"/>
+  <w:style w:type="character" w:styleId="Bullets">
+    <w:name w:val="Bullets"/>
     <w:qFormat/>
     <w:rPr>
       <w:rFonts w:ascii="OpenSymbol" w:hAnsi="OpenSymbol" w:eastAsia="OpenSymbol" w:cs="OpenSymbol"/>

--- a/documents/I_Fundamentals_Design_Principles_Patterns.docx
+++ b/documents/I_Fundamentals_Design_Principles_Patterns.docx
@@ -2008,7 +2008,379 @@
           <w:sz w:val="30"/>
           <w:szCs w:val="30"/>
         </w:rPr>
-        <w:t xml:space="preserve">[VN] Singleton pattern </w:t>
+        <w:t>[VN] Singleton pattern là gì?</w:t>
+      </w:r>
+    </w:p>
+    <w:p>
+      <w:pPr>
+        <w:pStyle w:val="Normal"/>
+        <w:ind w:hanging="0" w:start="-540" w:end="-449"/>
+        <w:rPr>
+          <w:rFonts w:ascii="Times New Roman" w:hAnsi="Times New Roman"/>
+          <w:b/>
+          <w:bCs/>
+          <w:color w:val="3465A4"/>
+          <w:sz w:val="30"/>
+          <w:szCs w:val="30"/>
+        </w:rPr>
+      </w:pPr>
+      <w:r>
+        <w:rPr>
+          <w:rFonts w:ascii="Times New Roman" w:hAnsi="Times New Roman"/>
+          <w:b/>
+          <w:bCs/>
+          <w:color w:val="3465A4"/>
+          <w:sz w:val="30"/>
+          <w:szCs w:val="30"/>
+        </w:rPr>
+        <w:t>[EN] What is Singleton pattern?</w:t>
+      </w:r>
+    </w:p>
+    <w:p>
+      <w:pPr>
+        <w:pStyle w:val="Normal"/>
+        <w:ind w:hanging="0" w:start="-540" w:end="-449"/>
+        <w:rPr>
+          <w:rFonts w:ascii="Times New Roman" w:hAnsi="Times New Roman"/>
+          <w:sz w:val="30"/>
+          <w:szCs w:val="30"/>
+        </w:rPr>
+      </w:pPr>
+      <w:r>
+        <w:rPr>
+          <w:rFonts w:ascii="Times New Roman" w:hAnsi="Times New Roman"/>
+          <w:sz w:val="30"/>
+          <w:szCs w:val="30"/>
+        </w:rPr>
+        <w:t>[VN] Singleton Pattern là một design pattern thuộc nhóm creational đảm bảo rằng một class chỉ có duy nhất một instance trong toàn bộ ứng dụng và cung cấp một điểm truy cập toàn cục để sử dụng instance đó. Pattern này thường được triển khai bằng cách ẩn constructor để không thể tạo object trực tiếp, và cung cấp một phương thức tĩnh như getInstance() để lấy instance; nếu instance chưa tồn tại thì tạo mới, nếu đã tồn tại thì trả về instance cũ. Singleton thường được dùng cho các thành phần cần chia sẻ tài nguyên chung trong hệ thống như logger, configuration manager, cache hoặc database connection manager. Lợi ích chính là tiết kiệm tài nguyên và quản lý trạng thái tập trung, nhưng nếu lạm dụng có thể làm khó test và tạo phụ thuộc toàn cục trong hệ thống.</w:t>
+      </w:r>
+    </w:p>
+    <w:p>
+      <w:pPr>
+        <w:pStyle w:val="Normal"/>
+        <w:ind w:hanging="0" w:start="-540" w:end="-449"/>
+        <w:rPr>
+          <w:rFonts w:ascii="Times New Roman" w:hAnsi="Times New Roman"/>
+          <w:sz w:val="30"/>
+          <w:szCs w:val="30"/>
+        </w:rPr>
+      </w:pPr>
+      <w:r>
+        <w:rPr>
+          <w:rFonts w:ascii="Times New Roman" w:hAnsi="Times New Roman"/>
+          <w:sz w:val="30"/>
+          <w:szCs w:val="30"/>
+        </w:rPr>
+      </w:r>
+    </w:p>
+    <w:p>
+      <w:pPr>
+        <w:pStyle w:val="Normal"/>
+        <w:ind w:hanging="0" w:start="-540" w:end="-449"/>
+        <w:rPr>
+          <w:rFonts w:ascii="Times New Roman" w:hAnsi="Times New Roman"/>
+          <w:sz w:val="30"/>
+          <w:szCs w:val="30"/>
+        </w:rPr>
+      </w:pPr>
+      <w:r>
+        <w:rPr>
+          <w:rFonts w:ascii="Times New Roman" w:hAnsi="Times New Roman"/>
+          <w:sz w:val="30"/>
+          <w:szCs w:val="30"/>
+        </w:rPr>
+        <w:t>[EN] Singleton Pattern is a creational design pattern that ensures a class has only one instance in the entire application and provides a global access point to that instance. This pattern is usually implemented by hiding the constructor so objects cannot be created directly, and providing a static method such as getInstance() to get the instance; if the instance does not exist it will be created, otherwise the existing instance is returned. Singleton is commonly used for components that manage shared resources in a system, such as a logger, configuration manager, cache, or database connection manager. The main benefits are saving resources and centralized state management, but if overused it can make the code harder to test and create global dependencies in the system.</w:t>
+      </w:r>
+    </w:p>
+    <w:p>
+      <w:pPr>
+        <w:pStyle w:val="Normal"/>
+        <w:ind w:hanging="0" w:start="-540" w:end="-449"/>
+        <w:rPr>
+          <w:rFonts w:ascii="Times New Roman" w:hAnsi="Times New Roman"/>
+          <w:sz w:val="30"/>
+          <w:szCs w:val="30"/>
+        </w:rPr>
+      </w:pPr>
+      <w:r>
+        <w:rPr>
+          <w:rFonts w:ascii="Times New Roman" w:hAnsi="Times New Roman"/>
+          <w:sz w:val="30"/>
+          <w:szCs w:val="30"/>
+        </w:rPr>
+      </w:r>
+    </w:p>
+    <w:p>
+      <w:pPr>
+        <w:pStyle w:val="Normal"/>
+        <w:ind w:hanging="0" w:start="-540" w:end="-449"/>
+        <w:rPr>
+          <w:rFonts w:ascii="Times New Roman" w:hAnsi="Times New Roman"/>
+          <w:b/>
+          <w:bCs/>
+          <w:color w:val="3465A4"/>
+          <w:sz w:val="30"/>
+          <w:szCs w:val="30"/>
+        </w:rPr>
+      </w:pPr>
+      <w:r>
+        <w:rPr>
+          <w:rFonts w:ascii="Times New Roman" w:hAnsi="Times New Roman"/>
+          <w:b/>
+          <w:bCs/>
+          <w:color w:val="3465A4"/>
+          <w:sz w:val="30"/>
+          <w:szCs w:val="30"/>
+        </w:rPr>
+        <w:t>[VN] Bạn sử dụng Singleton pattern trong dự án Lodging Transport Management để làm gì và bạn đã làm như thế nào?</w:t>
+      </w:r>
+    </w:p>
+    <w:p>
+      <w:pPr>
+        <w:pStyle w:val="Normal"/>
+        <w:ind w:hanging="0" w:start="-540" w:end="-449"/>
+        <w:rPr>
+          <w:rFonts w:ascii="Times New Roman" w:hAnsi="Times New Roman"/>
+          <w:b/>
+          <w:bCs/>
+          <w:color w:val="3465A4"/>
+          <w:sz w:val="30"/>
+          <w:szCs w:val="30"/>
+        </w:rPr>
+      </w:pPr>
+      <w:r>
+        <w:rPr>
+          <w:rFonts w:ascii="Times New Roman" w:hAnsi="Times New Roman"/>
+          <w:b/>
+          <w:bCs/>
+          <w:color w:val="3465A4"/>
+          <w:sz w:val="30"/>
+          <w:szCs w:val="30"/>
+        </w:rPr>
+        <w:t>[EN] Why did you use the Singleton pattern in the Lodging Transport Management project, and how did you implement it?</w:t>
+      </w:r>
+    </w:p>
+    <w:p>
+      <w:pPr>
+        <w:pStyle w:val="Normal"/>
+        <w:ind w:hanging="0" w:start="-540" w:end="-449"/>
+        <w:rPr>
+          <w:rFonts w:ascii="Times New Roman" w:hAnsi="Times New Roman"/>
+          <w:sz w:val="30"/>
+          <w:szCs w:val="30"/>
+        </w:rPr>
+      </w:pPr>
+      <w:r>
+        <w:rPr>
+          <w:rFonts w:ascii="Times New Roman" w:hAnsi="Times New Roman"/>
+          <w:sz w:val="30"/>
+          <w:szCs w:val="30"/>
+        </w:rPr>
+        <w:t>[VN] Trong dự án, tôi sử dụng Singleton pattern để quản lý các tài nguyên dùng chung như kết nối cơ sở dữ liệu và cấu hình hệ thống. Vì hệ thống được triển khai theo kiến trúc microservices, mỗi service đều cần truy cập vào nguồn dữ liệu hoặc cấu hình giống nhau. Nếu mỗi lần gọi lại khởi tạo một kết nối mới thì sẽ gây tốn tài nguyên và giảm hiệu năng. Do đó, tôi xây dựng một lớp quản lý kết nối theo kiểu Singleton: chỉ khởi tạo một instance duy nhất, và tất cả các service khi cần sẽ dùng lại instance này. Cách làm này giúp giảm tải cho hệ thống, đảm bảo tính nhất quán và dễ bảo trì.</w:t>
+      </w:r>
+    </w:p>
+    <w:p>
+      <w:pPr>
+        <w:pStyle w:val="Normal"/>
+        <w:ind w:hanging="0" w:start="-540" w:end="-449"/>
+        <w:rPr>
+          <w:rFonts w:ascii="Times New Roman" w:hAnsi="Times New Roman"/>
+          <w:sz w:val="30"/>
+          <w:szCs w:val="30"/>
+        </w:rPr>
+      </w:pPr>
+      <w:r>
+        <w:rPr>
+          <w:rFonts w:ascii="Times New Roman" w:hAnsi="Times New Roman"/>
+          <w:sz w:val="30"/>
+          <w:szCs w:val="30"/>
+        </w:rPr>
+      </w:r>
+    </w:p>
+    <w:p>
+      <w:pPr>
+        <w:pStyle w:val="Normal"/>
+        <w:ind w:hanging="0" w:start="-540" w:end="-449"/>
+        <w:rPr>
+          <w:rFonts w:ascii="Times New Roman" w:hAnsi="Times New Roman"/>
+          <w:sz w:val="30"/>
+          <w:szCs w:val="30"/>
+        </w:rPr>
+      </w:pPr>
+      <w:r>
+        <w:rPr>
+          <w:rFonts w:ascii="Times New Roman" w:hAnsi="Times New Roman"/>
+          <w:sz w:val="30"/>
+          <w:szCs w:val="30"/>
+        </w:rPr>
+        <w:t>[EN] In the project, I use the Singleton pattern to manage shared resources like database connections and system configuration. Since the system is built with a microservices architecture, each service needs to access the same data source or configuration. If a new connection is created every time, it will waste resources and reduce performance. So, I build a connection manager as a Singleton: it creates only one instance, and all services reuse this instance when needed. This approach helps reduce system load, ensures consistency, and makes the system easier to maintain.</w:t>
+      </w:r>
+    </w:p>
+    <w:p>
+      <w:pPr>
+        <w:pStyle w:val="Normal"/>
+        <w:ind w:hanging="0" w:start="-540" w:end="-449"/>
+        <w:rPr>
+          <w:rFonts w:ascii="Times New Roman" w:hAnsi="Times New Roman"/>
+          <w:sz w:val="30"/>
+          <w:szCs w:val="30"/>
+        </w:rPr>
+      </w:pPr>
+      <w:r>
+        <w:rPr>
+          <w:rFonts w:ascii="Times New Roman" w:hAnsi="Times New Roman"/>
+          <w:sz w:val="30"/>
+          <w:szCs w:val="30"/>
+        </w:rPr>
+      </w:r>
+    </w:p>
+    <w:p>
+      <w:pPr>
+        <w:pStyle w:val="Normal"/>
+        <w:ind w:hanging="0" w:start="-540" w:end="-449"/>
+        <w:rPr>
+          <w:rFonts w:ascii="Times New Roman" w:hAnsi="Times New Roman"/>
+          <w:b/>
+          <w:bCs/>
+          <w:color w:val="3465A4"/>
+          <w:sz w:val="30"/>
+          <w:szCs w:val="30"/>
+        </w:rPr>
+      </w:pPr>
+      <w:r>
+        <w:rPr>
+          <w:rFonts w:ascii="Times New Roman" w:hAnsi="Times New Roman"/>
+          <w:b/>
+          <w:bCs/>
+          <w:color w:val="3465A4"/>
+          <w:sz w:val="30"/>
+          <w:szCs w:val="30"/>
+        </w:rPr>
+        <w:t>[VN] Singleton pattern dùng khi nào? Khi nào không nên dùng?</w:t>
+      </w:r>
+    </w:p>
+    <w:p>
+      <w:pPr>
+        <w:pStyle w:val="Normal"/>
+        <w:ind w:hanging="0" w:start="-540" w:end="-449"/>
+        <w:rPr>
+          <w:rFonts w:ascii="Times New Roman" w:hAnsi="Times New Roman"/>
+          <w:b/>
+          <w:bCs/>
+          <w:color w:val="3465A4"/>
+          <w:sz w:val="30"/>
+          <w:szCs w:val="30"/>
+        </w:rPr>
+      </w:pPr>
+      <w:r>
+        <w:rPr>
+          <w:rFonts w:ascii="Times New Roman" w:hAnsi="Times New Roman"/>
+          <w:b/>
+          <w:bCs/>
+          <w:color w:val="3465A4"/>
+          <w:sz w:val="30"/>
+          <w:szCs w:val="30"/>
+        </w:rPr>
+        <w:t>[EN] When should the Singleton pattern be used? When should it not be used?</w:t>
+      </w:r>
+    </w:p>
+    <w:p>
+      <w:pPr>
+        <w:pStyle w:val="Normal"/>
+        <w:ind w:hanging="0" w:start="-540" w:end="-449"/>
+        <w:rPr>
+          <w:rFonts w:ascii="Times New Roman" w:hAnsi="Times New Roman"/>
+          <w:sz w:val="30"/>
+          <w:szCs w:val="30"/>
+        </w:rPr>
+      </w:pPr>
+      <w:r>
+        <w:rPr>
+          <w:rFonts w:ascii="Times New Roman" w:hAnsi="Times New Roman"/>
+          <w:sz w:val="30"/>
+          <w:szCs w:val="30"/>
+        </w:rPr>
+        <w:t>[VN] Singleton pattern là một design pattern đảm bảo rằng chỉ có một instance của một class được tạo ra trong toàn bộ ứng dụng và cung cấp một điểm truy cập toàn cục đến instance đó. Nó thường được dùng khi hệ thống cần một tài nguyên dùng chung như configuration manager, logger, cache hoặc connection pool để tránh tạo nhiều instance không cần thiết. Tuy nhiên, không nên dùng Singleton khi nó làm tăng sự phụ thuộc toàn cục (global state), gây khó khăn cho việc test, hoặc khi ứng dụng cần nhiều instance độc lập, vì nó có thể làm code khó mở rộng và khó bảo trì.</w:t>
+      </w:r>
+    </w:p>
+    <w:p>
+      <w:pPr>
+        <w:pStyle w:val="Normal"/>
+        <w:ind w:hanging="0" w:start="-540" w:end="-449"/>
+        <w:rPr>
+          <w:rFonts w:ascii="Times New Roman" w:hAnsi="Times New Roman"/>
+          <w:sz w:val="30"/>
+          <w:szCs w:val="30"/>
+        </w:rPr>
+      </w:pPr>
+      <w:r>
+        <w:rPr>
+          <w:rFonts w:ascii="Times New Roman" w:hAnsi="Times New Roman"/>
+          <w:sz w:val="30"/>
+          <w:szCs w:val="30"/>
+        </w:rPr>
+      </w:r>
+    </w:p>
+    <w:p>
+      <w:pPr>
+        <w:pStyle w:val="Normal"/>
+        <w:ind w:hanging="0" w:start="-540" w:end="-449"/>
+        <w:rPr>
+          <w:rFonts w:ascii="Times New Roman" w:hAnsi="Times New Roman"/>
+          <w:sz w:val="30"/>
+          <w:szCs w:val="30"/>
+        </w:rPr>
+      </w:pPr>
+      <w:r>
+        <w:rPr>
+          <w:rFonts w:ascii="Times New Roman" w:hAnsi="Times New Roman"/>
+          <w:sz w:val="30"/>
+          <w:szCs w:val="30"/>
+        </w:rPr>
+        <w:t>[EN] The Singleton pattern is a design pattern that ensures only one instance of a class is created in the whole application and provides a global access point to that instance. It is commonly used when the system needs a shared resource such as a configuration manager, logger, cache, or connection pool to avoid creating multiple unnecessary instances. However, it should not be used when it introduces too much global state, makes testing harder, or when the application needs multiple independent instances, because it can reduce flexibility and make the code harder to maintain.</w:t>
+      </w:r>
+    </w:p>
+    <w:p>
+      <w:pPr>
+        <w:pStyle w:val="Normal"/>
+        <w:ind w:hanging="0" w:start="-540" w:end="-449"/>
+        <w:rPr>
+          <w:rFonts w:ascii="Times New Roman" w:hAnsi="Times New Roman"/>
+          <w:sz w:val="30"/>
+          <w:szCs w:val="30"/>
+        </w:rPr>
+      </w:pPr>
+      <w:r>
+        <w:rPr>
+          <w:rFonts w:ascii="Times New Roman" w:hAnsi="Times New Roman"/>
+          <w:sz w:val="30"/>
+          <w:szCs w:val="30"/>
+        </w:rPr>
+      </w:r>
+    </w:p>
+    <w:p>
+      <w:pPr>
+        <w:pStyle w:val="Normal"/>
+        <w:ind w:hanging="0" w:start="-540" w:end="-449"/>
+        <w:rPr>
+          <w:rFonts w:ascii="Times New Roman" w:hAnsi="Times New Roman"/>
+          <w:b/>
+          <w:bCs/>
+          <w:color w:val="3465A4"/>
+          <w:sz w:val="30"/>
+          <w:szCs w:val="30"/>
+        </w:rPr>
+      </w:pPr>
+      <w:r>
+        <w:rPr>
+          <w:rFonts w:ascii="Times New Roman" w:hAnsi="Times New Roman"/>
+          <w:b/>
+          <w:bCs/>
+          <w:color w:val="3465A4"/>
+          <w:sz w:val="30"/>
+          <w:szCs w:val="30"/>
+        </w:rPr>
+        <w:t xml:space="preserve">[VN] Factory pattern </w:t>
       </w:r>
       <w:r>
         <w:rPr>
@@ -2055,18 +2427,18 @@
           <w:sz w:val="30"/>
           <w:szCs w:val="30"/>
         </w:rPr>
-        <w:t>[EN] Wh</w:t>
-      </w:r>
-      <w:r>
-        <w:rPr>
-          <w:rFonts w:ascii="Times New Roman" w:hAnsi="Times New Roman"/>
-          <w:b/>
-          <w:bCs/>
-          <w:color w:val="3465A4"/>
-          <w:sz w:val="30"/>
-          <w:szCs w:val="30"/>
-        </w:rPr>
-        <w:t>at is Singleton pattern</w:t>
+        <w:t xml:space="preserve">[EN] What </w:t>
+      </w:r>
+      <w:r>
+        <w:rPr>
+          <w:rFonts w:ascii="Times New Roman" w:hAnsi="Times New Roman"/>
+          <w:b/>
+          <w:bCs/>
+          <w:color w:val="3465A4"/>
+          <w:sz w:val="30"/>
+          <w:szCs w:val="30"/>
+        </w:rPr>
+        <w:t>is Factory pattern</w:t>
       </w:r>
       <w:r>
         <w:rPr>
@@ -2096,168 +2468,44 @@
           <w:sz w:val="30"/>
           <w:szCs w:val="30"/>
         </w:rPr>
-        <w:t>[VN] Singleton Pattern là một design pattern thuộc nhóm creational đảm bảo rằng một class chỉ có duy nhất một instance trong toàn bộ ứng dụng và cung cấp một điểm truy cập toàn cục để sử dụng instance đó. Pattern này thường được triển khai bằng cách ẩn constructor để không thể tạo object trực tiếp, và cung cấp một phương thức tĩnh như getInstance() để lấy instance; nếu instance chưa tồn tại thì tạo mới, nếu đã tồn tại thì trả về instance cũ. Singleton thường được dùng cho các thành phần cần chia sẻ tài nguyên chung trong hệ thống như logger, configuration manager, cache hoặc database connection manager. Lợi ích chính là tiết kiệm tài nguyên và quản lý trạng thái tập trung, nhưng nếu lạm dụng có thể làm khó test và tạo phụ thuộc toàn cục trong hệ thống.</w:t>
-      </w:r>
-    </w:p>
-    <w:p>
-      <w:pPr>
-        <w:pStyle w:val="Normal"/>
-        <w:ind w:hanging="0" w:start="-540" w:end="-449"/>
-        <w:rPr>
-          <w:rFonts w:ascii="Times New Roman" w:hAnsi="Times New Roman"/>
-          <w:sz w:val="30"/>
-          <w:szCs w:val="30"/>
-        </w:rPr>
-      </w:pPr>
-      <w:r>
-        <w:rPr>
-          <w:rFonts w:ascii="Times New Roman" w:hAnsi="Times New Roman"/>
-          <w:sz w:val="30"/>
-          <w:szCs w:val="30"/>
-        </w:rPr>
-      </w:r>
-    </w:p>
-    <w:p>
-      <w:pPr>
-        <w:pStyle w:val="Normal"/>
-        <w:ind w:hanging="0" w:start="-540" w:end="-449"/>
-        <w:rPr>
-          <w:rFonts w:ascii="Times New Roman" w:hAnsi="Times New Roman"/>
-          <w:sz w:val="30"/>
-          <w:szCs w:val="30"/>
-        </w:rPr>
-      </w:pPr>
-      <w:r>
-        <w:rPr>
-          <w:rFonts w:ascii="Times New Roman" w:hAnsi="Times New Roman"/>
-          <w:sz w:val="30"/>
-          <w:szCs w:val="30"/>
-        </w:rPr>
-        <w:t>[EN] Singleton Pattern is a creational design pattern that ensures a class has only one instance in the entire application and provides a global access point to that instance. This pattern is usually implemented by hiding the constructor so objects cannot be created directly, and providing a static method such as getInstance() to get the instance; if the instance does not exist it will be created, otherwise the existing instance is returned. Singleton is commonly used for components that manage shared resources in a system, such as a logger, configuration manager, cache, or database connection manager. The main benefits are saving resources and centralized state management, but if overused it can make the code harder to test and create global dependencies in the system.</w:t>
-      </w:r>
-    </w:p>
-    <w:p>
-      <w:pPr>
-        <w:pStyle w:val="Normal"/>
-        <w:ind w:hanging="0" w:start="-540" w:end="-449"/>
-        <w:rPr>
-          <w:rFonts w:ascii="Times New Roman" w:hAnsi="Times New Roman"/>
-          <w:sz w:val="30"/>
-          <w:szCs w:val="30"/>
-        </w:rPr>
-      </w:pPr>
-      <w:r>
-        <w:rPr>
-          <w:rFonts w:ascii="Times New Roman" w:hAnsi="Times New Roman"/>
-          <w:sz w:val="30"/>
-          <w:szCs w:val="30"/>
-        </w:rPr>
-      </w:r>
-    </w:p>
-    <w:p>
-      <w:pPr>
-        <w:pStyle w:val="Normal"/>
-        <w:ind w:hanging="0" w:start="-540" w:end="-449"/>
-        <w:rPr>
-          <w:rFonts w:ascii="Times New Roman" w:hAnsi="Times New Roman"/>
-          <w:b/>
-          <w:bCs/>
-          <w:color w:val="3465A4"/>
-          <w:sz w:val="30"/>
-          <w:szCs w:val="30"/>
-        </w:rPr>
-      </w:pPr>
-      <w:r>
-        <w:rPr>
-          <w:rFonts w:ascii="Times New Roman" w:hAnsi="Times New Roman"/>
-          <w:b/>
-          <w:bCs/>
-          <w:color w:val="3465A4"/>
-          <w:sz w:val="30"/>
-          <w:szCs w:val="30"/>
-        </w:rPr>
-        <w:t>[VN] Singleton pattern dùng khi nào? Khi nào không nên dùng?</w:t>
-      </w:r>
-    </w:p>
-    <w:p>
-      <w:pPr>
-        <w:pStyle w:val="Normal"/>
-        <w:ind w:hanging="0" w:start="-540" w:end="-449"/>
-        <w:rPr>
-          <w:rFonts w:ascii="Times New Roman" w:hAnsi="Times New Roman"/>
-          <w:b/>
-          <w:bCs/>
-          <w:color w:val="3465A4"/>
-          <w:sz w:val="30"/>
-          <w:szCs w:val="30"/>
-        </w:rPr>
-      </w:pPr>
-      <w:r>
-        <w:rPr>
-          <w:rFonts w:ascii="Times New Roman" w:hAnsi="Times New Roman"/>
-          <w:b/>
-          <w:bCs/>
-          <w:color w:val="3465A4"/>
-          <w:sz w:val="30"/>
-          <w:szCs w:val="30"/>
-        </w:rPr>
-        <w:t>[EN] When should the Singleton pattern be used? When should it not be used?</w:t>
-      </w:r>
-    </w:p>
-    <w:p>
-      <w:pPr>
-        <w:pStyle w:val="Normal"/>
-        <w:ind w:hanging="0" w:start="-540" w:end="-449"/>
-        <w:rPr>
-          <w:rFonts w:ascii="Times New Roman" w:hAnsi="Times New Roman"/>
-          <w:sz w:val="30"/>
-          <w:szCs w:val="30"/>
-        </w:rPr>
-      </w:pPr>
-      <w:r>
-        <w:rPr>
-          <w:rFonts w:ascii="Times New Roman" w:hAnsi="Times New Roman"/>
-          <w:sz w:val="30"/>
-          <w:szCs w:val="30"/>
-        </w:rPr>
-        <w:t>[VN] Singleton pattern là một design pattern đảm bảo rằng chỉ có một instance của một class được tạo ra trong toàn bộ ứng dụng và cung cấp một điểm truy cập toàn cục đến instance đó. Nó thường được dùng khi hệ thống cần một tài nguyên dùng chung như configuration manager, logger, cache hoặc connection pool để tránh tạo nhiều instance không cần thiết. Tuy nhiên, không nên dùng Singleton khi nó làm tăng sự phụ thuộc toàn cục (global state), gây khó khăn cho việc test, hoặc khi ứng dụng cần nhiều instance độc lập, vì nó có thể làm code khó mở rộng và khó bảo trì.</w:t>
-      </w:r>
-    </w:p>
-    <w:p>
-      <w:pPr>
-        <w:pStyle w:val="Normal"/>
-        <w:ind w:hanging="0" w:start="-540" w:end="-449"/>
-        <w:rPr>
-          <w:rFonts w:ascii="Times New Roman" w:hAnsi="Times New Roman"/>
-          <w:sz w:val="30"/>
-          <w:szCs w:val="30"/>
-        </w:rPr>
-      </w:pPr>
-      <w:r>
-        <w:rPr>
-          <w:rFonts w:ascii="Times New Roman" w:hAnsi="Times New Roman"/>
-          <w:sz w:val="30"/>
-          <w:szCs w:val="30"/>
-        </w:rPr>
-      </w:r>
-    </w:p>
-    <w:p>
-      <w:pPr>
-        <w:pStyle w:val="Normal"/>
-        <w:ind w:hanging="0" w:start="-540" w:end="-449"/>
-        <w:rPr>
-          <w:rFonts w:ascii="Times New Roman" w:hAnsi="Times New Roman"/>
-          <w:sz w:val="30"/>
-          <w:szCs w:val="30"/>
-        </w:rPr>
-      </w:pPr>
-      <w:r>
-        <w:rPr>
-          <w:rFonts w:ascii="Times New Roman" w:hAnsi="Times New Roman"/>
-          <w:sz w:val="30"/>
-          <w:szCs w:val="30"/>
-        </w:rPr>
-        <w:t>[EN] The Singleton pattern is a design pattern that ensures only one instance of a class is created in the whole application and provides a global access point to that instance. It is commonly used when the system needs a shared resource such as a configuration manager, logger, cache, or connection pool to avoid creating multiple unnecessary instances. However, it should not be used when it introduces too much global state, makes testing harder, or when the application needs multiple independent instances, because it can reduce flexibility and make the code harder to maintain.</w:t>
+        <w:t>[VN] Factory pattern là một mẫu thiết kế trong lập trình thuộc nhóm tạo đối tượng (creational pattern), giúp tạo ra object mà không cần chỉ rõ class cụ thể sẽ được khởi tạo; thay vì dùng new trực tiếp, ta dùng một hàm hoặc lớp “factory” để quyết định tạo object nào, điều này giúp code linh hoạt hơn, dễ mở rộng và giảm phụ thuộc giữa các phần của hệ thống.</w:t>
+      </w:r>
+    </w:p>
+    <w:p>
+      <w:pPr>
+        <w:pStyle w:val="Normal"/>
+        <w:ind w:hanging="0" w:start="-540" w:end="-449"/>
+        <w:rPr>
+          <w:rFonts w:ascii="Times New Roman" w:hAnsi="Times New Roman"/>
+          <w:sz w:val="30"/>
+          <w:szCs w:val="30"/>
+        </w:rPr>
+      </w:pPr>
+      <w:r>
+        <w:rPr>
+          <w:rFonts w:ascii="Times New Roman" w:hAnsi="Times New Roman"/>
+          <w:sz w:val="30"/>
+          <w:szCs w:val="30"/>
+        </w:rPr>
+      </w:r>
+    </w:p>
+    <w:p>
+      <w:pPr>
+        <w:pStyle w:val="Normal"/>
+        <w:ind w:hanging="0" w:start="-540" w:end="-449"/>
+        <w:rPr>
+          <w:rFonts w:ascii="Times New Roman" w:hAnsi="Times New Roman"/>
+          <w:sz w:val="30"/>
+          <w:szCs w:val="30"/>
+        </w:rPr>
+      </w:pPr>
+      <w:r>
+        <w:rPr>
+          <w:rFonts w:ascii="Times New Roman" w:hAnsi="Times New Roman"/>
+          <w:sz w:val="30"/>
+          <w:szCs w:val="30"/>
+        </w:rPr>
+        <w:t>[EN] Factory pattern is a design pattern in programming from the creational group that helps create objects without specifying the exact class; instead of using new directly, we use a factory method or class to decide which object to create, making the code more flexible, easier to extend, and reducing coupling between components.</w:t>
       </w:r>
     </w:p>
     <w:p>
@@ -2424,25 +2672,2265 @@
           <w:sz w:val="30"/>
           <w:szCs w:val="30"/>
         </w:rPr>
-        <w:t xml:space="preserve">[VN] Builder pattern </w:t>
-      </w:r>
-      <w:r>
-        <w:rPr>
-          <w:rFonts w:ascii="Times New Roman" w:hAnsi="Times New Roman"/>
-          <w:b/>
-          <w:bCs/>
-          <w:color w:val="3465A4"/>
-          <w:sz w:val="30"/>
-          <w:szCs w:val="30"/>
-        </w:rPr>
-        <w:t>là gì</w:t>
-      </w:r>
-      <w:r>
-        <w:rPr>
-          <w:rFonts w:ascii="Times New Roman" w:hAnsi="Times New Roman"/>
-          <w:b/>
-          <w:bCs/>
-          <w:color w:val="3465A4"/>
+        <w:t>[VN] Bạn sử dụng Factory pattern trong dự án Lodging Transport Management để làm gì và bạn đã làm như thế nào?</w:t>
+      </w:r>
+    </w:p>
+    <w:p>
+      <w:pPr>
+        <w:pStyle w:val="Normal"/>
+        <w:ind w:hanging="0" w:start="-540" w:end="-449"/>
+        <w:rPr>
+          <w:rFonts w:ascii="Times New Roman" w:hAnsi="Times New Roman"/>
+          <w:b/>
+          <w:bCs/>
+          <w:color w:val="3465A4"/>
+          <w:sz w:val="30"/>
+          <w:szCs w:val="30"/>
+        </w:rPr>
+      </w:pPr>
+      <w:r>
+        <w:rPr>
+          <w:rFonts w:ascii="Times New Roman" w:hAnsi="Times New Roman"/>
+          <w:b/>
+          <w:bCs/>
+          <w:color w:val="3465A4"/>
+          <w:sz w:val="30"/>
+          <w:szCs w:val="30"/>
+        </w:rPr>
+        <w:t>[EN] Why did you use the Factory pattern in the Lodging Transport Management project, and how did you implement it?</w:t>
+      </w:r>
+    </w:p>
+    <w:p>
+      <w:pPr>
+        <w:pStyle w:val="Normal"/>
+        <w:ind w:hanging="0" w:start="-540" w:end="-449"/>
+        <w:rPr>
+          <w:rFonts w:ascii="Times New Roman" w:hAnsi="Times New Roman"/>
+          <w:sz w:val="30"/>
+          <w:szCs w:val="30"/>
+        </w:rPr>
+      </w:pPr>
+      <w:r>
+        <w:rPr>
+          <w:rFonts w:ascii="Times New Roman" w:hAnsi="Times New Roman"/>
+          <w:sz w:val="30"/>
+          <w:szCs w:val="30"/>
+        </w:rPr>
+        <w:t>[VN] Factory pattern được tôi áp dụng khi tích hợp với nhiều đối tác khách sạn và dịch vụ vận chuyển. Mỗi đối tác có API riêng, định dạng dữ liệu và cách xử lý khác nhau. Thay vì viết logic khởi tạo cho từng đối tác rải rác trong code, tôi xây dựng một lớp Factory để tạo ra các client phù hợp với từng đối tác. Ví dụ, khi hệ thống cần gọi API của đối tác A, Factory sẽ trả về một client được cấu hình cho A; khi cần gọi đối tác B, Factory sẽ trả về client cho B. Nhờ vậy, việc thêm đối tác mới chỉ cần bổ sung một factory method, không ảnh hưởng đến các phần khác của hệ thống.</w:t>
+      </w:r>
+    </w:p>
+    <w:p>
+      <w:pPr>
+        <w:pStyle w:val="Normal"/>
+        <w:ind w:hanging="0" w:start="-540" w:end="-449"/>
+        <w:rPr>
+          <w:rFonts w:ascii="Times New Roman" w:hAnsi="Times New Roman"/>
+          <w:sz w:val="30"/>
+          <w:szCs w:val="30"/>
+        </w:rPr>
+      </w:pPr>
+      <w:r>
+        <w:rPr>
+          <w:rFonts w:ascii="Times New Roman" w:hAnsi="Times New Roman"/>
+          <w:sz w:val="30"/>
+          <w:szCs w:val="30"/>
+        </w:rPr>
+      </w:r>
+    </w:p>
+    <w:p>
+      <w:pPr>
+        <w:pStyle w:val="Normal"/>
+        <w:ind w:hanging="0" w:start="-540" w:end="-449"/>
+        <w:rPr>
+          <w:rFonts w:ascii="Times New Roman" w:hAnsi="Times New Roman"/>
+          <w:sz w:val="30"/>
+          <w:szCs w:val="30"/>
+        </w:rPr>
+      </w:pPr>
+      <w:r>
+        <w:rPr>
+          <w:rFonts w:ascii="Times New Roman" w:hAnsi="Times New Roman"/>
+          <w:sz w:val="30"/>
+          <w:szCs w:val="30"/>
+        </w:rPr>
+        <w:t>[EN] The Factory pattern is used when integrating with many hotel and transport partners. Each partner has its own API, data format, and processing logic. Instead of writing object creation logic for each partner in many places, I build a Factory class to create the right client for each partner. For example, when the system needs to call partner A’s API, the Factory returns a client configured for A; when calling partner B, it returns a client for B. This way, adding a new partner only requires adding a new factory method, without affecting other parts of the system.</w:t>
+      </w:r>
+    </w:p>
+    <w:p>
+      <w:pPr>
+        <w:pStyle w:val="Normal"/>
+        <w:ind w:hanging="0" w:start="-540" w:end="-449"/>
+        <w:rPr>
+          <w:rFonts w:ascii="Times New Roman" w:hAnsi="Times New Roman"/>
+          <w:sz w:val="30"/>
+          <w:szCs w:val="30"/>
+        </w:rPr>
+      </w:pPr>
+      <w:r>
+        <w:rPr>
+          <w:rFonts w:ascii="Times New Roman" w:hAnsi="Times New Roman"/>
+          <w:sz w:val="30"/>
+          <w:szCs w:val="30"/>
+        </w:rPr>
+      </w:r>
+    </w:p>
+    <w:p>
+      <w:pPr>
+        <w:pStyle w:val="Normal"/>
+        <w:ind w:hanging="0" w:start="-540" w:end="-449"/>
+        <w:rPr>
+          <w:rFonts w:ascii="Times New Roman" w:hAnsi="Times New Roman"/>
+          <w:b/>
+          <w:bCs/>
+          <w:color w:val="3465A4"/>
+          <w:sz w:val="30"/>
+          <w:szCs w:val="30"/>
+        </w:rPr>
+      </w:pPr>
+      <w:r>
+        <w:rPr>
+          <w:rFonts w:ascii="Times New Roman" w:hAnsi="Times New Roman"/>
+          <w:b/>
+          <w:bCs/>
+          <w:color w:val="3465A4"/>
+          <w:sz w:val="30"/>
+          <w:szCs w:val="30"/>
+        </w:rPr>
+        <w:t>[VN] Observer pattern là gì?</w:t>
+      </w:r>
+    </w:p>
+    <w:p>
+      <w:pPr>
+        <w:pStyle w:val="Normal"/>
+        <w:ind w:hanging="0" w:start="-540" w:end="-449"/>
+        <w:rPr>
+          <w:rFonts w:ascii="Times New Roman" w:hAnsi="Times New Roman"/>
+          <w:b/>
+          <w:bCs/>
+          <w:color w:val="3465A4"/>
+          <w:sz w:val="30"/>
+          <w:szCs w:val="30"/>
+        </w:rPr>
+      </w:pPr>
+      <w:r>
+        <w:rPr>
+          <w:rFonts w:ascii="Times New Roman" w:hAnsi="Times New Roman"/>
+          <w:b/>
+          <w:bCs/>
+          <w:color w:val="3465A4"/>
+          <w:sz w:val="30"/>
+          <w:szCs w:val="30"/>
+        </w:rPr>
+        <w:t xml:space="preserve">[EN] </w:t>
+      </w:r>
+      <w:r>
+        <w:rPr>
+          <w:rFonts w:ascii="Times New Roman" w:hAnsi="Times New Roman"/>
+          <w:b/>
+          <w:bCs/>
+          <w:color w:val="3465A4"/>
+          <w:sz w:val="30"/>
+          <w:szCs w:val="30"/>
+        </w:rPr>
+        <w:t>What is Observer pattern?</w:t>
+      </w:r>
+    </w:p>
+    <w:p>
+      <w:pPr>
+        <w:pStyle w:val="Normal"/>
+        <w:ind w:hanging="0" w:start="-540" w:end="-449"/>
+        <w:rPr>
+          <w:rFonts w:ascii="Times New Roman" w:hAnsi="Times New Roman"/>
+          <w:sz w:val="30"/>
+          <w:szCs w:val="30"/>
+        </w:rPr>
+      </w:pPr>
+      <w:r>
+        <w:rPr>
+          <w:rFonts w:ascii="Times New Roman" w:hAnsi="Times New Roman"/>
+          <w:sz w:val="30"/>
+          <w:szCs w:val="30"/>
+        </w:rPr>
+        <w:t>[VN] Observer pattern là một mẫu thiết kế thuộc nhóm hành vi (behavioral pattern), trong đó một đối tượng chính (subject) giữ danh sách các đối tượng phụ (observers) và tự động thông báo cho chúng khi trạng thái của nó thay đổi; điều này giúp các thành phần cập nhật dữ liệu kịp thời mà không cần phụ thuộc chặt chẽ vào nhau.</w:t>
+      </w:r>
+    </w:p>
+    <w:p>
+      <w:pPr>
+        <w:pStyle w:val="Normal"/>
+        <w:ind w:hanging="0" w:start="-540" w:end="-449"/>
+        <w:rPr>
+          <w:rFonts w:ascii="Times New Roman" w:hAnsi="Times New Roman"/>
+          <w:sz w:val="30"/>
+          <w:szCs w:val="30"/>
+        </w:rPr>
+      </w:pPr>
+      <w:r>
+        <w:rPr>
+          <w:rFonts w:ascii="Times New Roman" w:hAnsi="Times New Roman"/>
+          <w:sz w:val="30"/>
+          <w:szCs w:val="30"/>
+        </w:rPr>
+      </w:r>
+    </w:p>
+    <w:p>
+      <w:pPr>
+        <w:pStyle w:val="Normal"/>
+        <w:ind w:hanging="0" w:start="-540" w:end="-449"/>
+        <w:rPr>
+          <w:rFonts w:ascii="Times New Roman" w:hAnsi="Times New Roman"/>
+          <w:sz w:val="30"/>
+          <w:szCs w:val="30"/>
+        </w:rPr>
+      </w:pPr>
+      <w:r>
+        <w:rPr>
+          <w:rFonts w:ascii="Times New Roman" w:hAnsi="Times New Roman"/>
+          <w:sz w:val="30"/>
+          <w:szCs w:val="30"/>
+        </w:rPr>
+        <w:t>[EN] Observer pattern is a behavioral design pattern where one main object (subject) keeps a list of dependent objects (observers) and automatically notifies them when its state changes; this allows components to stay updated without being tightly coupled.</w:t>
+      </w:r>
+    </w:p>
+    <w:p>
+      <w:pPr>
+        <w:pStyle w:val="Normal"/>
+        <w:ind w:hanging="0" w:start="-540" w:end="-449"/>
+        <w:rPr>
+          <w:rFonts w:ascii="Times New Roman" w:hAnsi="Times New Roman"/>
+          <w:sz w:val="30"/>
+          <w:szCs w:val="30"/>
+        </w:rPr>
+      </w:pPr>
+      <w:r>
+        <w:rPr>
+          <w:rFonts w:ascii="Times New Roman" w:hAnsi="Times New Roman"/>
+          <w:sz w:val="30"/>
+          <w:szCs w:val="30"/>
+        </w:rPr>
+      </w:r>
+    </w:p>
+    <w:p>
+      <w:pPr>
+        <w:pStyle w:val="Normal"/>
+        <w:ind w:hanging="0" w:start="-540" w:end="-449"/>
+        <w:rPr>
+          <w:rFonts w:ascii="Times New Roman" w:hAnsi="Times New Roman"/>
+          <w:b/>
+          <w:bCs/>
+          <w:color w:val="3465A4"/>
+          <w:sz w:val="30"/>
+          <w:szCs w:val="30"/>
+        </w:rPr>
+      </w:pPr>
+      <w:r>
+        <w:rPr>
+          <w:rFonts w:ascii="Times New Roman" w:hAnsi="Times New Roman"/>
+          <w:b/>
+          <w:bCs/>
+          <w:color w:val="3465A4"/>
+          <w:sz w:val="30"/>
+          <w:szCs w:val="30"/>
+        </w:rPr>
+        <w:t>[VN] Bạn sử dụng Observer pattern trong dự án Lodging Transport Management để làm gì và bạn đã làm như thế nào?</w:t>
+      </w:r>
+    </w:p>
+    <w:p>
+      <w:pPr>
+        <w:pStyle w:val="Normal"/>
+        <w:ind w:hanging="0" w:start="-540" w:end="-449"/>
+        <w:rPr>
+          <w:rFonts w:ascii="Times New Roman" w:hAnsi="Times New Roman"/>
+          <w:b/>
+          <w:bCs/>
+          <w:color w:val="3465A4"/>
+          <w:sz w:val="30"/>
+          <w:szCs w:val="30"/>
+        </w:rPr>
+      </w:pPr>
+      <w:r>
+        <w:rPr>
+          <w:rFonts w:ascii="Times New Roman" w:hAnsi="Times New Roman"/>
+          <w:b/>
+          <w:bCs/>
+          <w:color w:val="3465A4"/>
+          <w:sz w:val="30"/>
+          <w:szCs w:val="30"/>
+        </w:rPr>
+        <w:t>[EN] Why did you use the Observer pattern in the Lodging Transport Management project, and how did you implement it?</w:t>
+      </w:r>
+    </w:p>
+    <w:p>
+      <w:pPr>
+        <w:pStyle w:val="Normal"/>
+        <w:ind w:hanging="0" w:start="-540" w:end="-449"/>
+        <w:rPr>
+          <w:rFonts w:ascii="Times New Roman" w:hAnsi="Times New Roman"/>
+          <w:sz w:val="30"/>
+          <w:szCs w:val="30"/>
+        </w:rPr>
+      </w:pPr>
+      <w:r>
+        <w:rPr>
+          <w:rFonts w:ascii="Times New Roman" w:hAnsi="Times New Roman"/>
+          <w:sz w:val="30"/>
+          <w:szCs w:val="30"/>
+        </w:rPr>
+        <w:t>[VN] Observer pattern được sử dụng trong kiến trúc event-driven của hệ thống. Khi có sự kiện như tạo booking mới, hủy booking hoặc xác nhận thành công, các service khác như báo cáo, gửi email thông báo, hay đồng bộ dữ liệu sẽ được thông báo và xử lý ngay lập tức. Tôi hiện thực bằng cách phát sự kiện qua AWS SNS/SQS, và các service đăng ký sẽ lắng nghe và phản ứng tương ứng. Điều này giúp hệ thống hoạt động theo cơ chế bất đồng bộ, giảm sự phụ thuộc giữa các service và đảm bảo dữ liệu được cập nhật theo thời gian thực.</w:t>
+      </w:r>
+    </w:p>
+    <w:p>
+      <w:pPr>
+        <w:pStyle w:val="Normal"/>
+        <w:ind w:hanging="0" w:start="-540" w:end="-449"/>
+        <w:rPr>
+          <w:rFonts w:ascii="Times New Roman" w:hAnsi="Times New Roman"/>
+          <w:sz w:val="30"/>
+          <w:szCs w:val="30"/>
+        </w:rPr>
+      </w:pPr>
+      <w:r>
+        <w:rPr>
+          <w:rFonts w:ascii="Times New Roman" w:hAnsi="Times New Roman"/>
+          <w:sz w:val="30"/>
+          <w:szCs w:val="30"/>
+        </w:rPr>
+      </w:r>
+    </w:p>
+    <w:p>
+      <w:pPr>
+        <w:pStyle w:val="Normal"/>
+        <w:ind w:hanging="0" w:start="-540" w:end="-449"/>
+        <w:rPr>
+          <w:rFonts w:ascii="Times New Roman" w:hAnsi="Times New Roman"/>
+          <w:sz w:val="30"/>
+          <w:szCs w:val="30"/>
+        </w:rPr>
+      </w:pPr>
+      <w:r>
+        <w:rPr>
+          <w:rFonts w:ascii="Times New Roman" w:hAnsi="Times New Roman"/>
+          <w:sz w:val="30"/>
+          <w:szCs w:val="30"/>
+        </w:rPr>
+        <w:t>[EN] The Observer pattern is used in the system’s event-driven architecture. When events happen, such as creating a new booking, canceling a booking, or confirming a booking, other services like reporting, sending notification emails, or data syncing are notified and handle them immediately. I implement this by publishing events through AWS SNS/SQS, and subscribed services listen and react accordingly. This helps the system work asynchronously, reduces dependency between services, and ensures data is updated in near real time.</w:t>
+      </w:r>
+    </w:p>
+    <w:p>
+      <w:pPr>
+        <w:pStyle w:val="Normal"/>
+        <w:ind w:hanging="0" w:start="-540" w:end="-449"/>
+        <w:rPr>
+          <w:rFonts w:ascii="Times New Roman" w:hAnsi="Times New Roman"/>
+          <w:sz w:val="30"/>
+          <w:szCs w:val="30"/>
+        </w:rPr>
+      </w:pPr>
+      <w:r>
+        <w:rPr>
+          <w:rFonts w:ascii="Times New Roman" w:hAnsi="Times New Roman"/>
+          <w:sz w:val="30"/>
+          <w:szCs w:val="30"/>
+        </w:rPr>
+      </w:r>
+    </w:p>
+    <w:p>
+      <w:pPr>
+        <w:pStyle w:val="Normal"/>
+        <w:ind w:hanging="0" w:start="-540" w:end="-449"/>
+        <w:rPr>
+          <w:rFonts w:ascii="Times New Roman" w:hAnsi="Times New Roman"/>
+          <w:b/>
+          <w:bCs/>
+          <w:color w:val="3465A4"/>
+          <w:sz w:val="30"/>
+          <w:szCs w:val="30"/>
+        </w:rPr>
+      </w:pPr>
+      <w:r>
+        <w:rPr>
+          <w:rFonts w:ascii="Times New Roman" w:hAnsi="Times New Roman"/>
+          <w:b/>
+          <w:bCs/>
+          <w:color w:val="3465A4"/>
+          <w:sz w:val="30"/>
+          <w:szCs w:val="30"/>
+        </w:rPr>
+        <w:t>[VN] Strategy pattern là gì?</w:t>
+      </w:r>
+    </w:p>
+    <w:p>
+      <w:pPr>
+        <w:pStyle w:val="Normal"/>
+        <w:ind w:hanging="0" w:start="-540" w:end="-449"/>
+        <w:rPr>
+          <w:rFonts w:ascii="Times New Roman" w:hAnsi="Times New Roman"/>
+          <w:b/>
+          <w:bCs/>
+          <w:color w:val="3465A4"/>
+          <w:sz w:val="30"/>
+          <w:szCs w:val="30"/>
+        </w:rPr>
+      </w:pPr>
+      <w:r>
+        <w:rPr>
+          <w:rFonts w:ascii="Times New Roman" w:hAnsi="Times New Roman"/>
+          <w:b/>
+          <w:bCs/>
+          <w:color w:val="3465A4"/>
+          <w:sz w:val="30"/>
+          <w:szCs w:val="30"/>
+        </w:rPr>
+        <w:t>[EN] What is the Strategy pattern?</w:t>
+      </w:r>
+    </w:p>
+    <w:p>
+      <w:pPr>
+        <w:pStyle w:val="Normal"/>
+        <w:ind w:hanging="0" w:start="-540" w:end="-449"/>
+        <w:rPr>
+          <w:rFonts w:ascii="Times New Roman" w:hAnsi="Times New Roman"/>
+          <w:sz w:val="30"/>
+          <w:szCs w:val="30"/>
+        </w:rPr>
+      </w:pPr>
+      <w:r>
+        <w:rPr>
+          <w:rFonts w:ascii="Times New Roman" w:hAnsi="Times New Roman"/>
+          <w:sz w:val="30"/>
+          <w:szCs w:val="30"/>
+        </w:rPr>
+        <w:t>[VN] Strategy Pattern (mẫu Chiến lược) là một design pattern thuộc nhóm behavioral dùng để định nghĩa nhiều thuật toán hoặc cách xử lý cho cùng một nhiệm vụ, sau đó đóng gói mỗi thuật toán thành một class riêng và cho phép thay đổi hoặc chọn thuật toán phù hợp tại runtime mà không cần sửa code chính. Pattern này giúp tránh việc dùng quá nhiều if-else hoặc switch-case, làm code dễ mở rộng, dễ bảo trì, và tuân thủ các nguyên tắc SOLID như Open-Closed Principle và Single Responsibility Principle. Ví dụ, trong hệ thống thương mại điện tử, việc tính giảm giá có thể có nhiều chiến lược khác nhau như giảm giá ngày thường, giảm giá Black Friday hoặc giảm giá 11/11; mỗi chiến lược được triển khai thành một class riêng và hệ thống có thể chọn chiến lược phù hợp tùy theo thời điểm hoặc điều kiện.</w:t>
+      </w:r>
+    </w:p>
+    <w:p>
+      <w:pPr>
+        <w:pStyle w:val="Normal"/>
+        <w:ind w:hanging="0" w:start="-540" w:end="-449"/>
+        <w:rPr>
+          <w:rFonts w:ascii="Times New Roman" w:hAnsi="Times New Roman"/>
+          <w:sz w:val="30"/>
+          <w:szCs w:val="30"/>
+        </w:rPr>
+      </w:pPr>
+      <w:r>
+        <w:rPr>
+          <w:rFonts w:ascii="Times New Roman" w:hAnsi="Times New Roman"/>
+          <w:sz w:val="30"/>
+          <w:szCs w:val="30"/>
+        </w:rPr>
+      </w:r>
+    </w:p>
+    <w:p>
+      <w:pPr>
+        <w:pStyle w:val="Normal"/>
+        <w:ind w:hanging="0" w:start="-540" w:end="-449"/>
+        <w:rPr>
+          <w:rFonts w:ascii="Times New Roman" w:hAnsi="Times New Roman"/>
+          <w:sz w:val="30"/>
+          <w:szCs w:val="30"/>
+        </w:rPr>
+      </w:pPr>
+      <w:r>
+        <w:rPr>
+          <w:rFonts w:ascii="Times New Roman" w:hAnsi="Times New Roman"/>
+          <w:sz w:val="30"/>
+          <w:szCs w:val="30"/>
+        </w:rPr>
+        <w:t>[EN] Strategy Pattern is a behavioral design pattern used to define multiple algorithms or ways to perform the same task, then encapsulate each algorithm in a separate class and allow the program to choose or switch the algorithm at runtime without changing the main code. This pattern helps avoid long if-else or switch-case statements, making the code easier to extend and maintain, and following SOLID principles such as the Open-Closed Principle and Single Responsibility Principle. For example, in an e-commerce system, calculating discounts may have different strategies such as normal day discount, Black Friday discount, or 11/11 promotion; each strategy is implemented as a separate class, and the system selects the appropriate strategy depending on the date or conditions.</w:t>
+      </w:r>
+    </w:p>
+    <w:p>
+      <w:pPr>
+        <w:pStyle w:val="Normal"/>
+        <w:ind w:hanging="0" w:start="-540" w:end="-449"/>
+        <w:rPr>
+          <w:rFonts w:ascii="Times New Roman" w:hAnsi="Times New Roman"/>
+          <w:sz w:val="30"/>
+          <w:szCs w:val="30"/>
+        </w:rPr>
+      </w:pPr>
+      <w:r>
+        <w:rPr>
+          <w:rFonts w:ascii="Times New Roman" w:hAnsi="Times New Roman"/>
+          <w:sz w:val="30"/>
+          <w:szCs w:val="30"/>
+        </w:rPr>
+      </w:r>
+    </w:p>
+    <w:p>
+      <w:pPr>
+        <w:pStyle w:val="Normal"/>
+        <w:ind w:hanging="0" w:start="-540" w:end="-449"/>
+        <w:rPr>
+          <w:rFonts w:ascii="Times New Roman" w:hAnsi="Times New Roman"/>
+          <w:b/>
+          <w:bCs/>
+          <w:color w:val="3465A4"/>
+          <w:sz w:val="30"/>
+          <w:szCs w:val="30"/>
+        </w:rPr>
+      </w:pPr>
+      <w:r>
+        <w:rPr>
+          <w:rFonts w:ascii="Times New Roman" w:hAnsi="Times New Roman"/>
+          <w:b/>
+          <w:bCs/>
+          <w:color w:val="3465A4"/>
+          <w:sz w:val="30"/>
+          <w:szCs w:val="30"/>
+        </w:rPr>
+        <w:t>[VN] Strategy pattern dùng khi nào trong business logic?</w:t>
+      </w:r>
+    </w:p>
+    <w:p>
+      <w:pPr>
+        <w:pStyle w:val="Normal"/>
+        <w:ind w:hanging="0" w:start="-540" w:end="-449"/>
+        <w:rPr>
+          <w:rFonts w:ascii="Times New Roman" w:hAnsi="Times New Roman"/>
+          <w:b/>
+          <w:bCs/>
+          <w:color w:val="3465A4"/>
+          <w:sz w:val="30"/>
+          <w:szCs w:val="30"/>
+        </w:rPr>
+      </w:pPr>
+      <w:r>
+        <w:rPr>
+          <w:rFonts w:ascii="Times New Roman" w:hAnsi="Times New Roman"/>
+          <w:b/>
+          <w:bCs/>
+          <w:color w:val="3465A4"/>
+          <w:sz w:val="30"/>
+          <w:szCs w:val="30"/>
+        </w:rPr>
+        <w:t>[EN] When is the Strategy pattern used in business logic?</w:t>
+      </w:r>
+    </w:p>
+    <w:p>
+      <w:pPr>
+        <w:pStyle w:val="Normal"/>
+        <w:ind w:hanging="0" w:start="-540" w:end="-449"/>
+        <w:rPr>
+          <w:rFonts w:ascii="Times New Roman" w:hAnsi="Times New Roman"/>
+          <w:sz w:val="30"/>
+          <w:szCs w:val="30"/>
+        </w:rPr>
+      </w:pPr>
+      <w:r>
+        <w:rPr>
+          <w:rFonts w:ascii="Times New Roman" w:hAnsi="Times New Roman"/>
+          <w:sz w:val="30"/>
+          <w:szCs w:val="30"/>
+        </w:rPr>
+        <w:t>[VN] Strategy pattern được dùng khi một business logic có nhiều cách thực hiện khác nhau và có thể thay đổi tùy theo điều kiện hoặc cấu hình. Thay vì dùng nhiều câu lệnh if/else hoặc switch, ta tách mỗi cách xử lý thành một strategy riêng và chọn strategy phù hợp khi chạy chương trình. Điều này giúp code dễ mở rộng, dễ test và tuân theo nguyên tắc Open/Closed vì có thể thêm logic mới mà không cần sửa code cũ.</w:t>
+      </w:r>
+    </w:p>
+    <w:p>
+      <w:pPr>
+        <w:pStyle w:val="Normal"/>
+        <w:ind w:hanging="0" w:start="-540" w:end="-449"/>
+        <w:rPr>
+          <w:rFonts w:ascii="Times New Roman" w:hAnsi="Times New Roman"/>
+          <w:sz w:val="30"/>
+          <w:szCs w:val="30"/>
+        </w:rPr>
+      </w:pPr>
+      <w:r>
+        <w:rPr>
+          <w:rFonts w:ascii="Times New Roman" w:hAnsi="Times New Roman"/>
+          <w:sz w:val="30"/>
+          <w:szCs w:val="30"/>
+        </w:rPr>
+      </w:r>
+    </w:p>
+    <w:p>
+      <w:pPr>
+        <w:pStyle w:val="Normal"/>
+        <w:ind w:hanging="0" w:start="-540" w:end="-449"/>
+        <w:rPr>
+          <w:rFonts w:ascii="Times New Roman" w:hAnsi="Times New Roman"/>
+          <w:sz w:val="30"/>
+          <w:szCs w:val="30"/>
+        </w:rPr>
+      </w:pPr>
+      <w:r>
+        <w:rPr>
+          <w:rFonts w:ascii="Times New Roman" w:hAnsi="Times New Roman"/>
+          <w:sz w:val="30"/>
+          <w:szCs w:val="30"/>
+        </w:rPr>
+        <w:t>[EN] The Strategy pattern is used when a business logic has multiple ways to perform the same task and the method can change based on conditions or configuration. Instead of using many if/else or switch statements, each algorithm is placed in a separate strategy and the correct one is selected at runtime. This makes the code easier to extend, easier to test, and follows the Open/Closed principle because new behaviors can be added without modifying existing code.</w:t>
+      </w:r>
+    </w:p>
+    <w:p>
+      <w:pPr>
+        <w:pStyle w:val="Normal"/>
+        <w:ind w:hanging="0" w:start="-540" w:end="-449"/>
+        <w:rPr>
+          <w:rFonts w:ascii="Times New Roman" w:hAnsi="Times New Roman"/>
+          <w:sz w:val="30"/>
+          <w:szCs w:val="30"/>
+        </w:rPr>
+      </w:pPr>
+      <w:r>
+        <w:rPr>
+          <w:rFonts w:ascii="Times New Roman" w:hAnsi="Times New Roman"/>
+          <w:sz w:val="30"/>
+          <w:szCs w:val="30"/>
+        </w:rPr>
+      </w:r>
+    </w:p>
+    <w:p>
+      <w:pPr>
+        <w:pStyle w:val="Normal"/>
+        <w:ind w:hanging="0" w:start="-540" w:end="-449"/>
+        <w:rPr>
+          <w:rFonts w:ascii="Times New Roman" w:hAnsi="Times New Roman"/>
+          <w:b/>
+          <w:bCs/>
+          <w:color w:val="3465A4"/>
+          <w:sz w:val="30"/>
+          <w:szCs w:val="30"/>
+        </w:rPr>
+      </w:pPr>
+      <w:r>
+        <w:rPr>
+          <w:rFonts w:ascii="Times New Roman" w:hAnsi="Times New Roman"/>
+          <w:b/>
+          <w:bCs/>
+          <w:color w:val="3465A4"/>
+          <w:sz w:val="30"/>
+          <w:szCs w:val="30"/>
+        </w:rPr>
+        <w:t>[VN] Bạn sử dụng Strategy pattern trong dự án Lodging Transport Management để làm gì và bạn đã làm như thế nào?</w:t>
+      </w:r>
+    </w:p>
+    <w:p>
+      <w:pPr>
+        <w:pStyle w:val="Normal"/>
+        <w:ind w:hanging="0" w:start="-540" w:end="-449"/>
+        <w:rPr>
+          <w:rFonts w:ascii="Times New Roman" w:hAnsi="Times New Roman"/>
+          <w:b/>
+          <w:bCs/>
+          <w:color w:val="3465A4"/>
+          <w:sz w:val="30"/>
+          <w:szCs w:val="30"/>
+        </w:rPr>
+      </w:pPr>
+      <w:r>
+        <w:rPr>
+          <w:rFonts w:ascii="Times New Roman" w:hAnsi="Times New Roman"/>
+          <w:b/>
+          <w:bCs/>
+          <w:color w:val="3465A4"/>
+          <w:sz w:val="30"/>
+          <w:szCs w:val="30"/>
+        </w:rPr>
+        <w:t>[EN] Why did you use the Strategy pattern in the Lodging Transport Management project, and how did you implement it?</w:t>
+      </w:r>
+    </w:p>
+    <w:p>
+      <w:pPr>
+        <w:pStyle w:val="Normal"/>
+        <w:ind w:hanging="0" w:start="-540" w:end="-449"/>
+        <w:rPr>
+          <w:rFonts w:ascii="Times New Roman" w:hAnsi="Times New Roman"/>
+          <w:sz w:val="30"/>
+          <w:szCs w:val="30"/>
+        </w:rPr>
+      </w:pPr>
+      <w:r>
+        <w:rPr>
+          <w:rFonts w:ascii="Times New Roman" w:hAnsi="Times New Roman"/>
+          <w:sz w:val="30"/>
+          <w:szCs w:val="30"/>
+        </w:rPr>
+        <w:t>[VN] Strategy pattern được áp dụng cho việc xác thực booking và tính toán chi phí. Mỗi đối tác có quy tắc riêng, ví dụ có đối tác yêu cầu kiểm tra số lượng phòng, có đối tác yêu cầu xác thực thông tin khách hàng chi tiết hơn. Tôi định nghĩa nhiều strategy khác nhau cho từng loại đối tác, và khi xử lý booking, hệ thống sẽ lựa chọn strategy phù hợp tại runtime. Cách làm này giúp code dễ mở rộng, dễ bảo trì và linh hoạt khi có thêm đối tác mới với quy tắc riêng.</w:t>
+      </w:r>
+    </w:p>
+    <w:p>
+      <w:pPr>
+        <w:pStyle w:val="Normal"/>
+        <w:ind w:hanging="0" w:start="-540" w:end="-449"/>
+        <w:rPr>
+          <w:rFonts w:ascii="Times New Roman" w:hAnsi="Times New Roman"/>
+          <w:sz w:val="30"/>
+          <w:szCs w:val="30"/>
+        </w:rPr>
+      </w:pPr>
+      <w:r>
+        <w:rPr>
+          <w:rFonts w:ascii="Times New Roman" w:hAnsi="Times New Roman"/>
+          <w:sz w:val="30"/>
+          <w:szCs w:val="30"/>
+        </w:rPr>
+      </w:r>
+    </w:p>
+    <w:p>
+      <w:pPr>
+        <w:pStyle w:val="Normal"/>
+        <w:ind w:hanging="0" w:start="-540" w:end="-449"/>
+        <w:rPr>
+          <w:rFonts w:ascii="Times New Roman" w:hAnsi="Times New Roman"/>
+          <w:sz w:val="30"/>
+          <w:szCs w:val="30"/>
+        </w:rPr>
+      </w:pPr>
+      <w:r>
+        <w:rPr>
+          <w:rFonts w:ascii="Times New Roman" w:hAnsi="Times New Roman"/>
+          <w:sz w:val="30"/>
+          <w:szCs w:val="30"/>
+        </w:rPr>
+        <w:t>[EN] The Strategy pattern is used for booking validation and cost calculation. Each partner has its own rules; for example, some require checking the number of rooms, while others need more detailed customer validation. I define different strategies for each type of partner, and when processing a booking, the system selects the suitable strategy at runtime. This approach makes the code easier to extend, easier to maintain, and flexible when adding new partners with their own rules.</w:t>
+      </w:r>
+    </w:p>
+    <w:p>
+      <w:pPr>
+        <w:pStyle w:val="Normal"/>
+        <w:ind w:hanging="0" w:start="-540" w:end="-449"/>
+        <w:rPr>
+          <w:rFonts w:ascii="Times New Roman" w:hAnsi="Times New Roman"/>
+          <w:sz w:val="30"/>
+          <w:szCs w:val="30"/>
+        </w:rPr>
+      </w:pPr>
+      <w:r>
+        <w:rPr>
+          <w:rFonts w:ascii="Times New Roman" w:hAnsi="Times New Roman"/>
+          <w:sz w:val="30"/>
+          <w:szCs w:val="30"/>
+        </w:rPr>
+      </w:r>
+    </w:p>
+    <w:p>
+      <w:pPr>
+        <w:pStyle w:val="Normal"/>
+        <w:ind w:hanging="0" w:start="-540" w:end="-449"/>
+        <w:rPr>
+          <w:rFonts w:ascii="Times New Roman" w:hAnsi="Times New Roman"/>
+          <w:b/>
+          <w:bCs/>
+          <w:color w:val="3465A4"/>
+          <w:sz w:val="30"/>
+          <w:szCs w:val="30"/>
+        </w:rPr>
+      </w:pPr>
+      <w:r>
+        <w:rPr>
+          <w:rFonts w:ascii="Times New Roman" w:hAnsi="Times New Roman"/>
+          <w:b/>
+          <w:bCs/>
+          <w:color w:val="3465A4"/>
+          <w:sz w:val="30"/>
+          <w:szCs w:val="30"/>
+        </w:rPr>
+        <w:t>[VN] Adapter pattern là gì?</w:t>
+      </w:r>
+    </w:p>
+    <w:p>
+      <w:pPr>
+        <w:pStyle w:val="Normal"/>
+        <w:ind w:hanging="0" w:start="-540" w:end="-449"/>
+        <w:rPr>
+          <w:rFonts w:ascii="Times New Roman" w:hAnsi="Times New Roman"/>
+          <w:b/>
+          <w:bCs/>
+          <w:color w:val="3465A4"/>
+          <w:sz w:val="30"/>
+          <w:szCs w:val="30"/>
+        </w:rPr>
+      </w:pPr>
+      <w:r>
+        <w:rPr>
+          <w:rFonts w:ascii="Times New Roman" w:hAnsi="Times New Roman"/>
+          <w:b/>
+          <w:bCs/>
+          <w:color w:val="3465A4"/>
+          <w:sz w:val="30"/>
+          <w:szCs w:val="30"/>
+        </w:rPr>
+        <w:t>[EN] What is Adapter pattern?</w:t>
+      </w:r>
+    </w:p>
+    <w:p>
+      <w:pPr>
+        <w:pStyle w:val="Normal"/>
+        <w:ind w:hanging="0" w:start="-540" w:end="-449"/>
+        <w:rPr>
+          <w:rFonts w:ascii="Times New Roman" w:hAnsi="Times New Roman"/>
+          <w:sz w:val="30"/>
+          <w:szCs w:val="30"/>
+        </w:rPr>
+      </w:pPr>
+      <w:r>
+        <w:rPr>
+          <w:rFonts w:ascii="Times New Roman" w:hAnsi="Times New Roman"/>
+          <w:sz w:val="30"/>
+          <w:szCs w:val="30"/>
+        </w:rPr>
+        <w:t>[VN] Adapter Pattern là một design pattern thuộc nhóm structural cho phép hai đối tượng có giao diện (interface) không tương thích vẫn có thể làm việc với nhau. Pattern này hoạt động như một bộ chuyển đổi hoặc phiên dịch, đứng giữa hai hệ thống và chuyển đổi dữ liệu hoặc method call từ giao diện này sang giao diện khác mà không cần thay đổi code gốc. Adapter thường được dùng khi cần tích hợp hệ thống cũ, thư viện bên thứ ba hoặc các API khác nhau. Ví dụ, nếu một hệ thống chỉ hỗ trợ thanh toán bằng Visa nhưng người dùng muốn trả bằng Momo, một Adapter có thể chuyển đổi yêu cầu thanh toán Momo thành giao diện Visa để hệ thống vẫn xử lý được.</w:t>
+      </w:r>
+    </w:p>
+    <w:p>
+      <w:pPr>
+        <w:pStyle w:val="Normal"/>
+        <w:ind w:hanging="0" w:start="-540" w:end="-449"/>
+        <w:rPr>
+          <w:rFonts w:ascii="Times New Roman" w:hAnsi="Times New Roman"/>
+          <w:sz w:val="30"/>
+          <w:szCs w:val="30"/>
+        </w:rPr>
+      </w:pPr>
+      <w:r>
+        <w:rPr>
+          <w:rFonts w:ascii="Times New Roman" w:hAnsi="Times New Roman"/>
+          <w:sz w:val="30"/>
+          <w:szCs w:val="30"/>
+        </w:rPr>
+      </w:r>
+    </w:p>
+    <w:p>
+      <w:pPr>
+        <w:pStyle w:val="Normal"/>
+        <w:ind w:hanging="0" w:start="-540" w:end="-449"/>
+        <w:rPr>
+          <w:rFonts w:ascii="Times New Roman" w:hAnsi="Times New Roman"/>
+          <w:sz w:val="30"/>
+          <w:szCs w:val="30"/>
+        </w:rPr>
+      </w:pPr>
+      <w:r>
+        <w:rPr>
+          <w:rFonts w:ascii="Times New Roman" w:hAnsi="Times New Roman"/>
+          <w:sz w:val="30"/>
+          <w:szCs w:val="30"/>
+        </w:rPr>
+        <w:t>[EN] Adapter Pattern is a structural design pattern that allows two objects with incompatible interfaces to work together. It works like a converter or translator, sitting between two systems and converting data or method calls from one interface to another without changing the original code. Adapter is commonly used when integrating legacy systems, third-party libraries, or different APIs. For example, if a system only supports Visa payments but a user wants to pay with Momo, an Adapter can convert the Momo payment request into a Visa-like interface so the system can process it successfully.</w:t>
+      </w:r>
+    </w:p>
+    <w:p>
+      <w:pPr>
+        <w:pStyle w:val="Normal"/>
+        <w:ind w:hanging="0" w:start="-540" w:end="-449"/>
+        <w:rPr>
+          <w:rFonts w:ascii="Times New Roman" w:hAnsi="Times New Roman"/>
+          <w:sz w:val="30"/>
+          <w:szCs w:val="30"/>
+        </w:rPr>
+      </w:pPr>
+      <w:r>
+        <w:rPr>
+          <w:rFonts w:ascii="Times New Roman" w:hAnsi="Times New Roman"/>
+          <w:sz w:val="30"/>
+          <w:szCs w:val="30"/>
+        </w:rPr>
+      </w:r>
+    </w:p>
+    <w:p>
+      <w:pPr>
+        <w:pStyle w:val="Normal"/>
+        <w:ind w:hanging="0" w:start="-540" w:end="-449"/>
+        <w:rPr>
+          <w:rFonts w:ascii="Times New Roman" w:hAnsi="Times New Roman"/>
+          <w:b/>
+          <w:bCs/>
+          <w:color w:val="3465A4"/>
+          <w:sz w:val="30"/>
+          <w:szCs w:val="30"/>
+        </w:rPr>
+      </w:pPr>
+      <w:r>
+        <w:rPr>
+          <w:rFonts w:ascii="Times New Roman" w:hAnsi="Times New Roman"/>
+          <w:b/>
+          <w:bCs/>
+          <w:color w:val="3465A4"/>
+          <w:sz w:val="30"/>
+          <w:szCs w:val="30"/>
+        </w:rPr>
+        <w:t>[VN] Adapter pattern dùng khi tích hợp hệ thống legacy như thế nào?</w:t>
+      </w:r>
+    </w:p>
+    <w:p>
+      <w:pPr>
+        <w:pStyle w:val="Normal"/>
+        <w:ind w:hanging="0" w:start="-540" w:end="-449"/>
+        <w:rPr>
+          <w:rFonts w:ascii="Times New Roman" w:hAnsi="Times New Roman"/>
+          <w:b/>
+          <w:bCs/>
+          <w:color w:val="3465A4"/>
+          <w:sz w:val="30"/>
+          <w:szCs w:val="30"/>
+        </w:rPr>
+      </w:pPr>
+      <w:r>
+        <w:rPr>
+          <w:rFonts w:ascii="Times New Roman" w:hAnsi="Times New Roman"/>
+          <w:b/>
+          <w:bCs/>
+          <w:color w:val="3465A4"/>
+          <w:sz w:val="30"/>
+          <w:szCs w:val="30"/>
+        </w:rPr>
+        <w:t>[EN] How is the Adapter pattern used when integrating legacy systems?</w:t>
+      </w:r>
+    </w:p>
+    <w:p>
+      <w:pPr>
+        <w:pStyle w:val="Normal"/>
+        <w:ind w:hanging="0" w:start="-540" w:end="-449"/>
+        <w:rPr>
+          <w:rFonts w:ascii="Times New Roman" w:hAnsi="Times New Roman"/>
+          <w:sz w:val="30"/>
+          <w:szCs w:val="30"/>
+        </w:rPr>
+      </w:pPr>
+      <w:r>
+        <w:rPr>
+          <w:rFonts w:ascii="Times New Roman" w:hAnsi="Times New Roman"/>
+          <w:sz w:val="30"/>
+          <w:szCs w:val="30"/>
+        </w:rPr>
+        <w:t>[VN] Adapter pattern được dùng khi cần tích hợp hệ thống legacy có interface cũ hoặc khác với interface mà hệ thống hiện tại mong đợi. Adapter hoạt động như một lớp trung gian, chuyển đổi interface của hệ thống legacy sang interface chuẩn mà application đang sử dụng. Nhờ vậy, code mới không cần thay đổi nhiều và không phụ thuộc trực tiếp vào implementation cũ, giúp hệ thống dễ bảo trì, dễ mở rộng và giảm rủi ro khi thay đổi hoặc thay thế hệ thống legacy trong tương lai.</w:t>
+      </w:r>
+    </w:p>
+    <w:p>
+      <w:pPr>
+        <w:pStyle w:val="Normal"/>
+        <w:ind w:hanging="0" w:start="-540" w:end="-449"/>
+        <w:rPr>
+          <w:rFonts w:ascii="Times New Roman" w:hAnsi="Times New Roman"/>
+          <w:sz w:val="30"/>
+          <w:szCs w:val="30"/>
+        </w:rPr>
+      </w:pPr>
+      <w:r>
+        <w:rPr>
+          <w:rFonts w:ascii="Times New Roman" w:hAnsi="Times New Roman"/>
+          <w:sz w:val="30"/>
+          <w:szCs w:val="30"/>
+        </w:rPr>
+      </w:r>
+    </w:p>
+    <w:p>
+      <w:pPr>
+        <w:pStyle w:val="Normal"/>
+        <w:ind w:hanging="0" w:start="-540" w:end="-449"/>
+        <w:rPr>
+          <w:rFonts w:ascii="Times New Roman" w:hAnsi="Times New Roman"/>
+          <w:sz w:val="30"/>
+          <w:szCs w:val="30"/>
+        </w:rPr>
+      </w:pPr>
+      <w:r>
+        <w:rPr>
+          <w:rFonts w:ascii="Times New Roman" w:hAnsi="Times New Roman"/>
+          <w:sz w:val="30"/>
+          <w:szCs w:val="30"/>
+        </w:rPr>
+        <w:t>[EN] The Adapter pattern is used when integrating a legacy system that has an old or different interface from what the current system expects. The adapter acts as a middle layer that converts the legacy system’s interface into the standard interface used by the application. This allows the new code to work without major changes and avoids direct dependency on the old implementation, making the system easier to maintain, extend, and replace the legacy system in the future.</w:t>
+      </w:r>
+    </w:p>
+    <w:p>
+      <w:pPr>
+        <w:pStyle w:val="Normal"/>
+        <w:ind w:hanging="0" w:start="-540" w:end="-449"/>
+        <w:rPr>
+          <w:rFonts w:ascii="Times New Roman" w:hAnsi="Times New Roman"/>
+          <w:sz w:val="30"/>
+          <w:szCs w:val="30"/>
+        </w:rPr>
+      </w:pPr>
+      <w:r>
+        <w:rPr>
+          <w:rFonts w:ascii="Times New Roman" w:hAnsi="Times New Roman"/>
+          <w:sz w:val="30"/>
+          <w:szCs w:val="30"/>
+        </w:rPr>
+      </w:r>
+    </w:p>
+    <w:p>
+      <w:pPr>
+        <w:pStyle w:val="Normal"/>
+        <w:ind w:hanging="0" w:start="-540" w:end="-449"/>
+        <w:rPr>
+          <w:rFonts w:ascii="Times New Roman" w:hAnsi="Times New Roman"/>
+          <w:b/>
+          <w:bCs/>
+          <w:color w:val="3465A4"/>
+          <w:sz w:val="30"/>
+          <w:szCs w:val="30"/>
+        </w:rPr>
+      </w:pPr>
+      <w:r>
+        <w:rPr>
+          <w:rFonts w:ascii="Times New Roman" w:hAnsi="Times New Roman"/>
+          <w:b/>
+          <w:bCs/>
+          <w:color w:val="3465A4"/>
+          <w:sz w:val="30"/>
+          <w:szCs w:val="30"/>
+        </w:rPr>
+        <w:t>[VN] Bạn sử dụng Adapter pattern trong dự án Lodging Transport Management để làm gì và bạn đã làm như thế nào?</w:t>
+      </w:r>
+    </w:p>
+    <w:p>
+      <w:pPr>
+        <w:pStyle w:val="Normal"/>
+        <w:ind w:hanging="0" w:start="-540" w:end="-449"/>
+        <w:rPr>
+          <w:rFonts w:ascii="Times New Roman" w:hAnsi="Times New Roman"/>
+          <w:b/>
+          <w:bCs/>
+          <w:color w:val="3465A4"/>
+          <w:sz w:val="30"/>
+          <w:szCs w:val="30"/>
+        </w:rPr>
+      </w:pPr>
+      <w:r>
+        <w:rPr>
+          <w:rFonts w:ascii="Times New Roman" w:hAnsi="Times New Roman"/>
+          <w:b/>
+          <w:bCs/>
+          <w:color w:val="3465A4"/>
+          <w:sz w:val="30"/>
+          <w:szCs w:val="30"/>
+        </w:rPr>
+        <w:t>[EN] Why did you use the Adapter pattern in the Lodging Transport Management project, and how did you implement it?</w:t>
+      </w:r>
+    </w:p>
+    <w:p>
+      <w:pPr>
+        <w:pStyle w:val="Normal"/>
+        <w:ind w:hanging="0" w:start="-540" w:end="-449"/>
+        <w:rPr>
+          <w:rFonts w:ascii="Times New Roman" w:hAnsi="Times New Roman"/>
+          <w:sz w:val="30"/>
+          <w:szCs w:val="30"/>
+        </w:rPr>
+      </w:pPr>
+      <w:r>
+        <w:rPr>
+          <w:rFonts w:ascii="Times New Roman" w:hAnsi="Times New Roman"/>
+          <w:sz w:val="30"/>
+          <w:szCs w:val="30"/>
+        </w:rPr>
+        <w:t>[VN] Adapter pattern được dùng để chuẩn hóa dữ liệu từ các API đối tác. Vì mỗi đối tác trả về dữ liệu với định dạng khác nhau, có nơi dùng JSON, có nơi dùng XML, có nơi đặt tên trường khác nhau, tôi xây dựng các lớp Adapter để chuyển đổi dữ liệu về một định dạng chuẩn nội bộ. Nhờ đó, các service trong hệ thống chỉ cần làm việc với một interface thống nhất, không cần quan tâm đến sự khác biệt của từng đối tác. Điều này giúp giảm độ phức tạp khi tích hợp và tăng khả năng mở rộng.</w:t>
+      </w:r>
+    </w:p>
+    <w:p>
+      <w:pPr>
+        <w:pStyle w:val="Normal"/>
+        <w:ind w:hanging="0" w:start="-540" w:end="-449"/>
+        <w:rPr>
+          <w:rFonts w:ascii="Times New Roman" w:hAnsi="Times New Roman"/>
+          <w:sz w:val="30"/>
+          <w:szCs w:val="30"/>
+        </w:rPr>
+      </w:pPr>
+      <w:r>
+        <w:rPr>
+          <w:rFonts w:ascii="Times New Roman" w:hAnsi="Times New Roman"/>
+          <w:sz w:val="30"/>
+          <w:szCs w:val="30"/>
+        </w:rPr>
+      </w:r>
+    </w:p>
+    <w:p>
+      <w:pPr>
+        <w:pStyle w:val="Normal"/>
+        <w:ind w:hanging="0" w:start="-540" w:end="-449"/>
+        <w:rPr>
+          <w:rFonts w:ascii="Times New Roman" w:hAnsi="Times New Roman"/>
+          <w:sz w:val="30"/>
+          <w:szCs w:val="30"/>
+        </w:rPr>
+      </w:pPr>
+      <w:r>
+        <w:rPr>
+          <w:rFonts w:ascii="Times New Roman" w:hAnsi="Times New Roman"/>
+          <w:sz w:val="30"/>
+          <w:szCs w:val="30"/>
+        </w:rPr>
+        <w:t>[EN] The Adapter pattern is used to standardize data from partner APIs. Each partner returns data in different formats: some use JSON, some use XML, and some use different field names, so I create Adapter classes to convert the data into a common internal format. Thanks to this, services in the system only work with one unified interface and do not need to care about differences between partners. This helps reduce complexity in integration and makes the system easier to extend.</w:t>
+      </w:r>
+    </w:p>
+    <w:p>
+      <w:pPr>
+        <w:pStyle w:val="Normal"/>
+        <w:ind w:hanging="0" w:start="-540" w:end="-449"/>
+        <w:rPr>
+          <w:rFonts w:ascii="Times New Roman" w:hAnsi="Times New Roman"/>
+          <w:sz w:val="30"/>
+          <w:szCs w:val="30"/>
+        </w:rPr>
+      </w:pPr>
+      <w:r>
+        <w:rPr>
+          <w:rFonts w:ascii="Times New Roman" w:hAnsi="Times New Roman"/>
+          <w:sz w:val="30"/>
+          <w:szCs w:val="30"/>
+        </w:rPr>
+      </w:r>
+    </w:p>
+    <w:p>
+      <w:pPr>
+        <w:pStyle w:val="Normal"/>
+        <w:ind w:hanging="0" w:start="-540" w:end="-449"/>
+        <w:rPr>
+          <w:rFonts w:ascii="Times New Roman" w:hAnsi="Times New Roman"/>
+          <w:b/>
+          <w:bCs/>
+          <w:color w:val="3465A4"/>
+          <w:sz w:val="30"/>
+          <w:szCs w:val="30"/>
+        </w:rPr>
+      </w:pPr>
+      <w:r>
+        <w:rPr>
+          <w:rFonts w:ascii="Times New Roman" w:hAnsi="Times New Roman"/>
+          <w:b/>
+          <w:bCs/>
+          <w:color w:val="3465A4"/>
+          <w:sz w:val="30"/>
+          <w:szCs w:val="30"/>
+        </w:rPr>
+        <w:t>[VN] Facade pattern là gì?</w:t>
+      </w:r>
+    </w:p>
+    <w:p>
+      <w:pPr>
+        <w:pStyle w:val="Normal"/>
+        <w:ind w:hanging="0" w:start="-540" w:end="-449"/>
+        <w:rPr>
+          <w:rFonts w:ascii="Times New Roman" w:hAnsi="Times New Roman"/>
+          <w:b/>
+          <w:bCs/>
+          <w:color w:val="3465A4"/>
+          <w:sz w:val="30"/>
+          <w:szCs w:val="30"/>
+        </w:rPr>
+      </w:pPr>
+      <w:r>
+        <w:rPr>
+          <w:rFonts w:ascii="Times New Roman" w:hAnsi="Times New Roman"/>
+          <w:b/>
+          <w:bCs/>
+          <w:color w:val="3465A4"/>
+          <w:sz w:val="30"/>
+          <w:szCs w:val="30"/>
+        </w:rPr>
+        <w:t>[EN] What is Facade pattern?</w:t>
+      </w:r>
+    </w:p>
+    <w:p>
+      <w:pPr>
+        <w:pStyle w:val="Normal"/>
+        <w:ind w:hanging="0" w:start="-540" w:end="-449"/>
+        <w:rPr>
+          <w:rFonts w:ascii="Times New Roman" w:hAnsi="Times New Roman"/>
+          <w:sz w:val="30"/>
+          <w:szCs w:val="30"/>
+        </w:rPr>
+      </w:pPr>
+      <w:r>
+        <w:rPr>
+          <w:rFonts w:ascii="Times New Roman" w:hAnsi="Times New Roman"/>
+          <w:sz w:val="30"/>
+          <w:szCs w:val="30"/>
+        </w:rPr>
+        <w:t>[VN] Facade Pattern (mẫu Mặt tiền) là một design pattern thuộc nhóm structural cung cấp một giao diện đơn giản để làm việc với một hệ thống phức tạp gồm nhiều class hoặc module bên trong. Thay vì client phải gọi nhiều service hoặc class khác nhau, Facade sẽ đóng vai trò trung gian và cung cấp một method hoặc API duy nhất, sau đó bên trong nó sẽ gọi các thành phần cần thiết và xử lý logic. Pattern này giúp che giấu sự phức tạp của subsystem, giảm coupling giữa client và hệ thống bên trong, đồng thời làm cho code dễ hiểu, dễ bảo trì và dễ mở rộng. Ví dụ trong hệ thống e-commerce, khi người dùng bấm “Mua ngay”, một Facade có thể gọi nhiều service như kiểm tra giảm giá, tính phí vận chuyển, kiểm tra tồn kho và tạo đơn hàng, nhưng đối với client thì chỉ cần gọi một method duy nhất.</w:t>
+      </w:r>
+    </w:p>
+    <w:p>
+      <w:pPr>
+        <w:pStyle w:val="Normal"/>
+        <w:ind w:hanging="0" w:start="-540" w:end="-449"/>
+        <w:rPr>
+          <w:rFonts w:ascii="Times New Roman" w:hAnsi="Times New Roman"/>
+          <w:sz w:val="30"/>
+          <w:szCs w:val="30"/>
+        </w:rPr>
+      </w:pPr>
+      <w:r>
+        <w:rPr>
+          <w:rFonts w:ascii="Times New Roman" w:hAnsi="Times New Roman"/>
+          <w:sz w:val="30"/>
+          <w:szCs w:val="30"/>
+        </w:rPr>
+      </w:r>
+    </w:p>
+    <w:p>
+      <w:pPr>
+        <w:pStyle w:val="Normal"/>
+        <w:ind w:hanging="0" w:start="-540" w:end="-449"/>
+        <w:rPr>
+          <w:rFonts w:ascii="Times New Roman" w:hAnsi="Times New Roman"/>
+          <w:sz w:val="30"/>
+          <w:szCs w:val="30"/>
+        </w:rPr>
+      </w:pPr>
+      <w:r>
+        <w:rPr>
+          <w:rFonts w:ascii="Times New Roman" w:hAnsi="Times New Roman"/>
+          <w:sz w:val="30"/>
+          <w:szCs w:val="30"/>
+        </w:rPr>
+        <w:t>[EN] Facade Pattern is a structural design pattern that provides a simple interface to interact with a complex system that contains many classes or modules. Instead of letting the client call many services directly, the Facade acts as a middle layer and exposes a single method or API, while internally it calls the required components and handles the logic. This pattern helps hide the complexity of the subsystem and reduce coupling between the client and internal components, making the code easier to understand, maintain, and extend. For example, in an e-commerce system, when a user clicks “Buy Now”, a Facade may call several services such as discount calculation, shipping fee calculation, inventory check, and order creation, but from the client’s perspective it only needs to call one method.</w:t>
+      </w:r>
+    </w:p>
+    <w:p>
+      <w:pPr>
+        <w:pStyle w:val="Normal"/>
+        <w:ind w:hanging="0" w:start="-540" w:end="-449"/>
+        <w:rPr>
+          <w:rFonts w:ascii="Times New Roman" w:hAnsi="Times New Roman"/>
+          <w:sz w:val="30"/>
+          <w:szCs w:val="30"/>
+        </w:rPr>
+      </w:pPr>
+      <w:r>
+        <w:rPr>
+          <w:rFonts w:ascii="Times New Roman" w:hAnsi="Times New Roman"/>
+          <w:sz w:val="30"/>
+          <w:szCs w:val="30"/>
+        </w:rPr>
+      </w:r>
+    </w:p>
+    <w:p>
+      <w:pPr>
+        <w:pStyle w:val="Normal"/>
+        <w:ind w:hanging="0" w:start="-540" w:end="-449"/>
+        <w:rPr>
+          <w:rFonts w:ascii="Times New Roman" w:hAnsi="Times New Roman"/>
+          <w:b/>
+          <w:bCs/>
+          <w:color w:val="3465A4"/>
+          <w:sz w:val="30"/>
+          <w:szCs w:val="30"/>
+        </w:rPr>
+      </w:pPr>
+      <w:r>
+        <w:rPr>
+          <w:rFonts w:ascii="Times New Roman" w:hAnsi="Times New Roman"/>
+          <w:b/>
+          <w:bCs/>
+          <w:color w:val="3465A4"/>
+          <w:sz w:val="30"/>
+          <w:szCs w:val="30"/>
+        </w:rPr>
+        <w:t>[VN] Facade pattern giúp đơn giản hóa hệ thống lớn ra sao?</w:t>
+      </w:r>
+    </w:p>
+    <w:p>
+      <w:pPr>
+        <w:pStyle w:val="Normal"/>
+        <w:ind w:hanging="0" w:start="-540" w:end="-449"/>
+        <w:rPr>
+          <w:rFonts w:ascii="Times New Roman" w:hAnsi="Times New Roman"/>
+          <w:b/>
+          <w:bCs/>
+          <w:color w:val="3465A4"/>
+          <w:sz w:val="30"/>
+          <w:szCs w:val="30"/>
+        </w:rPr>
+      </w:pPr>
+      <w:r>
+        <w:rPr>
+          <w:rFonts w:ascii="Times New Roman" w:hAnsi="Times New Roman"/>
+          <w:b/>
+          <w:bCs/>
+          <w:color w:val="3465A4"/>
+          <w:sz w:val="30"/>
+          <w:szCs w:val="30"/>
+        </w:rPr>
+        <w:t>[EN] How does the Facade pattern simplify large systems?</w:t>
+      </w:r>
+    </w:p>
+    <w:p>
+      <w:pPr>
+        <w:pStyle w:val="Normal"/>
+        <w:ind w:hanging="0" w:start="-540" w:end="-449"/>
+        <w:rPr>
+          <w:rFonts w:ascii="Times New Roman" w:hAnsi="Times New Roman"/>
+          <w:sz w:val="30"/>
+          <w:szCs w:val="30"/>
+        </w:rPr>
+      </w:pPr>
+      <w:r>
+        <w:rPr>
+          <w:rFonts w:ascii="Times New Roman" w:hAnsi="Times New Roman"/>
+          <w:sz w:val="30"/>
+          <w:szCs w:val="30"/>
+        </w:rPr>
+        <w:t>[VN] Facade pattern giúp đơn giản hóa hệ thống lớn bằng cách cung cấp một interface đơn giản để truy cập vào nhiều module hoặc subsystem phức tạp phía sau. Thay vì client phải gọi nhiều class hoặc service khác nhau, client chỉ cần tương tác với một lớp facade duy nhất, và lớp này sẽ điều phối các lời gọi đến các thành phần bên trong. Cách này giúp giảm sự phụ thuộc giữa các module, làm code dễ hiểu, dễ bảo trì và giúp thay đổi implementation bên trong mà không ảnh hưởng đến client.</w:t>
+      </w:r>
+    </w:p>
+    <w:p>
+      <w:pPr>
+        <w:pStyle w:val="Normal"/>
+        <w:ind w:hanging="0" w:start="-540" w:end="-449"/>
+        <w:rPr>
+          <w:rFonts w:ascii="Times New Roman" w:hAnsi="Times New Roman"/>
+          <w:sz w:val="30"/>
+          <w:szCs w:val="30"/>
+        </w:rPr>
+      </w:pPr>
+      <w:r>
+        <w:rPr>
+          <w:rFonts w:ascii="Times New Roman" w:hAnsi="Times New Roman"/>
+          <w:sz w:val="30"/>
+          <w:szCs w:val="30"/>
+        </w:rPr>
+      </w:r>
+    </w:p>
+    <w:p>
+      <w:pPr>
+        <w:pStyle w:val="Normal"/>
+        <w:ind w:hanging="0" w:start="-540" w:end="-449"/>
+        <w:rPr>
+          <w:rFonts w:ascii="Times New Roman" w:hAnsi="Times New Roman"/>
+          <w:sz w:val="30"/>
+          <w:szCs w:val="30"/>
+        </w:rPr>
+      </w:pPr>
+      <w:r>
+        <w:rPr>
+          <w:rFonts w:ascii="Times New Roman" w:hAnsi="Times New Roman"/>
+          <w:sz w:val="30"/>
+          <w:szCs w:val="30"/>
+        </w:rPr>
+        <w:t>[EN] The Facade pattern simplifies a large system by providing a simple interface to access many complex modules or subsystems behind it. Instead of the client calling many classes or services directly, the client only interacts with one facade class, and this class coordinates calls to the internal components. This approach reduces coupling between modules, makes the code easier to understand and maintain, and allows internal implementation changes without affecting the client.</w:t>
+      </w:r>
+    </w:p>
+    <w:p>
+      <w:pPr>
+        <w:pStyle w:val="Normal"/>
+        <w:ind w:hanging="0" w:start="-540" w:end="-449"/>
+        <w:rPr>
+          <w:rFonts w:ascii="Times New Roman" w:hAnsi="Times New Roman"/>
+          <w:sz w:val="30"/>
+          <w:szCs w:val="30"/>
+        </w:rPr>
+      </w:pPr>
+      <w:r>
+        <w:rPr>
+          <w:rFonts w:ascii="Times New Roman" w:hAnsi="Times New Roman"/>
+          <w:sz w:val="30"/>
+          <w:szCs w:val="30"/>
+        </w:rPr>
+      </w:r>
+    </w:p>
+    <w:p>
+      <w:pPr>
+        <w:pStyle w:val="Normal"/>
+        <w:ind w:hanging="0" w:start="-540" w:end="-449"/>
+        <w:rPr>
+          <w:rFonts w:ascii="Times New Roman" w:hAnsi="Times New Roman"/>
+          <w:b/>
+          <w:bCs/>
+          <w:color w:val="3465A4"/>
+          <w:sz w:val="30"/>
+          <w:szCs w:val="30"/>
+        </w:rPr>
+      </w:pPr>
+      <w:r>
+        <w:rPr>
+          <w:rFonts w:ascii="Times New Roman" w:hAnsi="Times New Roman"/>
+          <w:b/>
+          <w:bCs/>
+          <w:color w:val="3465A4"/>
+          <w:sz w:val="30"/>
+          <w:szCs w:val="30"/>
+        </w:rPr>
+        <w:t>[VN] Bạn sử dụng Facade pattern trong dự án Lodging Transport Management để làm gì và bạn đã làm như thế nào?</w:t>
+      </w:r>
+    </w:p>
+    <w:p>
+      <w:pPr>
+        <w:pStyle w:val="Normal"/>
+        <w:ind w:hanging="0" w:start="-540" w:end="-449"/>
+        <w:rPr>
+          <w:rFonts w:ascii="Times New Roman" w:hAnsi="Times New Roman"/>
+          <w:b/>
+          <w:bCs/>
+          <w:color w:val="3465A4"/>
+          <w:sz w:val="30"/>
+          <w:szCs w:val="30"/>
+        </w:rPr>
+      </w:pPr>
+      <w:r>
+        <w:rPr>
+          <w:rFonts w:ascii="Times New Roman" w:hAnsi="Times New Roman"/>
+          <w:b/>
+          <w:bCs/>
+          <w:color w:val="3465A4"/>
+          <w:sz w:val="30"/>
+          <w:szCs w:val="30"/>
+        </w:rPr>
+        <w:t>[EN] Why did you use the Facade pattern in the Lodging Transport Management project, and how did you implement it?</w:t>
+      </w:r>
+    </w:p>
+    <w:p>
+      <w:pPr>
+        <w:pStyle w:val="Normal"/>
+        <w:ind w:hanging="0" w:start="-540" w:end="-449"/>
+        <w:rPr>
+          <w:rFonts w:ascii="Times New Roman" w:hAnsi="Times New Roman"/>
+          <w:sz w:val="30"/>
+          <w:szCs w:val="30"/>
+        </w:rPr>
+      </w:pPr>
+      <w:r>
+        <w:rPr>
+          <w:rFonts w:ascii="Times New Roman" w:hAnsi="Times New Roman"/>
+          <w:sz w:val="30"/>
+          <w:szCs w:val="30"/>
+        </w:rPr>
+        <w:t>[VN] Facade pattern được áp dụng để đơn giản hóa quy trình booking phức tạp. Một booking thường bao gồm nhiều bước: kiểm tra phòng, xác thực thông tin, gửi email xác nhận, đồng bộ dữ liệu sang hệ thống báo cáo, và phát sự kiện cho các microservice khác. Nếu frontend hoặc hệ thống khác phải gọi từng service riêng lẻ thì sẽ rất phức tạp. Vì vậy, tôi xây dựng một lớp Facade cung cấp một phương thức duy nhất, ví dụ create_booking(), để thực hiện toàn bộ quy trình. Bên trong Facade sẽ điều phối các service cần thiết, giúp giảm coupling, làm cho hệ thống dễ sử dụng hơn và đảm bảo quy trình booking luôn được thực hiện đầy đủ, chính xác.</w:t>
+      </w:r>
+    </w:p>
+    <w:p>
+      <w:pPr>
+        <w:pStyle w:val="Normal"/>
+        <w:ind w:hanging="0" w:start="-540" w:end="-449"/>
+        <w:rPr>
+          <w:rFonts w:ascii="Times New Roman" w:hAnsi="Times New Roman"/>
+          <w:sz w:val="30"/>
+          <w:szCs w:val="30"/>
+        </w:rPr>
+      </w:pPr>
+      <w:r>
+        <w:rPr>
+          <w:rFonts w:ascii="Times New Roman" w:hAnsi="Times New Roman"/>
+          <w:sz w:val="30"/>
+          <w:szCs w:val="30"/>
+        </w:rPr>
+      </w:r>
+    </w:p>
+    <w:p>
+      <w:pPr>
+        <w:pStyle w:val="Normal"/>
+        <w:ind w:hanging="0" w:start="-540" w:end="-449"/>
+        <w:rPr>
+          <w:rFonts w:ascii="Times New Roman" w:hAnsi="Times New Roman"/>
+          <w:sz w:val="30"/>
+          <w:szCs w:val="30"/>
+        </w:rPr>
+      </w:pPr>
+      <w:r>
+        <w:rPr>
+          <w:rFonts w:ascii="Times New Roman" w:hAnsi="Times New Roman"/>
+          <w:sz w:val="30"/>
+          <w:szCs w:val="30"/>
+        </w:rPr>
+        <w:t>[EN] The Facade pattern is used to make a complex booking process simpler. A booking usually has many steps: checking room availability, validating information, sending a confirmation email, syncing data to the reporting system, and publishing events to other microservices. If the frontend or other systems have to call each service separately, it becomes very complex. So, I create a Facade class that provides a single method, for example create_booking(), to handle the whole process. Inside the Facade, it coordinates the needed services, which reduces coupling, makes the system easier to use, and ensures the booking process is always done fully and correctly.</w:t>
+      </w:r>
+    </w:p>
+    <w:p>
+      <w:pPr>
+        <w:pStyle w:val="Normal"/>
+        <w:ind w:hanging="0" w:start="-540" w:end="-449"/>
+        <w:rPr>
+          <w:rFonts w:ascii="Times New Roman" w:hAnsi="Times New Roman"/>
+          <w:sz w:val="30"/>
+          <w:szCs w:val="30"/>
+        </w:rPr>
+      </w:pPr>
+      <w:r>
+        <w:rPr>
+          <w:rFonts w:ascii="Times New Roman" w:hAnsi="Times New Roman"/>
+          <w:sz w:val="30"/>
+          <w:szCs w:val="30"/>
+        </w:rPr>
+      </w:r>
+    </w:p>
+    <w:p>
+      <w:pPr>
+        <w:pStyle w:val="Normal"/>
+        <w:ind w:hanging="0" w:start="-540" w:end="-449"/>
+        <w:rPr>
+          <w:rFonts w:ascii="Times New Roman" w:hAnsi="Times New Roman"/>
+          <w:sz w:val="30"/>
+          <w:szCs w:val="30"/>
+        </w:rPr>
+      </w:pPr>
+      <w:r>
+        <w:rPr>
+          <w:rFonts w:ascii="Times New Roman" w:hAnsi="Times New Roman"/>
+          <w:sz w:val="30"/>
+          <w:szCs w:val="30"/>
+        </w:rPr>
+      </w:r>
+    </w:p>
+    <w:p>
+      <w:pPr>
+        <w:pStyle w:val="Normal"/>
+        <w:ind w:hanging="0" w:start="-540" w:end="-449"/>
+        <w:rPr>
+          <w:rFonts w:ascii="Times New Roman" w:hAnsi="Times New Roman"/>
+          <w:b/>
+          <w:bCs/>
+          <w:color w:val="FF0000"/>
+          <w:sz w:val="30"/>
+          <w:szCs w:val="30"/>
+        </w:rPr>
+      </w:pPr>
+      <w:r>
+        <w:rPr>
+          <w:rFonts w:ascii="Times New Roman" w:hAnsi="Times New Roman"/>
+          <w:b/>
+          <w:bCs/>
+          <w:color w:val="FF0000"/>
+          <w:sz w:val="30"/>
+          <w:szCs w:val="30"/>
+        </w:rPr>
+        <w:t># I. Fundamentals – Design Principles &amp; Patterns</w:t>
+      </w:r>
+    </w:p>
+    <w:p>
+      <w:pPr>
+        <w:pStyle w:val="Normal"/>
+        <w:ind w:hanging="0" w:start="-540" w:end="-449"/>
+        <w:rPr/>
+      </w:pPr>
+      <w:r>
+        <w:rPr>
+          <w:rFonts w:ascii="Times New Roman" w:hAnsi="Times New Roman"/>
+          <w:b/>
+          <w:bCs/>
+          <w:sz w:val="30"/>
+          <w:szCs w:val="30"/>
+        </w:rPr>
+        <w:t>SOLID là gì và tại sao nó quan trọng trong thiết kế phần mềm?</w:t>
+      </w:r>
+    </w:p>
+    <w:p>
+      <w:pPr>
+        <w:pStyle w:val="Normal"/>
+        <w:ind w:hanging="0" w:start="-540" w:end="-449"/>
+        <w:rPr/>
+      </w:pPr>
+      <w:r>
+        <w:rPr>
+          <w:rFonts w:ascii="Times New Roman" w:hAnsi="Times New Roman"/>
+          <w:b/>
+          <w:bCs/>
+          <w:sz w:val="30"/>
+          <w:szCs w:val="30"/>
+        </w:rPr>
+        <w:t>Single Responsibility Principle(SRP) là gì? Cho ví dụ trong service design.</w:t>
+      </w:r>
+    </w:p>
+    <w:p>
+      <w:pPr>
+        <w:pStyle w:val="Normal"/>
+        <w:ind w:hanging="0" w:start="-540" w:end="-449"/>
+        <w:rPr/>
+      </w:pPr>
+      <w:r>
+        <w:rPr>
+          <w:rFonts w:ascii="Times New Roman" w:hAnsi="Times New Roman"/>
+          <w:b/>
+          <w:bCs/>
+          <w:sz w:val="30"/>
+          <w:szCs w:val="30"/>
+        </w:rPr>
+        <w:t>Open/Closed Principle(OCP) là gì? Làm sao để mở rộng code mà không sửa code cũ?</w:t>
+      </w:r>
+    </w:p>
+    <w:p>
+      <w:pPr>
+        <w:pStyle w:val="Normal"/>
+        <w:ind w:hanging="0" w:start="-540" w:end="-449"/>
+        <w:rPr/>
+      </w:pPr>
+      <w:r>
+        <w:rPr>
+          <w:rFonts w:ascii="Times New Roman" w:hAnsi="Times New Roman"/>
+          <w:b/>
+          <w:bCs/>
+          <w:sz w:val="30"/>
+          <w:szCs w:val="30"/>
+        </w:rPr>
+        <w:t>Liskov Substitution Principle(LSP) nghĩa là gì? Khi nào subclass có thể gây bug?</w:t>
+      </w:r>
+    </w:p>
+    <w:p>
+      <w:pPr>
+        <w:pStyle w:val="Normal"/>
+        <w:ind w:hanging="0" w:start="-540" w:end="-449"/>
+        <w:rPr/>
+      </w:pPr>
+      <w:r>
+        <w:rPr>
+          <w:rFonts w:ascii="Times New Roman" w:hAnsi="Times New Roman"/>
+          <w:b/>
+          <w:bCs/>
+          <w:sz w:val="30"/>
+          <w:szCs w:val="30"/>
+        </w:rPr>
+        <w:t>Interface Segregation Principle(ISP) giải quyết vấn đề gì trong thiết kế API?</w:t>
+      </w:r>
+    </w:p>
+    <w:p>
+      <w:pPr>
+        <w:pStyle w:val="Normal"/>
+        <w:ind w:hanging="0" w:start="-540" w:end="-449"/>
+        <w:rPr>
+          <w:rFonts w:ascii="Times New Roman" w:hAnsi="Times New Roman"/>
+          <w:b/>
+          <w:bCs/>
+          <w:sz w:val="30"/>
+          <w:szCs w:val="30"/>
+        </w:rPr>
+      </w:pPr>
+      <w:r>
+        <w:rPr>
+          <w:rFonts w:ascii="Times New Roman" w:hAnsi="Times New Roman"/>
+          <w:b/>
+          <w:bCs/>
+          <w:sz w:val="30"/>
+          <w:szCs w:val="30"/>
+        </w:rPr>
+        <w:t>Dependency Inversion Principle(DIP) khác gì dependency injection?</w:t>
+      </w:r>
+    </w:p>
+    <w:p>
+      <w:pPr>
+        <w:pStyle w:val="Normal"/>
+        <w:ind w:hanging="0" w:start="-540" w:end="-449"/>
+        <w:rPr/>
+      </w:pPr>
+      <w:r>
+        <w:rPr>
+          <w:rFonts w:ascii="Times New Roman" w:hAnsi="Times New Roman"/>
+          <w:b/>
+          <w:bCs/>
+          <w:sz w:val="30"/>
+          <w:szCs w:val="30"/>
+        </w:rPr>
+        <w:t>Làm sao áp dụng SOLID khi thiết kế microservice?</w:t>
+      </w:r>
+    </w:p>
+    <w:p>
+      <w:pPr>
+        <w:pStyle w:val="Normal"/>
+        <w:ind w:hanging="0" w:start="-540" w:end="-449"/>
+        <w:rPr/>
+      </w:pPr>
+      <w:r>
+        <w:rPr>
+          <w:rFonts w:ascii="Times New Roman" w:hAnsi="Times New Roman"/>
+          <w:b/>
+          <w:bCs/>
+          <w:sz w:val="30"/>
+          <w:szCs w:val="30"/>
+        </w:rPr>
+        <w:t>SRP ảnh hưởng thế nào đến việc chia service trong microservices?</w:t>
+      </w:r>
+    </w:p>
+    <w:p>
+      <w:pPr>
+        <w:pStyle w:val="Normal"/>
+        <w:ind w:hanging="0" w:start="-540" w:end="-449"/>
+        <w:rPr/>
+      </w:pPr>
+      <w:r>
+        <w:rPr>
+          <w:rFonts w:ascii="Times New Roman" w:hAnsi="Times New Roman"/>
+          <w:b/>
+          <w:bCs/>
+          <w:sz w:val="30"/>
+          <w:szCs w:val="30"/>
+        </w:rPr>
+        <w:t>DIP giúp test hệ thống dễ hơn như thế nào?</w:t>
+      </w:r>
+    </w:p>
+    <w:p>
+      <w:pPr>
+        <w:pStyle w:val="Normal"/>
+        <w:ind w:hanging="0" w:start="-540" w:end="-449"/>
+        <w:rPr/>
+      </w:pPr>
+      <w:r>
+        <w:rPr>
+          <w:rFonts w:ascii="Times New Roman" w:hAnsi="Times New Roman"/>
+          <w:b/>
+          <w:bCs/>
+          <w:sz w:val="30"/>
+          <w:szCs w:val="30"/>
+        </w:rPr>
+        <w:t>ISP giúp thiết kế API client tốt hơn ra sao?</w:t>
+      </w:r>
+    </w:p>
+    <w:p>
+      <w:pPr>
+        <w:pStyle w:val="Normal"/>
+        <w:ind w:hanging="0" w:start="-540" w:end="-449"/>
+        <w:rPr>
+          <w:rFonts w:ascii="Times New Roman" w:hAnsi="Times New Roman"/>
+          <w:b/>
+          <w:bCs/>
+          <w:sz w:val="30"/>
+          <w:szCs w:val="30"/>
+        </w:rPr>
+      </w:pPr>
+      <w:r>
+        <w:rPr>
+          <w:rFonts w:ascii="Times New Roman" w:hAnsi="Times New Roman"/>
+          <w:b/>
+          <w:bCs/>
+          <w:sz w:val="30"/>
+          <w:szCs w:val="30"/>
+        </w:rPr>
+        <w:t>Khi nào việc áp dụng SOLID quá mức gây over-engineering?</w:t>
+      </w:r>
+    </w:p>
+    <w:p>
+      <w:pPr>
+        <w:pStyle w:val="Normal"/>
+        <w:ind w:hanging="0" w:start="-540" w:end="-449"/>
+        <w:rPr>
+          <w:rFonts w:ascii="Times New Roman" w:hAnsi="Times New Roman"/>
+          <w:b/>
+          <w:bCs/>
+          <w:sz w:val="30"/>
+          <w:szCs w:val="30"/>
+        </w:rPr>
+      </w:pPr>
+      <w:r>
+        <w:rPr>
+          <w:rFonts w:ascii="Times New Roman" w:hAnsi="Times New Roman"/>
+          <w:b/>
+          <w:bCs/>
+          <w:sz w:val="30"/>
+          <w:szCs w:val="30"/>
+        </w:rPr>
+        <w:t>Trong hệ thống lớn, làm sao giữ codebase vẫn tuân theo SOLID?</w:t>
+      </w:r>
+    </w:p>
+    <w:p>
+      <w:pPr>
+        <w:pStyle w:val="Normal"/>
+        <w:ind w:hanging="0" w:start="-540" w:end="-449"/>
+        <w:rPr>
+          <w:rFonts w:ascii="Times New Roman" w:hAnsi="Times New Roman"/>
+          <w:b/>
+          <w:bCs/>
+          <w:sz w:val="30"/>
+          <w:szCs w:val="30"/>
+        </w:rPr>
+      </w:pPr>
+      <w:r>
+        <w:rPr>
+          <w:rFonts w:ascii="Times New Roman" w:hAnsi="Times New Roman"/>
+          <w:b/>
+          <w:bCs/>
+          <w:sz w:val="30"/>
+          <w:szCs w:val="30"/>
+        </w:rPr>
+        <w:t>SOLID có áp dụng được cho distributed system không? Nếu có thì như thế nào?</w:t>
+      </w:r>
+    </w:p>
+    <w:p>
+      <w:pPr>
+        <w:pStyle w:val="Normal"/>
+        <w:ind w:hanging="0" w:start="-540" w:end="-449"/>
+        <w:rPr>
+          <w:rFonts w:ascii="Times New Roman" w:hAnsi="Times New Roman"/>
+          <w:b/>
+          <w:bCs/>
+          <w:sz w:val="30"/>
+          <w:szCs w:val="30"/>
+        </w:rPr>
+      </w:pPr>
+      <w:r>
+        <w:rPr>
+          <w:rFonts w:ascii="Times New Roman" w:hAnsi="Times New Roman"/>
+          <w:b/>
+          <w:bCs/>
+          <w:sz w:val="30"/>
+          <w:szCs w:val="30"/>
+        </w:rPr>
+        <w:t>Khi thiết kế domain service lớn, làm sao tránh vi phạm SRP?</w:t>
+      </w:r>
+    </w:p>
+    <w:p>
+      <w:pPr>
+        <w:pStyle w:val="Normal"/>
+        <w:ind w:hanging="0" w:start="-540" w:end="-449"/>
+        <w:rPr>
+          <w:rFonts w:ascii="Times New Roman" w:hAnsi="Times New Roman"/>
+          <w:b/>
+          <w:bCs/>
+          <w:sz w:val="30"/>
+          <w:szCs w:val="30"/>
+        </w:rPr>
+      </w:pPr>
+      <w:r>
+        <w:rPr>
+          <w:rFonts w:ascii="Times New Roman" w:hAnsi="Times New Roman"/>
+          <w:b/>
+          <w:bCs/>
+          <w:sz w:val="30"/>
+          <w:szCs w:val="30"/>
+        </w:rPr>
+        <w:t>Trong microservices architecture, DIP có thể áp dụng ở level service communication như thế nào?</w:t>
+      </w:r>
+    </w:p>
+    <w:p>
+      <w:pPr>
+        <w:pStyle w:val="Normal"/>
+        <w:ind w:hanging="0" w:start="-540" w:end="-449"/>
+        <w:rPr>
+          <w:rFonts w:ascii="Times New Roman" w:hAnsi="Times New Roman"/>
+          <w:b/>
+          <w:bCs/>
+          <w:sz w:val="30"/>
+          <w:szCs w:val="30"/>
+        </w:rPr>
+      </w:pPr>
+      <w:r>
+        <w:rPr>
+          <w:rFonts w:ascii="Times New Roman" w:hAnsi="Times New Roman"/>
+          <w:b/>
+          <w:bCs/>
+          <w:sz w:val="30"/>
+          <w:szCs w:val="30"/>
+        </w:rPr>
+        <w:t>Design pattern là gì và tại sao nó quan trọng trong system design?</w:t>
+      </w:r>
+    </w:p>
+    <w:p>
+      <w:pPr>
+        <w:pStyle w:val="Normal"/>
+        <w:ind w:hanging="0" w:start="-540" w:end="-449"/>
+        <w:rPr>
+          <w:rFonts w:ascii="Times New Roman" w:hAnsi="Times New Roman"/>
+          <w:b/>
+          <w:bCs/>
+          <w:sz w:val="30"/>
+          <w:szCs w:val="30"/>
+        </w:rPr>
+      </w:pPr>
+      <w:r>
+        <w:rPr>
+          <w:rFonts w:ascii="Times New Roman" w:hAnsi="Times New Roman"/>
+          <w:b/>
+          <w:bCs/>
+          <w:sz w:val="30"/>
+          <w:szCs w:val="30"/>
+        </w:rPr>
+        <w:t xml:space="preserve">Singleton pattern </w:t>
+      </w:r>
+      <w:r>
+        <w:rPr>
+          <w:rFonts w:ascii="Times New Roman" w:hAnsi="Times New Roman"/>
+          <w:b/>
+          <w:bCs/>
+          <w:sz w:val="30"/>
+          <w:szCs w:val="30"/>
+        </w:rPr>
+        <w:t>là gì?</w:t>
+      </w:r>
+    </w:p>
+    <w:p>
+      <w:pPr>
+        <w:pStyle w:val="Normal"/>
+        <w:ind w:hanging="0" w:start="-540" w:end="-449"/>
+        <w:rPr>
+          <w:rFonts w:ascii="Times New Roman" w:hAnsi="Times New Roman"/>
+          <w:b/>
+          <w:bCs/>
+          <w:sz w:val="30"/>
+          <w:szCs w:val="30"/>
+        </w:rPr>
+      </w:pPr>
+      <w:r>
+        <w:rPr>
+          <w:rFonts w:ascii="Times New Roman" w:hAnsi="Times New Roman"/>
+          <w:b/>
+          <w:bCs/>
+          <w:sz w:val="30"/>
+          <w:szCs w:val="30"/>
+        </w:rPr>
+        <w:t>Bạn sử dụng Singleton pattern trong dự án Lodging Transport Management để làm gì và bạn đã làm như thế nào?</w:t>
+      </w:r>
+    </w:p>
+    <w:p>
+      <w:pPr>
+        <w:pStyle w:val="Normal"/>
+        <w:ind w:hanging="0" w:start="-540" w:end="-449"/>
+        <w:rPr>
+          <w:rFonts w:ascii="Times New Roman" w:hAnsi="Times New Roman"/>
+          <w:b/>
+          <w:bCs/>
+          <w:sz w:val="30"/>
+          <w:szCs w:val="30"/>
+        </w:rPr>
+      </w:pPr>
+      <w:r>
+        <w:rPr>
+          <w:rFonts w:ascii="Times New Roman" w:hAnsi="Times New Roman"/>
+          <w:b/>
+          <w:bCs/>
+          <w:sz w:val="30"/>
+          <w:szCs w:val="30"/>
+        </w:rPr>
+        <w:t>Singleton pattern</w:t>
+      </w:r>
+      <w:r>
+        <w:rPr>
+          <w:rFonts w:ascii="Times New Roman" w:hAnsi="Times New Roman"/>
+          <w:b/>
+          <w:bCs/>
+          <w:sz w:val="30"/>
+          <w:szCs w:val="30"/>
+        </w:rPr>
+        <w:t xml:space="preserve"> dùng khi nào? Khi nào không nên dùng?</w:t>
+      </w:r>
+    </w:p>
+    <w:p>
+      <w:pPr>
+        <w:pStyle w:val="Normal"/>
+        <w:ind w:hanging="0" w:start="-540" w:end="-449"/>
+        <w:rPr>
+          <w:rFonts w:ascii="Times New Roman" w:hAnsi="Times New Roman"/>
+          <w:b/>
+          <w:bCs/>
+          <w:sz w:val="30"/>
+          <w:szCs w:val="30"/>
+        </w:rPr>
+      </w:pPr>
+      <w:r>
+        <w:rPr>
+          <w:rFonts w:ascii="Times New Roman" w:hAnsi="Times New Roman"/>
+          <w:b/>
+          <w:bCs/>
+          <w:sz w:val="30"/>
+          <w:szCs w:val="30"/>
+        </w:rPr>
+        <w:t>Factory pattern là gì?</w:t>
+      </w:r>
+    </w:p>
+    <w:p>
+      <w:pPr>
+        <w:pStyle w:val="Normal"/>
+        <w:ind w:hanging="0" w:start="-540" w:end="-449"/>
+        <w:rPr>
+          <w:rFonts w:ascii="Times New Roman" w:hAnsi="Times New Roman"/>
+          <w:b/>
+          <w:bCs/>
+          <w:sz w:val="30"/>
+          <w:szCs w:val="30"/>
+        </w:rPr>
+      </w:pPr>
+      <w:r>
+        <w:rPr>
+          <w:rFonts w:ascii="Times New Roman" w:hAnsi="Times New Roman"/>
+          <w:b/>
+          <w:bCs/>
+          <w:sz w:val="30"/>
+          <w:szCs w:val="30"/>
+        </w:rPr>
+        <w:t>Factory pattern giúp</w:t>
+      </w:r>
+      <w:r>
+        <w:rPr>
+          <w:rFonts w:ascii="Times New Roman" w:hAnsi="Times New Roman"/>
+          <w:b/>
+          <w:bCs/>
+          <w:sz w:val="30"/>
+          <w:szCs w:val="30"/>
+        </w:rPr>
+        <w:t xml:space="preserve"> giải q</w:t>
+      </w:r>
+      <w:r>
+        <w:rPr>
+          <w:rFonts w:ascii="Times New Roman" w:hAnsi="Times New Roman"/>
+          <w:b/>
+          <w:bCs/>
+          <w:sz w:val="30"/>
+          <w:szCs w:val="30"/>
+        </w:rPr>
+        <w:t>uyết vấn đề gì?</w:t>
+      </w:r>
+    </w:p>
+    <w:p>
+      <w:pPr>
+        <w:pStyle w:val="Normal"/>
+        <w:ind w:hanging="0" w:start="-540" w:end="-449"/>
+        <w:rPr/>
+      </w:pPr>
+      <w:r>
+        <w:rPr>
+          <w:rFonts w:ascii="Times New Roman" w:hAnsi="Times New Roman"/>
+          <w:b/>
+          <w:bCs/>
+          <w:sz w:val="30"/>
+          <w:szCs w:val="30"/>
+        </w:rPr>
+        <w:t>Bạn sử dụng Factory pattern trong dự án Lodging Transport Management để làm gì và bạn đã làm như t</w:t>
+      </w:r>
+      <w:r>
+        <w:rPr>
+          <w:rFonts w:ascii="Times New Roman" w:hAnsi="Times New Roman"/>
+          <w:b/>
+          <w:bCs/>
+          <w:sz w:val="30"/>
+          <w:szCs w:val="30"/>
+        </w:rPr>
+        <w:t>hế nào?</w:t>
+      </w:r>
+    </w:p>
+    <w:p>
+      <w:pPr>
+        <w:pStyle w:val="Normal"/>
+        <w:ind w:hanging="0" w:start="-540" w:end="-449"/>
+        <w:rPr>
+          <w:rFonts w:ascii="Times New Roman" w:hAnsi="Times New Roman"/>
+          <w:b/>
+          <w:bCs/>
+          <w:sz w:val="30"/>
+          <w:szCs w:val="30"/>
+        </w:rPr>
+      </w:pPr>
+      <w:r>
+        <w:rPr>
+          <w:rFonts w:ascii="Times New Roman" w:hAnsi="Times New Roman"/>
+          <w:b/>
+          <w:bCs/>
+          <w:sz w:val="30"/>
+          <w:szCs w:val="30"/>
+        </w:rPr>
+        <w:t>Observer pattern là gì?</w:t>
+      </w:r>
+    </w:p>
+    <w:p>
+      <w:pPr>
+        <w:pStyle w:val="Normal"/>
+        <w:ind w:hanging="0" w:start="-540" w:end="-449"/>
+        <w:rPr/>
+      </w:pPr>
+      <w:r>
+        <w:rPr>
+          <w:rFonts w:ascii="Times New Roman" w:hAnsi="Times New Roman"/>
+          <w:b/>
+          <w:bCs/>
+          <w:sz w:val="30"/>
+          <w:szCs w:val="30"/>
+        </w:rPr>
+        <w:t>Bạn sử dụng Observe</w:t>
+      </w:r>
+      <w:r>
+        <w:rPr>
+          <w:rFonts w:ascii="Times New Roman" w:hAnsi="Times New Roman"/>
+          <w:b/>
+          <w:bCs/>
+          <w:sz w:val="30"/>
+          <w:szCs w:val="30"/>
+        </w:rPr>
+        <w:t>r pattern trong dự án Lodging Transport Management để làm gì và bạn đã làm như thế nào?</w:t>
+      </w:r>
+    </w:p>
+    <w:p>
+      <w:pPr>
+        <w:pStyle w:val="Normal"/>
+        <w:ind w:hanging="0" w:start="-540" w:end="-449"/>
+        <w:rPr/>
+      </w:pPr>
+      <w:r>
+        <w:rPr>
+          <w:rFonts w:ascii="Times New Roman" w:hAnsi="Times New Roman"/>
+          <w:b/>
+          <w:bCs/>
+          <w:sz w:val="30"/>
+          <w:szCs w:val="30"/>
+        </w:rPr>
+        <w:t>Strategy p</w:t>
+      </w:r>
+      <w:r>
+        <w:rPr>
+          <w:rFonts w:ascii="Times New Roman" w:hAnsi="Times New Roman"/>
+          <w:b/>
+          <w:bCs/>
+          <w:sz w:val="30"/>
+          <w:szCs w:val="30"/>
+        </w:rPr>
+        <w:t>attern là gì?</w:t>
+      </w:r>
+    </w:p>
+    <w:p>
+      <w:pPr>
+        <w:pStyle w:val="Normal"/>
+        <w:ind w:hanging="0" w:start="-540" w:end="-449"/>
+        <w:rPr>
+          <w:rFonts w:ascii="Times New Roman" w:hAnsi="Times New Roman"/>
+          <w:b/>
+          <w:bCs/>
+          <w:sz w:val="30"/>
+          <w:szCs w:val="30"/>
+        </w:rPr>
+      </w:pPr>
+      <w:r>
+        <w:rPr>
+          <w:rFonts w:ascii="Times New Roman" w:hAnsi="Times New Roman"/>
+          <w:b/>
+          <w:bCs/>
+          <w:sz w:val="30"/>
+          <w:szCs w:val="30"/>
+        </w:rPr>
+        <w:t>Stra</w:t>
+      </w:r>
+      <w:r>
+        <w:rPr>
+          <w:rFonts w:ascii="Times New Roman" w:hAnsi="Times New Roman"/>
+          <w:b/>
+          <w:bCs/>
+          <w:sz w:val="30"/>
+          <w:szCs w:val="30"/>
+        </w:rPr>
+        <w:t>tegy pattern dùn</w:t>
+      </w:r>
+      <w:r>
+        <w:rPr>
+          <w:rFonts w:ascii="Times New Roman" w:hAnsi="Times New Roman"/>
+          <w:b/>
+          <w:bCs/>
+          <w:sz w:val="30"/>
+          <w:szCs w:val="30"/>
+        </w:rPr>
+        <w:t>g khi nào trong business logic?</w:t>
+      </w:r>
+    </w:p>
+    <w:p>
+      <w:pPr>
+        <w:pStyle w:val="Normal"/>
+        <w:ind w:hanging="0" w:start="-540" w:end="-449"/>
+        <w:rPr>
+          <w:rFonts w:ascii="Times New Roman" w:hAnsi="Times New Roman"/>
+          <w:b/>
+          <w:bCs/>
+          <w:sz w:val="30"/>
+          <w:szCs w:val="30"/>
+        </w:rPr>
+      </w:pPr>
+      <w:r>
+        <w:rPr>
+          <w:rFonts w:ascii="Times New Roman" w:hAnsi="Times New Roman"/>
+          <w:b/>
+          <w:bCs/>
+          <w:sz w:val="30"/>
+          <w:szCs w:val="30"/>
+        </w:rPr>
+        <w:t>Bạn sử dụng Strategy pattern trong dự án Lodging Transport Management để làm gì và bạn đã làm như thế nào?</w:t>
+      </w:r>
+    </w:p>
+    <w:p>
+      <w:pPr>
+        <w:pStyle w:val="Normal"/>
+        <w:ind w:hanging="0" w:start="-540" w:end="-449"/>
+        <w:rPr>
+          <w:rFonts w:ascii="Times New Roman" w:hAnsi="Times New Roman"/>
+          <w:b/>
+          <w:bCs/>
+          <w:sz w:val="30"/>
+          <w:szCs w:val="30"/>
+        </w:rPr>
+      </w:pPr>
+      <w:r>
+        <w:rPr>
+          <w:rFonts w:ascii="Times New Roman" w:hAnsi="Times New Roman"/>
+          <w:b/>
+          <w:bCs/>
+          <w:sz w:val="30"/>
+          <w:szCs w:val="30"/>
+        </w:rPr>
+        <w:t>Adapter pattern là gì?</w:t>
+      </w:r>
+    </w:p>
+    <w:p>
+      <w:pPr>
+        <w:pStyle w:val="Normal"/>
+        <w:ind w:hanging="0" w:start="-540" w:end="-449"/>
+        <w:rPr/>
+      </w:pPr>
+      <w:r>
+        <w:rPr>
+          <w:rFonts w:ascii="Times New Roman" w:hAnsi="Times New Roman"/>
+          <w:b/>
+          <w:bCs/>
+          <w:sz w:val="30"/>
+          <w:szCs w:val="30"/>
+        </w:rPr>
+        <w:t>Adapter pattern d</w:t>
+      </w:r>
+      <w:r>
+        <w:rPr>
+          <w:rFonts w:ascii="Times New Roman" w:hAnsi="Times New Roman"/>
+          <w:b/>
+          <w:bCs/>
+          <w:sz w:val="30"/>
+          <w:szCs w:val="30"/>
+        </w:rPr>
+        <w:t>ùng khi tích hợp hệ thống legacy như thế nào?</w:t>
+      </w:r>
+    </w:p>
+    <w:p>
+      <w:pPr>
+        <w:pStyle w:val="Normal"/>
+        <w:ind w:hanging="0" w:start="-540" w:end="-449"/>
+        <w:rPr>
+          <w:rFonts w:ascii="Times New Roman" w:hAnsi="Times New Roman"/>
+          <w:b/>
+          <w:bCs/>
+          <w:sz w:val="30"/>
+          <w:szCs w:val="30"/>
+        </w:rPr>
+      </w:pPr>
+      <w:r>
+        <w:rPr>
+          <w:rFonts w:ascii="Times New Roman" w:hAnsi="Times New Roman"/>
+          <w:b/>
+          <w:bCs/>
+          <w:sz w:val="30"/>
+          <w:szCs w:val="30"/>
+        </w:rPr>
+        <w:t>Bạn sử dụng Adapter pattern trong dự án Lodging Transport Management để làm gì và bạn đã làm như thế nào?</w:t>
+      </w:r>
+    </w:p>
+    <w:p>
+      <w:pPr>
+        <w:pStyle w:val="Normal"/>
+        <w:ind w:hanging="0" w:start="-540" w:end="-449"/>
+        <w:rPr>
+          <w:rFonts w:ascii="Times New Roman" w:hAnsi="Times New Roman"/>
+          <w:b/>
+          <w:bCs/>
+          <w:sz w:val="30"/>
+          <w:szCs w:val="30"/>
+        </w:rPr>
+      </w:pPr>
+      <w:r>
+        <w:rPr>
+          <w:rFonts w:ascii="Times New Roman" w:hAnsi="Times New Roman"/>
+          <w:b/>
+          <w:bCs/>
+          <w:sz w:val="30"/>
+          <w:szCs w:val="30"/>
+        </w:rPr>
+        <w:t>Facade pattern là gì</w:t>
+      </w:r>
+      <w:r>
+        <w:rPr>
+          <w:rFonts w:ascii="Times New Roman" w:hAnsi="Times New Roman"/>
+          <w:b/>
+          <w:bCs/>
           <w:sz w:val="30"/>
           <w:szCs w:val="30"/>
         </w:rPr>
@@ -2457,2119 +4945,52 @@
           <w:rFonts w:ascii="Times New Roman" w:hAnsi="Times New Roman"/>
           <w:b/>
           <w:bCs/>
-          <w:color w:val="3465A4"/>
-          <w:sz w:val="30"/>
-          <w:szCs w:val="30"/>
-        </w:rPr>
-      </w:pPr>
-      <w:r>
-        <w:rPr>
-          <w:rFonts w:ascii="Times New Roman" w:hAnsi="Times New Roman"/>
-          <w:b/>
-          <w:bCs/>
-          <w:color w:val="3465A4"/>
-          <w:sz w:val="30"/>
-          <w:szCs w:val="30"/>
-        </w:rPr>
-        <w:t xml:space="preserve">[EN] </w:t>
-      </w:r>
-      <w:r>
-        <w:rPr>
-          <w:rFonts w:ascii="Times New Roman" w:hAnsi="Times New Roman"/>
-          <w:b/>
-          <w:bCs/>
-          <w:color w:val="3465A4"/>
-          <w:sz w:val="30"/>
-          <w:szCs w:val="30"/>
-        </w:rPr>
-        <w:t>What is Builder pattern</w:t>
-      </w:r>
-      <w:r>
-        <w:rPr>
-          <w:rFonts w:ascii="Times New Roman" w:hAnsi="Times New Roman"/>
-          <w:b/>
-          <w:bCs/>
-          <w:color w:val="3465A4"/>
-          <w:sz w:val="30"/>
-          <w:szCs w:val="30"/>
-        </w:rPr>
-        <w:t>?</w:t>
-      </w:r>
-    </w:p>
-    <w:p>
-      <w:pPr>
-        <w:pStyle w:val="Normal"/>
-        <w:ind w:hanging="0" w:start="-540" w:end="-449"/>
-        <w:rPr>
-          <w:rFonts w:ascii="Times New Roman" w:hAnsi="Times New Roman"/>
-          <w:sz w:val="30"/>
-          <w:szCs w:val="30"/>
-        </w:rPr>
-      </w:pPr>
-      <w:r>
-        <w:rPr>
-          <w:rFonts w:ascii="Times New Roman" w:hAnsi="Times New Roman"/>
-          <w:sz w:val="30"/>
-          <w:szCs w:val="30"/>
-        </w:rPr>
-        <w:t>[VN] Builder Pattern là một design pattern thuộc nhóm creational dùng để xây dựng các đối tượng phức tạp từng bước một thay vì truyền nhiều tham số dài vào constructor. Pattern này tách quá trình tạo đối tượng (builder) khỏi đối tượng cuối cùng (product), cho phép lập trình viên thiết lập các thuộc tính theo từng bước và chỉ chọn những thuộc tính cần thiết. Thông thường builder cung cấp các method như withX() để thiết lập giá trị và cuối cùng gọi build() để tạo object hoàn chỉnh. Builder Pattern giúp code dễ đọc, dễ mở rộng và dễ tạo nhiều biến thể của cùng một đối tượng, đặc biệt hữu ích khi object có nhiều thuộc tính hoặc nhiều giá trị tùy chọn.</w:t>
-      </w:r>
-    </w:p>
-    <w:p>
-      <w:pPr>
-        <w:pStyle w:val="Normal"/>
-        <w:ind w:hanging="0" w:start="-540" w:end="-449"/>
-        <w:rPr>
-          <w:rFonts w:ascii="Times New Roman" w:hAnsi="Times New Roman"/>
-          <w:sz w:val="30"/>
-          <w:szCs w:val="30"/>
-        </w:rPr>
-      </w:pPr>
-      <w:r>
-        <w:rPr>
-          <w:rFonts w:ascii="Times New Roman" w:hAnsi="Times New Roman"/>
-          <w:sz w:val="30"/>
-          <w:szCs w:val="30"/>
-        </w:rPr>
-      </w:r>
-    </w:p>
-    <w:p>
-      <w:pPr>
-        <w:pStyle w:val="Normal"/>
-        <w:ind w:hanging="0" w:start="-540" w:end="-449"/>
-        <w:rPr>
-          <w:rFonts w:ascii="Times New Roman" w:hAnsi="Times New Roman"/>
-          <w:sz w:val="30"/>
-          <w:szCs w:val="30"/>
-        </w:rPr>
-      </w:pPr>
-      <w:r>
-        <w:rPr>
-          <w:rFonts w:ascii="Times New Roman" w:hAnsi="Times New Roman"/>
-          <w:sz w:val="30"/>
-          <w:szCs w:val="30"/>
-        </w:rPr>
-        <w:t>[EN] Builder Pattern is a creational design pattern used to create complex objects step by step instead of passing many parameters into a long constructor. This pattern separates the object construction process (builder) from the final object (product), allowing developers to set properties gradually and only include the needed ones. The builder usually provides methods like withX() to set values, and finally a build() method to create the complete object. Builder Pattern makes the code easier to read, easier to extend, and convenient for creating different variations of the same object, especially when the object has many properties or optional values.</w:t>
-      </w:r>
-    </w:p>
-    <w:p>
-      <w:pPr>
-        <w:pStyle w:val="Normal"/>
-        <w:ind w:hanging="0" w:start="-540" w:end="-449"/>
-        <w:rPr>
-          <w:rFonts w:ascii="Times New Roman" w:hAnsi="Times New Roman"/>
-          <w:sz w:val="30"/>
-          <w:szCs w:val="30"/>
-        </w:rPr>
-      </w:pPr>
-      <w:r>
-        <w:rPr>
-          <w:rFonts w:ascii="Times New Roman" w:hAnsi="Times New Roman"/>
-          <w:sz w:val="30"/>
-          <w:szCs w:val="30"/>
-        </w:rPr>
-      </w:r>
-    </w:p>
-    <w:p>
-      <w:pPr>
-        <w:pStyle w:val="Normal"/>
-        <w:ind w:hanging="0" w:start="-540" w:end="-449"/>
-        <w:rPr>
-          <w:rFonts w:ascii="Times New Roman" w:hAnsi="Times New Roman"/>
-          <w:b/>
-          <w:bCs/>
-          <w:color w:val="3465A4"/>
-          <w:sz w:val="30"/>
-          <w:szCs w:val="30"/>
-        </w:rPr>
-      </w:pPr>
-      <w:r>
-        <w:rPr>
-          <w:rFonts w:ascii="Times New Roman" w:hAnsi="Times New Roman"/>
-          <w:b/>
-          <w:bCs/>
-          <w:color w:val="3465A4"/>
-          <w:sz w:val="30"/>
-          <w:szCs w:val="30"/>
-        </w:rPr>
-        <w:t>[VN] Builder pattern khác gì constructor truyền nhiều tham số?</w:t>
-      </w:r>
-    </w:p>
-    <w:p>
-      <w:pPr>
-        <w:pStyle w:val="Normal"/>
-        <w:ind w:hanging="0" w:start="-540" w:end="-449"/>
-        <w:rPr>
-          <w:rFonts w:ascii="Times New Roman" w:hAnsi="Times New Roman"/>
-          <w:b/>
-          <w:bCs/>
-          <w:color w:val="3465A4"/>
-          <w:sz w:val="30"/>
-          <w:szCs w:val="30"/>
-        </w:rPr>
-      </w:pPr>
-      <w:r>
-        <w:rPr>
-          <w:rFonts w:ascii="Times New Roman" w:hAnsi="Times New Roman"/>
-          <w:b/>
-          <w:bCs/>
-          <w:color w:val="3465A4"/>
-          <w:sz w:val="30"/>
-          <w:szCs w:val="30"/>
-        </w:rPr>
-        <w:t>[EN] How is the Builder pattern different from a constructor with many parameters?</w:t>
-      </w:r>
-    </w:p>
-    <w:p>
-      <w:pPr>
-        <w:pStyle w:val="Normal"/>
-        <w:ind w:hanging="0" w:start="-540" w:end="-449"/>
-        <w:rPr>
-          <w:rFonts w:ascii="Times New Roman" w:hAnsi="Times New Roman"/>
-          <w:sz w:val="30"/>
-          <w:szCs w:val="30"/>
-        </w:rPr>
-      </w:pPr>
-      <w:r>
-        <w:rPr>
-          <w:rFonts w:ascii="Times New Roman" w:hAnsi="Times New Roman"/>
-          <w:sz w:val="30"/>
-          <w:szCs w:val="30"/>
-        </w:rPr>
-        <w:t>[VN] Builder pattern dùng để tạo object từng bước và giúp code dễ đọc khi object có nhiều thuộc tính tùy chọn. Thay vì truyền rất nhiều tham số vào constructor (dễ gây khó hiểu, sai thứ tự tham số và khó mở rộng), builder cho phép thiết lập từng thuộc tính bằng các method riêng rồi mới gọi build() để tạo object. Cách này giúp code rõ ràng hơn, dễ bảo trì và tránh lỗi khi có nhiều tham số hoặc nhiều cấu hình khác nhau.</w:t>
-      </w:r>
-    </w:p>
-    <w:p>
-      <w:pPr>
-        <w:pStyle w:val="Normal"/>
-        <w:ind w:hanging="0" w:start="-540" w:end="-449"/>
-        <w:rPr>
-          <w:rFonts w:ascii="Times New Roman" w:hAnsi="Times New Roman"/>
-          <w:sz w:val="30"/>
-          <w:szCs w:val="30"/>
-        </w:rPr>
-      </w:pPr>
-      <w:r>
-        <w:rPr>
-          <w:rFonts w:ascii="Times New Roman" w:hAnsi="Times New Roman"/>
-          <w:sz w:val="30"/>
-          <w:szCs w:val="30"/>
-        </w:rPr>
-      </w:r>
-    </w:p>
-    <w:p>
-      <w:pPr>
-        <w:pStyle w:val="Normal"/>
-        <w:ind w:hanging="0" w:start="-540" w:end="-449"/>
-        <w:rPr>
-          <w:rFonts w:ascii="Times New Roman" w:hAnsi="Times New Roman"/>
-          <w:sz w:val="30"/>
-          <w:szCs w:val="30"/>
-        </w:rPr>
-      </w:pPr>
-      <w:r>
-        <w:rPr>
-          <w:rFonts w:ascii="Times New Roman" w:hAnsi="Times New Roman"/>
-          <w:sz w:val="30"/>
-          <w:szCs w:val="30"/>
-        </w:rPr>
-        <w:t>[EN] The Builder pattern is used to create an object step by step and makes the code easier to read when the object has many optional fields. Instead of passing many parameters into a constructor (which can be confusing, error-prone, and hard to extend), a builder allows setting each property with separate methods and then calling build() to create the object. This approach makes the code clearer, easier to maintain, and safer when there are many parameters or different configurations.</w:t>
-      </w:r>
-    </w:p>
-    <w:p>
-      <w:pPr>
-        <w:pStyle w:val="Normal"/>
-        <w:ind w:hanging="0" w:start="-540" w:end="-449"/>
-        <w:rPr>
-          <w:rFonts w:ascii="Times New Roman" w:hAnsi="Times New Roman"/>
-          <w:sz w:val="30"/>
-          <w:szCs w:val="30"/>
-        </w:rPr>
-      </w:pPr>
-      <w:r>
-        <w:rPr>
-          <w:rFonts w:ascii="Times New Roman" w:hAnsi="Times New Roman"/>
-          <w:sz w:val="30"/>
-          <w:szCs w:val="30"/>
-        </w:rPr>
-      </w:r>
-    </w:p>
-    <w:p>
-      <w:pPr>
-        <w:pStyle w:val="Normal"/>
-        <w:ind w:hanging="0" w:start="-540" w:end="-449"/>
-        <w:rPr>
-          <w:rFonts w:ascii="Times New Roman" w:hAnsi="Times New Roman"/>
-          <w:b/>
-          <w:bCs/>
-          <w:color w:val="3465A4"/>
-          <w:sz w:val="30"/>
-          <w:szCs w:val="30"/>
-        </w:rPr>
-      </w:pPr>
-      <w:r>
-        <w:rPr>
-          <w:rFonts w:ascii="Times New Roman" w:hAnsi="Times New Roman"/>
-          <w:b/>
-          <w:bCs/>
-          <w:color w:val="3465A4"/>
-          <w:sz w:val="30"/>
-          <w:szCs w:val="30"/>
-        </w:rPr>
-        <w:t xml:space="preserve">[VN] Strategy pattern </w:t>
-      </w:r>
-      <w:r>
-        <w:rPr>
-          <w:rFonts w:ascii="Times New Roman" w:hAnsi="Times New Roman"/>
-          <w:b/>
-          <w:bCs/>
-          <w:color w:val="3465A4"/>
-          <w:sz w:val="30"/>
-          <w:szCs w:val="30"/>
-        </w:rPr>
-        <w:t>là gì</w:t>
-      </w:r>
-      <w:r>
-        <w:rPr>
-          <w:rFonts w:ascii="Times New Roman" w:hAnsi="Times New Roman"/>
-          <w:b/>
-          <w:bCs/>
-          <w:color w:val="3465A4"/>
-          <w:sz w:val="30"/>
-          <w:szCs w:val="30"/>
-        </w:rPr>
-        <w:t>?</w:t>
-      </w:r>
-    </w:p>
-    <w:p>
-      <w:pPr>
-        <w:pStyle w:val="Normal"/>
-        <w:ind w:hanging="0" w:start="-540" w:end="-449"/>
-        <w:rPr>
-          <w:rFonts w:ascii="Times New Roman" w:hAnsi="Times New Roman"/>
-          <w:b/>
-          <w:bCs/>
-          <w:color w:val="3465A4"/>
-          <w:sz w:val="30"/>
-          <w:szCs w:val="30"/>
-        </w:rPr>
-      </w:pPr>
-      <w:r>
-        <w:rPr>
-          <w:rFonts w:ascii="Times New Roman" w:hAnsi="Times New Roman"/>
-          <w:b/>
-          <w:bCs/>
-          <w:color w:val="3465A4"/>
-          <w:sz w:val="30"/>
-          <w:szCs w:val="30"/>
-        </w:rPr>
-        <w:t>[EN] Wh</w:t>
-      </w:r>
-      <w:r>
-        <w:rPr>
-          <w:rFonts w:ascii="Times New Roman" w:hAnsi="Times New Roman"/>
-          <w:b/>
-          <w:bCs/>
-          <w:color w:val="3465A4"/>
-          <w:sz w:val="30"/>
-          <w:szCs w:val="30"/>
-        </w:rPr>
-        <w:t>at</w:t>
-      </w:r>
-      <w:r>
-        <w:rPr>
-          <w:rFonts w:ascii="Times New Roman" w:hAnsi="Times New Roman"/>
-          <w:b/>
-          <w:bCs/>
-          <w:color w:val="3465A4"/>
-          <w:sz w:val="30"/>
-          <w:szCs w:val="30"/>
-        </w:rPr>
-        <w:t xml:space="preserve"> is the Strategy pattern?</w:t>
-      </w:r>
-    </w:p>
-    <w:p>
-      <w:pPr>
-        <w:pStyle w:val="Normal"/>
-        <w:ind w:hanging="0" w:start="-540" w:end="-449"/>
-        <w:rPr>
-          <w:rFonts w:ascii="Times New Roman" w:hAnsi="Times New Roman"/>
-          <w:sz w:val="30"/>
-          <w:szCs w:val="30"/>
-        </w:rPr>
-      </w:pPr>
-      <w:r>
-        <w:rPr>
-          <w:rFonts w:ascii="Times New Roman" w:hAnsi="Times New Roman"/>
-          <w:sz w:val="30"/>
-          <w:szCs w:val="30"/>
-        </w:rPr>
-        <w:t>[VN] Strategy Pattern (mẫu Chiến lược) là một design pattern thuộc nhóm behavioral dùng để định nghĩa nhiều thuật toán hoặc cách xử lý cho cùng một nhiệm vụ, sau đó đóng gói mỗi thuật toán thành một class riêng và cho phép thay đổi hoặc chọn thuật toán phù hợp tại runtime mà không cần sửa code chính. Pattern này giúp tránh việc dùng quá nhiều if-else hoặc switch-case, làm code dễ mở rộng, dễ bảo trì, và tuân thủ các nguyên tắc SOLID như Open-Closed Principle và Single Responsibility Principle. Ví dụ, trong hệ thống thương mại điện tử, việc tính giảm giá có thể có nhiều chiến lược khác nhau như giảm giá ngày thường, giảm giá Black Friday hoặc giảm giá 11/11; mỗi chiến lược được triển khai thành một class riêng và hệ thống có thể chọn chiến lược phù hợp tùy theo thời điểm hoặc điều kiện.</w:t>
-      </w:r>
-    </w:p>
-    <w:p>
-      <w:pPr>
-        <w:pStyle w:val="Normal"/>
-        <w:ind w:hanging="0" w:start="-540" w:end="-449"/>
-        <w:rPr>
-          <w:rFonts w:ascii="Times New Roman" w:hAnsi="Times New Roman"/>
-          <w:sz w:val="30"/>
-          <w:szCs w:val="30"/>
-        </w:rPr>
-      </w:pPr>
-      <w:r>
-        <w:rPr>
-          <w:rFonts w:ascii="Times New Roman" w:hAnsi="Times New Roman"/>
-          <w:sz w:val="30"/>
-          <w:szCs w:val="30"/>
-        </w:rPr>
-      </w:r>
-    </w:p>
-    <w:p>
-      <w:pPr>
-        <w:pStyle w:val="Normal"/>
-        <w:ind w:hanging="0" w:start="-540" w:end="-449"/>
-        <w:rPr>
-          <w:rFonts w:ascii="Times New Roman" w:hAnsi="Times New Roman"/>
-          <w:sz w:val="30"/>
-          <w:szCs w:val="30"/>
-        </w:rPr>
-      </w:pPr>
-      <w:r>
-        <w:rPr>
-          <w:rFonts w:ascii="Times New Roman" w:hAnsi="Times New Roman"/>
-          <w:sz w:val="30"/>
-          <w:szCs w:val="30"/>
-        </w:rPr>
-        <w:t>[EN] Strategy Pattern is a behavioral design pattern used to define multiple algorithms or ways to perform the same task, then encapsulate each algorithm in a separate class and allow the program to choose or switch the algorithm at runtime without changing the main code. This pattern helps avoid long if-else or switch-case statements, making the code easier to extend and maintain, and following SOLID principles such as the Open-Closed Principle and Single Responsibility Principle. For example, in an e-commerce system, calculating discounts may have different strategies such as normal day discount, Black Friday discount, or 11/11 promotion; each strategy is implemented as a separate class, and the system selects the appropriate strategy depending on the date or conditions.</w:t>
-      </w:r>
-    </w:p>
-    <w:p>
-      <w:pPr>
-        <w:pStyle w:val="Normal"/>
-        <w:ind w:hanging="0" w:start="-540" w:end="-449"/>
-        <w:rPr>
-          <w:rFonts w:ascii="Times New Roman" w:hAnsi="Times New Roman"/>
-          <w:sz w:val="30"/>
-          <w:szCs w:val="30"/>
-        </w:rPr>
-      </w:pPr>
-      <w:r>
-        <w:rPr>
-          <w:rFonts w:ascii="Times New Roman" w:hAnsi="Times New Roman"/>
-          <w:sz w:val="30"/>
-          <w:szCs w:val="30"/>
-        </w:rPr>
-      </w:r>
-    </w:p>
-    <w:p>
-      <w:pPr>
-        <w:pStyle w:val="Normal"/>
-        <w:ind w:hanging="0" w:start="-540" w:end="-449"/>
-        <w:rPr>
-          <w:rFonts w:ascii="Times New Roman" w:hAnsi="Times New Roman"/>
-          <w:b/>
-          <w:bCs/>
-          <w:color w:val="3465A4"/>
-          <w:sz w:val="30"/>
-          <w:szCs w:val="30"/>
-        </w:rPr>
-      </w:pPr>
-      <w:r>
-        <w:rPr>
-          <w:rFonts w:ascii="Times New Roman" w:hAnsi="Times New Roman"/>
-          <w:b/>
-          <w:bCs/>
-          <w:color w:val="3465A4"/>
-          <w:sz w:val="30"/>
-          <w:szCs w:val="30"/>
-        </w:rPr>
-        <w:t>[VN] Strategy pattern dùng khi nào trong business logic?</w:t>
-      </w:r>
-    </w:p>
-    <w:p>
-      <w:pPr>
-        <w:pStyle w:val="Normal"/>
-        <w:ind w:hanging="0" w:start="-540" w:end="-449"/>
-        <w:rPr>
-          <w:rFonts w:ascii="Times New Roman" w:hAnsi="Times New Roman"/>
-          <w:b/>
-          <w:bCs/>
-          <w:color w:val="3465A4"/>
-          <w:sz w:val="30"/>
-          <w:szCs w:val="30"/>
-        </w:rPr>
-      </w:pPr>
-      <w:r>
-        <w:rPr>
-          <w:rFonts w:ascii="Times New Roman" w:hAnsi="Times New Roman"/>
-          <w:b/>
-          <w:bCs/>
-          <w:color w:val="3465A4"/>
-          <w:sz w:val="30"/>
-          <w:szCs w:val="30"/>
-        </w:rPr>
-        <w:t>[EN] When is the Strategy pattern used in business logic?</w:t>
-      </w:r>
-    </w:p>
-    <w:p>
-      <w:pPr>
-        <w:pStyle w:val="Normal"/>
-        <w:ind w:hanging="0" w:start="-540" w:end="-449"/>
-        <w:rPr>
-          <w:rFonts w:ascii="Times New Roman" w:hAnsi="Times New Roman"/>
-          <w:sz w:val="30"/>
-          <w:szCs w:val="30"/>
-        </w:rPr>
-      </w:pPr>
-      <w:r>
-        <w:rPr>
-          <w:rFonts w:ascii="Times New Roman" w:hAnsi="Times New Roman"/>
-          <w:sz w:val="30"/>
-          <w:szCs w:val="30"/>
-        </w:rPr>
-        <w:t>[VN] Strategy pattern được dùng khi một business logic có nhiều cách thực hiện khác nhau và có thể thay đổi tùy theo điều kiện hoặc cấu hình. Thay vì dùng nhiều câu lệnh if/else hoặc switch, ta tách mỗi cách xử lý thành một strategy riêng và chọn strategy phù hợp khi chạy chương trình. Điều này giúp code dễ mở rộng, dễ test và tuân theo nguyên tắc Open/Closed vì có thể thêm logic mới mà không cần sửa code cũ.</w:t>
-      </w:r>
-    </w:p>
-    <w:p>
-      <w:pPr>
-        <w:pStyle w:val="Normal"/>
-        <w:ind w:hanging="0" w:start="-540" w:end="-449"/>
-        <w:rPr>
-          <w:rFonts w:ascii="Times New Roman" w:hAnsi="Times New Roman"/>
-          <w:sz w:val="30"/>
-          <w:szCs w:val="30"/>
-        </w:rPr>
-      </w:pPr>
-      <w:r>
-        <w:rPr>
-          <w:rFonts w:ascii="Times New Roman" w:hAnsi="Times New Roman"/>
-          <w:sz w:val="30"/>
-          <w:szCs w:val="30"/>
-        </w:rPr>
-      </w:r>
-    </w:p>
-    <w:p>
-      <w:pPr>
-        <w:pStyle w:val="Normal"/>
-        <w:ind w:hanging="0" w:start="-540" w:end="-449"/>
-        <w:rPr>
-          <w:rFonts w:ascii="Times New Roman" w:hAnsi="Times New Roman"/>
-          <w:sz w:val="30"/>
-          <w:szCs w:val="30"/>
-        </w:rPr>
-      </w:pPr>
-      <w:r>
-        <w:rPr>
-          <w:rFonts w:ascii="Times New Roman" w:hAnsi="Times New Roman"/>
-          <w:sz w:val="30"/>
-          <w:szCs w:val="30"/>
-        </w:rPr>
-        <w:t>[EN] The Strategy pattern is used when a business logic has multiple ways to perform the same task and the method can change based on conditions or configuration. Instead of using many if/else or switch statements, each algorithm is placed in a separate strategy and the correct one is selected at runtime. This makes the code easier to extend, easier to test, and follows the Open/Closed principle because new behaviors can be added without modifying existing code.</w:t>
-      </w:r>
-    </w:p>
-    <w:p>
-      <w:pPr>
-        <w:pStyle w:val="Normal"/>
-        <w:ind w:hanging="0" w:start="-540" w:end="-449"/>
-        <w:rPr>
-          <w:rFonts w:ascii="Times New Roman" w:hAnsi="Times New Roman"/>
-          <w:sz w:val="30"/>
-          <w:szCs w:val="30"/>
-        </w:rPr>
-      </w:pPr>
-      <w:r>
-        <w:rPr>
-          <w:rFonts w:ascii="Times New Roman" w:hAnsi="Times New Roman"/>
-          <w:sz w:val="30"/>
-          <w:szCs w:val="30"/>
-        </w:rPr>
-      </w:r>
-    </w:p>
-    <w:p>
-      <w:pPr>
-        <w:pStyle w:val="Normal"/>
-        <w:ind w:hanging="0" w:start="-540" w:end="-449"/>
-        <w:rPr>
-          <w:rFonts w:ascii="Times New Roman" w:hAnsi="Times New Roman"/>
-          <w:b/>
-          <w:bCs/>
-          <w:color w:val="3465A4"/>
-          <w:sz w:val="30"/>
-          <w:szCs w:val="30"/>
-        </w:rPr>
-      </w:pPr>
-      <w:r>
-        <w:rPr>
-          <w:rFonts w:ascii="Times New Roman" w:hAnsi="Times New Roman"/>
-          <w:b/>
-          <w:bCs/>
-          <w:color w:val="3465A4"/>
-          <w:sz w:val="30"/>
-          <w:szCs w:val="30"/>
-        </w:rPr>
-        <w:t>[VN] Dependency Injection pattern giúp code dễ test như thế nào?</w:t>
-      </w:r>
-    </w:p>
-    <w:p>
-      <w:pPr>
-        <w:pStyle w:val="Normal"/>
-        <w:ind w:hanging="0" w:start="-540" w:end="-449"/>
-        <w:rPr>
-          <w:rFonts w:ascii="Times New Roman" w:hAnsi="Times New Roman"/>
-          <w:b/>
-          <w:bCs/>
-          <w:color w:val="3465A4"/>
-          <w:sz w:val="30"/>
-          <w:szCs w:val="30"/>
-        </w:rPr>
-      </w:pPr>
-      <w:r>
-        <w:rPr>
-          <w:rFonts w:ascii="Times New Roman" w:hAnsi="Times New Roman"/>
-          <w:b/>
-          <w:bCs/>
-          <w:color w:val="3465A4"/>
-          <w:sz w:val="30"/>
-          <w:szCs w:val="30"/>
-        </w:rPr>
-        <w:t>[EN] How does the Dependency Injection pattern make code easier to test?</w:t>
-      </w:r>
-    </w:p>
-    <w:p>
-      <w:pPr>
-        <w:pStyle w:val="Normal"/>
-        <w:ind w:hanging="0" w:start="-540" w:end="-449"/>
-        <w:rPr>
-          <w:rFonts w:ascii="Times New Roman" w:hAnsi="Times New Roman"/>
-          <w:sz w:val="30"/>
-          <w:szCs w:val="30"/>
-        </w:rPr>
-      </w:pPr>
-      <w:r>
-        <w:rPr>
-          <w:rFonts w:ascii="Times New Roman" w:hAnsi="Times New Roman"/>
-          <w:sz w:val="30"/>
-          <w:szCs w:val="30"/>
-        </w:rPr>
-        <w:t>[VN] Dependency Injection (DI) là một design pattern trong đó các dependency của một class được truyền từ bên ngoài vào thay vì class tự tạo chúng. Điều này giúp tách rời business logic khỏi implementation cụ thể, ví dụ như database, API client hoặc service khác. Khi viết test, ta có thể dễ dàng thay thế dependency thật bằng mock hoặc stub để kiểm soát dữ liệu và hành vi, từ đó test nhanh hơn, ổn định hơn và không phụ thuộc vào hệ thống bên ngoài như database hoặc network.</w:t>
-      </w:r>
-    </w:p>
-    <w:p>
-      <w:pPr>
-        <w:pStyle w:val="Normal"/>
-        <w:ind w:hanging="0" w:start="-540" w:end="-449"/>
-        <w:rPr>
-          <w:rFonts w:ascii="Times New Roman" w:hAnsi="Times New Roman"/>
-          <w:sz w:val="30"/>
-          <w:szCs w:val="30"/>
-        </w:rPr>
-      </w:pPr>
-      <w:r>
-        <w:rPr>
-          <w:rFonts w:ascii="Times New Roman" w:hAnsi="Times New Roman"/>
-          <w:sz w:val="30"/>
-          <w:szCs w:val="30"/>
-        </w:rPr>
-      </w:r>
-    </w:p>
-    <w:p>
-      <w:pPr>
-        <w:pStyle w:val="Normal"/>
-        <w:ind w:hanging="0" w:start="-540" w:end="-449"/>
-        <w:rPr>
-          <w:rFonts w:ascii="Times New Roman" w:hAnsi="Times New Roman"/>
-          <w:sz w:val="30"/>
-          <w:szCs w:val="30"/>
-        </w:rPr>
-      </w:pPr>
-      <w:r>
-        <w:rPr>
-          <w:rFonts w:ascii="Times New Roman" w:hAnsi="Times New Roman"/>
-          <w:sz w:val="30"/>
-          <w:szCs w:val="30"/>
-        </w:rPr>
-        <w:t>[EN] Dependency Injection (DI) is a design pattern where the dependencies of a class are provided from the outside instead of being created inside the class. This separates business logic from specific implementations such as databases, API clients, or other services. When writing tests, we can easily replace real dependencies with mocks or stubs to control data and behavior. This makes tests faster, more stable, and independent from external systems like databases or networks.</w:t>
-      </w:r>
-    </w:p>
-    <w:p>
-      <w:pPr>
-        <w:pStyle w:val="Normal"/>
-        <w:ind w:hanging="0" w:start="-540" w:end="-449"/>
-        <w:rPr>
-          <w:rFonts w:ascii="Times New Roman" w:hAnsi="Times New Roman"/>
-          <w:sz w:val="30"/>
-          <w:szCs w:val="30"/>
-        </w:rPr>
-      </w:pPr>
-      <w:r>
-        <w:rPr>
-          <w:rFonts w:ascii="Times New Roman" w:hAnsi="Times New Roman"/>
-          <w:sz w:val="30"/>
-          <w:szCs w:val="30"/>
-        </w:rPr>
-      </w:r>
-    </w:p>
-    <w:p>
-      <w:pPr>
-        <w:pStyle w:val="Normal"/>
-        <w:ind w:hanging="0" w:start="-540" w:end="-449"/>
-        <w:rPr>
-          <w:rFonts w:ascii="Times New Roman" w:hAnsi="Times New Roman"/>
-          <w:b/>
-          <w:bCs/>
-          <w:color w:val="3465A4"/>
-          <w:sz w:val="30"/>
-          <w:szCs w:val="30"/>
-        </w:rPr>
-      </w:pPr>
-      <w:r>
-        <w:rPr>
-          <w:rFonts w:ascii="Times New Roman" w:hAnsi="Times New Roman"/>
-          <w:b/>
-          <w:bCs/>
-          <w:color w:val="3465A4"/>
-          <w:sz w:val="30"/>
-          <w:szCs w:val="30"/>
-        </w:rPr>
-        <w:t xml:space="preserve">[VN] Adapter pattern </w:t>
-      </w:r>
-      <w:r>
-        <w:rPr>
-          <w:rFonts w:ascii="Times New Roman" w:hAnsi="Times New Roman"/>
-          <w:b/>
-          <w:bCs/>
-          <w:color w:val="3465A4"/>
-          <w:sz w:val="30"/>
-          <w:szCs w:val="30"/>
-        </w:rPr>
-        <w:t>là gì</w:t>
-      </w:r>
-      <w:r>
-        <w:rPr>
-          <w:rFonts w:ascii="Times New Roman" w:hAnsi="Times New Roman"/>
-          <w:b/>
-          <w:bCs/>
-          <w:color w:val="3465A4"/>
-          <w:sz w:val="30"/>
-          <w:szCs w:val="30"/>
-        </w:rPr>
-        <w:t>?</w:t>
-      </w:r>
-    </w:p>
-    <w:p>
-      <w:pPr>
-        <w:pStyle w:val="Normal"/>
-        <w:ind w:hanging="0" w:start="-540" w:end="-449"/>
-        <w:rPr>
-          <w:rFonts w:ascii="Times New Roman" w:hAnsi="Times New Roman"/>
-          <w:b/>
-          <w:bCs/>
-          <w:color w:val="3465A4"/>
-          <w:sz w:val="30"/>
-          <w:szCs w:val="30"/>
-        </w:rPr>
-      </w:pPr>
-      <w:r>
-        <w:rPr>
-          <w:rFonts w:ascii="Times New Roman" w:hAnsi="Times New Roman"/>
-          <w:b/>
-          <w:bCs/>
-          <w:color w:val="3465A4"/>
-          <w:sz w:val="30"/>
-          <w:szCs w:val="30"/>
-        </w:rPr>
-        <w:t xml:space="preserve">[EN] </w:t>
-      </w:r>
-      <w:r>
-        <w:rPr>
-          <w:rFonts w:ascii="Times New Roman" w:hAnsi="Times New Roman"/>
-          <w:b/>
-          <w:bCs/>
-          <w:color w:val="3465A4"/>
-          <w:sz w:val="30"/>
-          <w:szCs w:val="30"/>
-        </w:rPr>
-        <w:t>What is Adapter pattern</w:t>
-      </w:r>
-      <w:r>
-        <w:rPr>
-          <w:rFonts w:ascii="Times New Roman" w:hAnsi="Times New Roman"/>
-          <w:b/>
-          <w:bCs/>
-          <w:color w:val="3465A4"/>
-          <w:sz w:val="30"/>
-          <w:szCs w:val="30"/>
-        </w:rPr>
-        <w:t>?</w:t>
-      </w:r>
-    </w:p>
-    <w:p>
-      <w:pPr>
-        <w:pStyle w:val="Normal"/>
-        <w:ind w:hanging="0" w:start="-540" w:end="-449"/>
-        <w:rPr>
-          <w:rFonts w:ascii="Times New Roman" w:hAnsi="Times New Roman"/>
-          <w:sz w:val="30"/>
-          <w:szCs w:val="30"/>
-        </w:rPr>
-      </w:pPr>
-      <w:r>
-        <w:rPr>
-          <w:rFonts w:ascii="Times New Roman" w:hAnsi="Times New Roman"/>
-          <w:sz w:val="30"/>
-          <w:szCs w:val="30"/>
-        </w:rPr>
-        <w:t>[VN] Adapter Pattern là một design pattern thuộc nhóm structural cho phép hai đối tượng có giao diện (interface) không tương thích vẫn có thể làm việc với nhau. Pattern này hoạt động như một bộ chuyển đổi hoặc phiên dịch, đứng giữa hai hệ thống và chuyển đổi dữ liệu hoặc method call từ giao diện này sang giao diện khác mà không cần thay đổi code gốc. Adapter thường được dùng khi cần tích hợp hệ thống cũ, thư viện bên thứ ba hoặc các API khác nhau. Ví dụ, nếu một hệ thống chỉ hỗ trợ thanh toán bằng Visa nhưng người dùng muốn trả bằng Momo, một Adapter có thể chuyển đổi yêu cầu thanh toán Momo thành giao diện Visa để hệ thống vẫn xử lý được.</w:t>
-      </w:r>
-    </w:p>
-    <w:p>
-      <w:pPr>
-        <w:pStyle w:val="Normal"/>
-        <w:ind w:hanging="0" w:start="-540" w:end="-449"/>
-        <w:rPr>
-          <w:rFonts w:ascii="Times New Roman" w:hAnsi="Times New Roman"/>
-          <w:sz w:val="30"/>
-          <w:szCs w:val="30"/>
-        </w:rPr>
-      </w:pPr>
-      <w:r>
-        <w:rPr>
-          <w:rFonts w:ascii="Times New Roman" w:hAnsi="Times New Roman"/>
-          <w:sz w:val="30"/>
-          <w:szCs w:val="30"/>
-        </w:rPr>
-      </w:r>
-    </w:p>
-    <w:p>
-      <w:pPr>
-        <w:pStyle w:val="Normal"/>
-        <w:ind w:hanging="0" w:start="-540" w:end="-449"/>
-        <w:rPr>
-          <w:rFonts w:ascii="Times New Roman" w:hAnsi="Times New Roman"/>
-          <w:sz w:val="30"/>
-          <w:szCs w:val="30"/>
-        </w:rPr>
-      </w:pPr>
-      <w:r>
-        <w:rPr>
-          <w:rFonts w:ascii="Times New Roman" w:hAnsi="Times New Roman"/>
-          <w:sz w:val="30"/>
-          <w:szCs w:val="30"/>
-        </w:rPr>
-        <w:t>[EN] Adapter Pattern is a structural design pattern that allows two objects with incompatible interfaces to work together. It works like a converter or translator, sitting between two systems and converting data or method calls from one interface to another without changing the original code. Adapter is commonly used when integrating legacy systems, third-party libraries, or different APIs. For example, if a system only supports Visa payments but a user wants to pay with Momo, an Adapter can convert the Momo payment request into a Visa-like interface so the system can process it successfully.</w:t>
-      </w:r>
-    </w:p>
-    <w:p>
-      <w:pPr>
-        <w:pStyle w:val="Normal"/>
-        <w:ind w:hanging="0" w:start="-540" w:end="-449"/>
-        <w:rPr>
-          <w:rFonts w:ascii="Times New Roman" w:hAnsi="Times New Roman"/>
-          <w:sz w:val="30"/>
-          <w:szCs w:val="30"/>
-        </w:rPr>
-      </w:pPr>
-      <w:r>
-        <w:rPr>
-          <w:rFonts w:ascii="Times New Roman" w:hAnsi="Times New Roman"/>
-          <w:sz w:val="30"/>
-          <w:szCs w:val="30"/>
-        </w:rPr>
-      </w:r>
-    </w:p>
-    <w:p>
-      <w:pPr>
-        <w:pStyle w:val="Normal"/>
-        <w:ind w:hanging="0" w:start="-540" w:end="-449"/>
-        <w:rPr>
-          <w:rFonts w:ascii="Times New Roman" w:hAnsi="Times New Roman"/>
-          <w:b/>
-          <w:bCs/>
-          <w:color w:val="3465A4"/>
-          <w:sz w:val="30"/>
-          <w:szCs w:val="30"/>
-        </w:rPr>
-      </w:pPr>
-      <w:r>
-        <w:rPr>
-          <w:rFonts w:ascii="Times New Roman" w:hAnsi="Times New Roman"/>
-          <w:b/>
-          <w:bCs/>
-          <w:color w:val="3465A4"/>
-          <w:sz w:val="30"/>
-          <w:szCs w:val="30"/>
-        </w:rPr>
-        <w:t>[VN] Adapter pattern dùng khi tích hợp hệ thống legacy như thế nào?</w:t>
-      </w:r>
-    </w:p>
-    <w:p>
-      <w:pPr>
-        <w:pStyle w:val="Normal"/>
-        <w:ind w:hanging="0" w:start="-540" w:end="-449"/>
-        <w:rPr>
-          <w:rFonts w:ascii="Times New Roman" w:hAnsi="Times New Roman"/>
-          <w:b/>
-          <w:bCs/>
-          <w:color w:val="3465A4"/>
-          <w:sz w:val="30"/>
-          <w:szCs w:val="30"/>
-        </w:rPr>
-      </w:pPr>
-      <w:r>
-        <w:rPr>
-          <w:rFonts w:ascii="Times New Roman" w:hAnsi="Times New Roman"/>
-          <w:b/>
-          <w:bCs/>
-          <w:color w:val="3465A4"/>
-          <w:sz w:val="30"/>
-          <w:szCs w:val="30"/>
-        </w:rPr>
-        <w:t>[EN] How is the Adapter pattern used when integrating legacy systems?</w:t>
-      </w:r>
-    </w:p>
-    <w:p>
-      <w:pPr>
-        <w:pStyle w:val="Normal"/>
-        <w:ind w:hanging="0" w:start="-540" w:end="-449"/>
-        <w:rPr>
-          <w:rFonts w:ascii="Times New Roman" w:hAnsi="Times New Roman"/>
-          <w:sz w:val="30"/>
-          <w:szCs w:val="30"/>
-        </w:rPr>
-      </w:pPr>
-      <w:r>
-        <w:rPr>
-          <w:rFonts w:ascii="Times New Roman" w:hAnsi="Times New Roman"/>
-          <w:sz w:val="30"/>
-          <w:szCs w:val="30"/>
-        </w:rPr>
-        <w:t>[VN] Adapter pattern được dùng khi cần tích hợp hệ thống legacy có interface cũ hoặc khác với interface mà hệ thống hiện tại mong đợi. Adapter hoạt động như một lớp trung gian, chuyển đổi interface của hệ thống legacy sang interface chuẩn mà application đang sử dụng. Nhờ vậy, code mới không cần thay đổi nhiều và không phụ thuộc trực tiếp vào implementation cũ, giúp hệ thống dễ bảo trì, dễ mở rộng và giảm rủi ro khi thay đổi hoặc thay thế hệ thống legacy trong tương lai.</w:t>
-      </w:r>
-    </w:p>
-    <w:p>
-      <w:pPr>
-        <w:pStyle w:val="Normal"/>
-        <w:ind w:hanging="0" w:start="-540" w:end="-449"/>
-        <w:rPr>
-          <w:rFonts w:ascii="Times New Roman" w:hAnsi="Times New Roman"/>
-          <w:sz w:val="30"/>
-          <w:szCs w:val="30"/>
-        </w:rPr>
-      </w:pPr>
-      <w:r>
-        <w:rPr>
-          <w:rFonts w:ascii="Times New Roman" w:hAnsi="Times New Roman"/>
-          <w:sz w:val="30"/>
-          <w:szCs w:val="30"/>
-        </w:rPr>
-      </w:r>
-    </w:p>
-    <w:p>
-      <w:pPr>
-        <w:pStyle w:val="Normal"/>
-        <w:ind w:hanging="0" w:start="-540" w:end="-449"/>
-        <w:rPr>
-          <w:rFonts w:ascii="Times New Roman" w:hAnsi="Times New Roman"/>
-          <w:sz w:val="30"/>
-          <w:szCs w:val="30"/>
-        </w:rPr>
-      </w:pPr>
-      <w:r>
-        <w:rPr>
-          <w:rFonts w:ascii="Times New Roman" w:hAnsi="Times New Roman"/>
-          <w:sz w:val="30"/>
-          <w:szCs w:val="30"/>
-        </w:rPr>
-        <w:t>[EN] The Adapter pattern is used when integrating a legacy system that has an old or different interface from what the current system expects. The adapter acts as a middle layer that converts the legacy system’s interface into the standard interface used by the application. This allows the new code to work without major changes and avoids direct dependency on the old implementation, making the system easier to maintain, extend, and replace the legacy system in the future.</w:t>
-      </w:r>
-    </w:p>
-    <w:p>
-      <w:pPr>
-        <w:pStyle w:val="Normal"/>
-        <w:ind w:hanging="0" w:start="-540" w:end="-449"/>
-        <w:rPr>
-          <w:rFonts w:ascii="Times New Roman" w:hAnsi="Times New Roman"/>
-          <w:sz w:val="30"/>
-          <w:szCs w:val="30"/>
-        </w:rPr>
-      </w:pPr>
-      <w:r>
-        <w:rPr>
-          <w:rFonts w:ascii="Times New Roman" w:hAnsi="Times New Roman"/>
-          <w:sz w:val="30"/>
-          <w:szCs w:val="30"/>
-        </w:rPr>
-      </w:r>
-    </w:p>
-    <w:p>
-      <w:pPr>
-        <w:pStyle w:val="Normal"/>
-        <w:ind w:hanging="0" w:start="-540" w:end="-449"/>
-        <w:rPr>
-          <w:rFonts w:ascii="Times New Roman" w:hAnsi="Times New Roman"/>
-          <w:b/>
-          <w:bCs/>
-          <w:color w:val="3465A4"/>
-          <w:sz w:val="30"/>
-          <w:szCs w:val="30"/>
-        </w:rPr>
-      </w:pPr>
-      <w:r>
-        <w:rPr>
-          <w:rFonts w:ascii="Times New Roman" w:hAnsi="Times New Roman"/>
-          <w:b/>
-          <w:bCs/>
-          <w:color w:val="3465A4"/>
-          <w:sz w:val="30"/>
-          <w:szCs w:val="30"/>
-        </w:rPr>
-        <w:t xml:space="preserve">[VN] Facade pattern </w:t>
-      </w:r>
-      <w:r>
-        <w:rPr>
-          <w:rFonts w:ascii="Times New Roman" w:hAnsi="Times New Roman"/>
-          <w:b/>
-          <w:bCs/>
-          <w:color w:val="3465A4"/>
-          <w:sz w:val="30"/>
-          <w:szCs w:val="30"/>
-        </w:rPr>
-        <w:t>là gì</w:t>
-      </w:r>
-      <w:r>
-        <w:rPr>
-          <w:rFonts w:ascii="Times New Roman" w:hAnsi="Times New Roman"/>
-          <w:b/>
-          <w:bCs/>
-          <w:color w:val="3465A4"/>
-          <w:sz w:val="30"/>
-          <w:szCs w:val="30"/>
-        </w:rPr>
-        <w:t>?</w:t>
-      </w:r>
-    </w:p>
-    <w:p>
-      <w:pPr>
-        <w:pStyle w:val="Normal"/>
-        <w:ind w:hanging="0" w:start="-540" w:end="-449"/>
-        <w:rPr>
-          <w:rFonts w:ascii="Times New Roman" w:hAnsi="Times New Roman"/>
-          <w:b/>
-          <w:bCs/>
-          <w:color w:val="3465A4"/>
-          <w:sz w:val="30"/>
-          <w:szCs w:val="30"/>
-        </w:rPr>
-      </w:pPr>
-      <w:r>
-        <w:rPr>
-          <w:rFonts w:ascii="Times New Roman" w:hAnsi="Times New Roman"/>
-          <w:b/>
-          <w:bCs/>
-          <w:color w:val="3465A4"/>
-          <w:sz w:val="30"/>
-          <w:szCs w:val="30"/>
-        </w:rPr>
-        <w:t xml:space="preserve">[EN] </w:t>
-      </w:r>
-      <w:r>
-        <w:rPr>
-          <w:rFonts w:ascii="Times New Roman" w:hAnsi="Times New Roman"/>
-          <w:b/>
-          <w:bCs/>
-          <w:color w:val="3465A4"/>
-          <w:sz w:val="30"/>
-          <w:szCs w:val="30"/>
-        </w:rPr>
-        <w:t>What is Facade pattern</w:t>
-      </w:r>
-      <w:r>
-        <w:rPr>
-          <w:rFonts w:ascii="Times New Roman" w:hAnsi="Times New Roman"/>
-          <w:b/>
-          <w:bCs/>
-          <w:color w:val="3465A4"/>
-          <w:sz w:val="30"/>
-          <w:szCs w:val="30"/>
-        </w:rPr>
-        <w:t>?</w:t>
-      </w:r>
-    </w:p>
-    <w:p>
-      <w:pPr>
-        <w:pStyle w:val="Normal"/>
-        <w:ind w:hanging="0" w:start="-540" w:end="-449"/>
-        <w:rPr>
-          <w:rFonts w:ascii="Times New Roman" w:hAnsi="Times New Roman"/>
-          <w:sz w:val="30"/>
-          <w:szCs w:val="30"/>
-        </w:rPr>
-      </w:pPr>
-      <w:r>
-        <w:rPr>
-          <w:rFonts w:ascii="Times New Roman" w:hAnsi="Times New Roman"/>
-          <w:sz w:val="30"/>
-          <w:szCs w:val="30"/>
-        </w:rPr>
-        <w:t>[VN] Facade Pattern (mẫu Mặt tiền) là một design pattern thuộc nhóm structural cung cấp một giao diện đơn giản để làm việc với một hệ thống phức tạp gồm nhiều class hoặc module bên trong. Thay vì client phải gọi nhiều service hoặc class khác nhau, Facade sẽ đóng vai trò trung gian và cung cấp một method hoặc API duy nhất, sau đó bên trong nó sẽ gọi các thành phần cần thiết và xử lý logic. Pattern này giúp che giấu sự phức tạp của subsystem, giảm coupling giữa client và hệ thống bên trong, đồng thời làm cho code dễ hiểu, dễ bảo trì và dễ mở rộng. Ví dụ trong hệ thống e-commerce, khi người dùng bấm “Mua ngay”, một Facade có thể gọi nhiều service như kiểm tra giảm giá, tính phí vận chuyển, kiểm tra tồn kho và tạo đơn hàng, nhưng đối với client thì chỉ cần gọi một method duy nhất.</w:t>
-      </w:r>
-    </w:p>
-    <w:p>
-      <w:pPr>
-        <w:pStyle w:val="Normal"/>
-        <w:ind w:hanging="0" w:start="-540" w:end="-449"/>
-        <w:rPr>
-          <w:rFonts w:ascii="Times New Roman" w:hAnsi="Times New Roman"/>
-          <w:sz w:val="30"/>
-          <w:szCs w:val="30"/>
-        </w:rPr>
-      </w:pPr>
-      <w:r>
-        <w:rPr>
-          <w:rFonts w:ascii="Times New Roman" w:hAnsi="Times New Roman"/>
-          <w:sz w:val="30"/>
-          <w:szCs w:val="30"/>
-        </w:rPr>
-      </w:r>
-    </w:p>
-    <w:p>
-      <w:pPr>
-        <w:pStyle w:val="Normal"/>
-        <w:ind w:hanging="0" w:start="-540" w:end="-449"/>
-        <w:rPr>
-          <w:rFonts w:ascii="Times New Roman" w:hAnsi="Times New Roman"/>
-          <w:sz w:val="30"/>
-          <w:szCs w:val="30"/>
-        </w:rPr>
-      </w:pPr>
-      <w:r>
-        <w:rPr>
-          <w:rFonts w:ascii="Times New Roman" w:hAnsi="Times New Roman"/>
-          <w:sz w:val="30"/>
-          <w:szCs w:val="30"/>
-        </w:rPr>
-        <w:t>[EN] Facade Pattern is a structural design pattern that provides a simple interface to interact with a complex system that contains many classes or modules. Instead of letting the client call many services directly, the Facade acts as a middle layer and exposes a single method or API, while internally it calls the required components and handles the logic. This pattern helps hide the complexity of the subsystem and reduce coupling between the client and internal components, making the code easier to understand, maintain, and extend. For example, in an e-commerce system, when a user clicks “Buy Now”, a Facade may call several services such as discount calculation, shipping fee calculation, inventory check, and order creation, but from the client’s perspective it only needs to call one method.</w:t>
-      </w:r>
-    </w:p>
-    <w:p>
-      <w:pPr>
-        <w:pStyle w:val="Normal"/>
-        <w:ind w:hanging="0" w:start="-540" w:end="-449"/>
-        <w:rPr>
-          <w:rFonts w:ascii="Times New Roman" w:hAnsi="Times New Roman"/>
-          <w:sz w:val="30"/>
-          <w:szCs w:val="30"/>
-        </w:rPr>
-      </w:pPr>
-      <w:r>
-        <w:rPr>
-          <w:rFonts w:ascii="Times New Roman" w:hAnsi="Times New Roman"/>
-          <w:sz w:val="30"/>
-          <w:szCs w:val="30"/>
-        </w:rPr>
-      </w:r>
-    </w:p>
-    <w:p>
-      <w:pPr>
-        <w:pStyle w:val="Normal"/>
-        <w:ind w:hanging="0" w:start="-540" w:end="-449"/>
-        <w:rPr>
-          <w:rFonts w:ascii="Times New Roman" w:hAnsi="Times New Roman"/>
-          <w:b/>
-          <w:bCs/>
-          <w:color w:val="3465A4"/>
-          <w:sz w:val="30"/>
-          <w:szCs w:val="30"/>
-        </w:rPr>
-      </w:pPr>
-      <w:r>
-        <w:rPr>
-          <w:rFonts w:ascii="Times New Roman" w:hAnsi="Times New Roman"/>
-          <w:b/>
-          <w:bCs/>
-          <w:color w:val="3465A4"/>
-          <w:sz w:val="30"/>
-          <w:szCs w:val="30"/>
-        </w:rPr>
-        <w:t>[VN] Facade pattern giúp đơn giản hóa hệ thống lớn ra sao?</w:t>
-      </w:r>
-    </w:p>
-    <w:p>
-      <w:pPr>
-        <w:pStyle w:val="Normal"/>
-        <w:ind w:hanging="0" w:start="-540" w:end="-449"/>
-        <w:rPr>
-          <w:rFonts w:ascii="Times New Roman" w:hAnsi="Times New Roman"/>
-          <w:b/>
-          <w:bCs/>
-          <w:color w:val="3465A4"/>
-          <w:sz w:val="30"/>
-          <w:szCs w:val="30"/>
-        </w:rPr>
-      </w:pPr>
-      <w:r>
-        <w:rPr>
-          <w:rFonts w:ascii="Times New Roman" w:hAnsi="Times New Roman"/>
-          <w:b/>
-          <w:bCs/>
-          <w:color w:val="3465A4"/>
-          <w:sz w:val="30"/>
-          <w:szCs w:val="30"/>
-        </w:rPr>
-        <w:t>[EN] How does the Facade pattern simplify large systems?</w:t>
-      </w:r>
-    </w:p>
-    <w:p>
-      <w:pPr>
-        <w:pStyle w:val="Normal"/>
-        <w:ind w:hanging="0" w:start="-540" w:end="-449"/>
-        <w:rPr>
-          <w:rFonts w:ascii="Times New Roman" w:hAnsi="Times New Roman"/>
-          <w:sz w:val="30"/>
-          <w:szCs w:val="30"/>
-        </w:rPr>
-      </w:pPr>
-      <w:r>
-        <w:rPr>
-          <w:rFonts w:ascii="Times New Roman" w:hAnsi="Times New Roman"/>
-          <w:sz w:val="30"/>
-          <w:szCs w:val="30"/>
-        </w:rPr>
-        <w:t>[VN] Facade pattern giúp đơn giản hóa hệ thống lớn bằng cách cung cấp một interface đơn giản để truy cập vào nhiều module hoặc subsystem phức tạp phía sau. Thay vì client phải gọi nhiều class hoặc service khác nhau, client chỉ cần tương tác với một lớp facade duy nhất, và lớp này sẽ điều phối các lời gọi đến các thành phần bên trong. Cách này giúp giảm sự phụ thuộc giữa các module, làm code dễ hiểu, dễ bảo trì và giúp thay đổi implementation bên trong mà không ảnh hưởng đến client.</w:t>
-      </w:r>
-    </w:p>
-    <w:p>
-      <w:pPr>
-        <w:pStyle w:val="Normal"/>
-        <w:ind w:hanging="0" w:start="-540" w:end="-449"/>
-        <w:rPr>
-          <w:rFonts w:ascii="Times New Roman" w:hAnsi="Times New Roman"/>
-          <w:sz w:val="30"/>
-          <w:szCs w:val="30"/>
-        </w:rPr>
-      </w:pPr>
-      <w:r>
-        <w:rPr>
-          <w:rFonts w:ascii="Times New Roman" w:hAnsi="Times New Roman"/>
-          <w:sz w:val="30"/>
-          <w:szCs w:val="30"/>
-        </w:rPr>
-      </w:r>
-    </w:p>
-    <w:p>
-      <w:pPr>
-        <w:pStyle w:val="Normal"/>
-        <w:ind w:hanging="0" w:start="-540" w:end="-449"/>
-        <w:rPr>
-          <w:rFonts w:ascii="Times New Roman" w:hAnsi="Times New Roman"/>
-          <w:sz w:val="30"/>
-          <w:szCs w:val="30"/>
-        </w:rPr>
-      </w:pPr>
-      <w:r>
-        <w:rPr>
-          <w:rFonts w:ascii="Times New Roman" w:hAnsi="Times New Roman"/>
-          <w:sz w:val="30"/>
-          <w:szCs w:val="30"/>
-        </w:rPr>
-        <w:t>[EN] The Facade pattern simplifies a large system by providing a simple interface to access many complex modules or subsystems behind it. Instead of the client calling many classes or services directly, the client only interacts with one facade class, and this class coordinates calls to the internal components. This approach reduces coupling between modules, makes the code easier to understand and maintain, and allows internal implementation changes without affecting the client.</w:t>
-      </w:r>
-    </w:p>
-    <w:p>
-      <w:pPr>
-        <w:pStyle w:val="Normal"/>
-        <w:ind w:hanging="0" w:start="-540" w:end="-449"/>
-        <w:rPr>
-          <w:rFonts w:ascii="Times New Roman" w:hAnsi="Times New Roman"/>
-          <w:sz w:val="30"/>
-          <w:szCs w:val="30"/>
-        </w:rPr>
-      </w:pPr>
-      <w:r>
-        <w:rPr>
-          <w:rFonts w:ascii="Times New Roman" w:hAnsi="Times New Roman"/>
-          <w:sz w:val="30"/>
-          <w:szCs w:val="30"/>
-        </w:rPr>
-      </w:r>
-    </w:p>
-    <w:p>
-      <w:pPr>
-        <w:pStyle w:val="Normal"/>
-        <w:ind w:hanging="0" w:start="-540" w:end="-449"/>
-        <w:rPr>
-          <w:rFonts w:ascii="Times New Roman" w:hAnsi="Times New Roman"/>
-          <w:b/>
-          <w:bCs/>
-          <w:color w:val="3465A4"/>
-          <w:sz w:val="30"/>
-          <w:szCs w:val="30"/>
-        </w:rPr>
-      </w:pPr>
-      <w:r>
-        <w:rPr>
-          <w:rFonts w:ascii="Times New Roman" w:hAnsi="Times New Roman"/>
-          <w:b/>
-          <w:bCs/>
-          <w:color w:val="3465A4"/>
-          <w:sz w:val="30"/>
-          <w:szCs w:val="30"/>
-        </w:rPr>
-        <w:t>[VN] Repository pattern có vai trò gì trong clean architecture?</w:t>
-      </w:r>
-    </w:p>
-    <w:p>
-      <w:pPr>
-        <w:pStyle w:val="Normal"/>
-        <w:ind w:hanging="0" w:start="-540" w:end="-449"/>
-        <w:rPr>
-          <w:rFonts w:ascii="Times New Roman" w:hAnsi="Times New Roman"/>
-          <w:b/>
-          <w:bCs/>
-          <w:color w:val="3465A4"/>
-          <w:sz w:val="30"/>
-          <w:szCs w:val="30"/>
-        </w:rPr>
-      </w:pPr>
-      <w:r>
-        <w:rPr>
-          <w:rFonts w:ascii="Times New Roman" w:hAnsi="Times New Roman"/>
-          <w:b/>
-          <w:bCs/>
-          <w:color w:val="3465A4"/>
-          <w:sz w:val="30"/>
-          <w:szCs w:val="30"/>
-        </w:rPr>
-        <w:t>[EN] What role does the Repository pattern play in clean architecture?</w:t>
-      </w:r>
-    </w:p>
-    <w:p>
-      <w:pPr>
-        <w:pStyle w:val="Normal"/>
-        <w:ind w:hanging="0" w:start="-540" w:end="-449"/>
-        <w:rPr>
-          <w:rFonts w:ascii="Times New Roman" w:hAnsi="Times New Roman"/>
-          <w:sz w:val="30"/>
-          <w:szCs w:val="30"/>
-        </w:rPr>
-      </w:pPr>
-      <w:r>
-        <w:rPr>
-          <w:rFonts w:ascii="Times New Roman" w:hAnsi="Times New Roman"/>
-          <w:sz w:val="30"/>
-          <w:szCs w:val="30"/>
-        </w:rPr>
-        <w:t>[VN] Repository pattern có vai trò tách business logic khỏi data access logic trong Clean Architecture. Repository hoạt động như một lớp trung gian giữa domain/service và database, cung cấp các method để đọc và ghi dữ liệu mà không để business logic phụ thuộc trực tiếp vào ORM hay database cụ thể. Nhờ đó code dễ test hơn (có thể mock repository), dễ thay đổi database hoặc framework mà không ảnh hưởng đến logic nghiệp vụ, và giúp hệ thống tuân theo nguyên tắc Dependency Inversion.</w:t>
-      </w:r>
-    </w:p>
-    <w:p>
-      <w:pPr>
-        <w:pStyle w:val="Normal"/>
-        <w:ind w:hanging="0" w:start="-540" w:end="-449"/>
-        <w:rPr>
-          <w:rFonts w:ascii="Times New Roman" w:hAnsi="Times New Roman"/>
-          <w:sz w:val="30"/>
-          <w:szCs w:val="30"/>
-        </w:rPr>
-      </w:pPr>
-      <w:r>
-        <w:rPr>
-          <w:rFonts w:ascii="Times New Roman" w:hAnsi="Times New Roman"/>
-          <w:sz w:val="30"/>
-          <w:szCs w:val="30"/>
-        </w:rPr>
-      </w:r>
-    </w:p>
-    <w:p>
-      <w:pPr>
-        <w:pStyle w:val="Normal"/>
-        <w:ind w:hanging="0" w:start="-540" w:end="-449"/>
-        <w:rPr>
-          <w:rFonts w:ascii="Times New Roman" w:hAnsi="Times New Roman"/>
-          <w:sz w:val="30"/>
-          <w:szCs w:val="30"/>
-        </w:rPr>
-      </w:pPr>
-      <w:r>
-        <w:rPr>
-          <w:rFonts w:ascii="Times New Roman" w:hAnsi="Times New Roman"/>
-          <w:sz w:val="30"/>
-          <w:szCs w:val="30"/>
-        </w:rPr>
-        <w:t>[EN] The Repository pattern separates business logic from data access logic in Clean Architecture. It acts as a middle layer between the domain/service layer and the database, providing methods to read and write data without letting business logic depend directly on a specific ORM or database. This makes the code easier to test (repositories can be mocked), easier to change the database or framework without affecting business logic, and helps the system follow the Dependency Inversion principle.</w:t>
-      </w:r>
-    </w:p>
-    <w:p>
-      <w:pPr>
-        <w:pStyle w:val="Normal"/>
-        <w:ind w:hanging="0" w:start="-540" w:end="-449"/>
-        <w:rPr>
-          <w:rFonts w:ascii="Times New Roman" w:hAnsi="Times New Roman"/>
-          <w:sz w:val="30"/>
-          <w:szCs w:val="30"/>
-        </w:rPr>
-      </w:pPr>
-      <w:r>
-        <w:rPr>
-          <w:rFonts w:ascii="Times New Roman" w:hAnsi="Times New Roman"/>
-          <w:sz w:val="30"/>
-          <w:szCs w:val="30"/>
-        </w:rPr>
-      </w:r>
-    </w:p>
-    <w:p>
-      <w:pPr>
-        <w:pStyle w:val="Normal"/>
-        <w:ind w:hanging="0" w:start="-540" w:end="-449"/>
-        <w:rPr>
-          <w:rFonts w:ascii="Times New Roman" w:hAnsi="Times New Roman"/>
-          <w:sz w:val="30"/>
-          <w:szCs w:val="30"/>
-        </w:rPr>
-      </w:pPr>
-      <w:r>
-        <w:rPr>
-          <w:rFonts w:ascii="Times New Roman" w:hAnsi="Times New Roman"/>
-          <w:sz w:val="30"/>
-          <w:szCs w:val="30"/>
-        </w:rPr>
-      </w:r>
-    </w:p>
-    <w:p>
-      <w:pPr>
-        <w:pStyle w:val="Normal"/>
-        <w:ind w:hanging="0" w:start="-540" w:end="-449"/>
-        <w:rPr>
-          <w:rFonts w:ascii="Times New Roman" w:hAnsi="Times New Roman"/>
-          <w:b/>
-          <w:bCs/>
-          <w:color w:val="FF0000"/>
-          <w:sz w:val="30"/>
-          <w:szCs w:val="30"/>
-        </w:rPr>
-      </w:pPr>
-      <w:r>
-        <w:rPr>
-          <w:rFonts w:ascii="Times New Roman" w:hAnsi="Times New Roman"/>
-          <w:b/>
-          <w:bCs/>
-          <w:color w:val="FF0000"/>
-          <w:sz w:val="30"/>
-          <w:szCs w:val="30"/>
-        </w:rPr>
-        <w:t># I. Fundamentals – Design Principles &amp; Patterns</w:t>
-      </w:r>
-    </w:p>
-    <w:p>
-      <w:pPr>
-        <w:pStyle w:val="Normal"/>
-        <w:ind w:hanging="0" w:start="-540" w:end="-449"/>
-        <w:rPr/>
-      </w:pPr>
-      <w:r>
-        <w:rPr>
-          <w:rFonts w:ascii="Times New Roman" w:hAnsi="Times New Roman"/>
-          <w:b/>
-          <w:bCs/>
-          <w:sz w:val="30"/>
-          <w:szCs w:val="30"/>
-        </w:rPr>
-        <w:t>SOLID là gì và tại sao nó quan trọng trong thiết kế phần mềm?</w:t>
-      </w:r>
-    </w:p>
-    <w:p>
-      <w:pPr>
-        <w:pStyle w:val="Normal"/>
-        <w:ind w:hanging="0" w:start="-540" w:end="-449"/>
-        <w:rPr/>
-      </w:pPr>
-      <w:r>
-        <w:rPr>
-          <w:rFonts w:ascii="Times New Roman" w:hAnsi="Times New Roman"/>
-          <w:b/>
-          <w:bCs/>
-          <w:sz w:val="30"/>
-          <w:szCs w:val="30"/>
-        </w:rPr>
-        <w:t>Single Responsibility Principle(SRP) là gì? Cho ví dụ trong service design.</w:t>
-      </w:r>
-    </w:p>
-    <w:p>
-      <w:pPr>
-        <w:pStyle w:val="Normal"/>
-        <w:ind w:hanging="0" w:start="-540" w:end="-449"/>
-        <w:rPr/>
-      </w:pPr>
-      <w:r>
-        <w:rPr>
-          <w:rFonts w:ascii="Times New Roman" w:hAnsi="Times New Roman"/>
-          <w:b/>
-          <w:bCs/>
-          <w:sz w:val="30"/>
-          <w:szCs w:val="30"/>
-        </w:rPr>
-        <w:t>Open/Closed Principle(OCP) là gì? Làm sao để mở rộng code mà không sửa code cũ?</w:t>
-      </w:r>
-    </w:p>
-    <w:p>
-      <w:pPr>
-        <w:pStyle w:val="Normal"/>
-        <w:ind w:hanging="0" w:start="-540" w:end="-449"/>
-        <w:rPr/>
-      </w:pPr>
-      <w:r>
-        <w:rPr>
-          <w:rFonts w:ascii="Times New Roman" w:hAnsi="Times New Roman"/>
-          <w:b/>
-          <w:bCs/>
-          <w:sz w:val="30"/>
-          <w:szCs w:val="30"/>
-        </w:rPr>
-        <w:t>Liskov Substitution Principle(LSP) nghĩa là gì? Khi nào subclass có thể gây bug?</w:t>
-      </w:r>
-    </w:p>
-    <w:p>
-      <w:pPr>
-        <w:pStyle w:val="Normal"/>
-        <w:ind w:hanging="0" w:start="-540" w:end="-449"/>
-        <w:rPr/>
-      </w:pPr>
-      <w:r>
-        <w:rPr>
-          <w:rFonts w:ascii="Times New Roman" w:hAnsi="Times New Roman"/>
-          <w:b/>
-          <w:bCs/>
-          <w:sz w:val="30"/>
-          <w:szCs w:val="30"/>
-        </w:rPr>
-        <w:t>Interface Segregation Principle(ISP) giải quyết vấn đề gì trong thiết kế API?</w:t>
-      </w:r>
-    </w:p>
-    <w:p>
-      <w:pPr>
-        <w:pStyle w:val="Normal"/>
-        <w:ind w:hanging="0" w:start="-540" w:end="-449"/>
-        <w:rPr>
-          <w:rFonts w:ascii="Times New Roman" w:hAnsi="Times New Roman"/>
-          <w:b/>
-          <w:bCs/>
-          <w:sz w:val="30"/>
-          <w:szCs w:val="30"/>
-        </w:rPr>
-      </w:pPr>
-      <w:r>
-        <w:rPr>
-          <w:rFonts w:ascii="Times New Roman" w:hAnsi="Times New Roman"/>
-          <w:b/>
-          <w:bCs/>
-          <w:sz w:val="30"/>
-          <w:szCs w:val="30"/>
-        </w:rPr>
-        <w:t>Dependency Inversion Principle(DIP) khác gì dependency injection?</w:t>
-      </w:r>
-    </w:p>
-    <w:p>
-      <w:pPr>
-        <w:pStyle w:val="Normal"/>
-        <w:ind w:hanging="0" w:start="-540" w:end="-449"/>
-        <w:rPr/>
-      </w:pPr>
-      <w:r>
-        <w:rPr>
-          <w:rFonts w:ascii="Times New Roman" w:hAnsi="Times New Roman"/>
-          <w:b/>
-          <w:bCs/>
-          <w:sz w:val="30"/>
-          <w:szCs w:val="30"/>
-        </w:rPr>
-        <w:t>Làm sao áp dụng SOLID khi thiết kế microservice?</w:t>
-      </w:r>
-    </w:p>
-    <w:p>
-      <w:pPr>
-        <w:pStyle w:val="Normal"/>
-        <w:ind w:hanging="0" w:start="-540" w:end="-449"/>
-        <w:rPr/>
-      </w:pPr>
-      <w:r>
-        <w:rPr>
-          <w:rFonts w:ascii="Times New Roman" w:hAnsi="Times New Roman"/>
-          <w:b/>
-          <w:bCs/>
-          <w:sz w:val="30"/>
-          <w:szCs w:val="30"/>
-        </w:rPr>
-        <w:t>SRP ảnh hưởng thế nào đến việc chia service trong microservices?</w:t>
-      </w:r>
-    </w:p>
-    <w:p>
-      <w:pPr>
-        <w:pStyle w:val="Normal"/>
-        <w:ind w:hanging="0" w:start="-540" w:end="-449"/>
-        <w:rPr/>
-      </w:pPr>
-      <w:r>
-        <w:rPr>
-          <w:rFonts w:ascii="Times New Roman" w:hAnsi="Times New Roman"/>
-          <w:b/>
-          <w:bCs/>
-          <w:sz w:val="30"/>
-          <w:szCs w:val="30"/>
-        </w:rPr>
-        <w:t>DIP giúp test hệ thống dễ hơn như thế nào?</w:t>
-      </w:r>
-    </w:p>
-    <w:p>
-      <w:pPr>
-        <w:pStyle w:val="Normal"/>
-        <w:ind w:hanging="0" w:start="-540" w:end="-449"/>
-        <w:rPr/>
-      </w:pPr>
-      <w:r>
-        <w:rPr>
-          <w:rFonts w:ascii="Times New Roman" w:hAnsi="Times New Roman"/>
-          <w:b/>
-          <w:bCs/>
-          <w:sz w:val="30"/>
-          <w:szCs w:val="30"/>
-        </w:rPr>
-        <w:t>ISP giúp thiết kế API client tốt hơn ra sao?</w:t>
-      </w:r>
-    </w:p>
-    <w:p>
-      <w:pPr>
-        <w:pStyle w:val="Normal"/>
-        <w:ind w:hanging="0" w:start="-540" w:end="-449"/>
-        <w:rPr>
-          <w:rFonts w:ascii="Times New Roman" w:hAnsi="Times New Roman"/>
-          <w:b/>
-          <w:bCs/>
-          <w:sz w:val="30"/>
-          <w:szCs w:val="30"/>
-        </w:rPr>
-      </w:pPr>
-      <w:r>
-        <w:rPr>
-          <w:rFonts w:ascii="Times New Roman" w:hAnsi="Times New Roman"/>
-          <w:b/>
-          <w:bCs/>
-          <w:sz w:val="30"/>
-          <w:szCs w:val="30"/>
-        </w:rPr>
-        <w:t>Khi nào việc áp dụng SOLID quá mức gây over-engineering?</w:t>
-      </w:r>
-    </w:p>
-    <w:p>
-      <w:pPr>
-        <w:pStyle w:val="Normal"/>
-        <w:ind w:hanging="0" w:start="-540" w:end="-449"/>
-        <w:rPr>
-          <w:rFonts w:ascii="Times New Roman" w:hAnsi="Times New Roman"/>
-          <w:b/>
-          <w:bCs/>
-          <w:sz w:val="30"/>
-          <w:szCs w:val="30"/>
-        </w:rPr>
-      </w:pPr>
-      <w:r>
-        <w:rPr>
-          <w:rFonts w:ascii="Times New Roman" w:hAnsi="Times New Roman"/>
-          <w:b/>
-          <w:bCs/>
-          <w:sz w:val="30"/>
-          <w:szCs w:val="30"/>
-        </w:rPr>
-        <w:t>Trong hệ thống lớn, làm sao giữ codebase vẫn tuân theo SOLID?</w:t>
-      </w:r>
-    </w:p>
-    <w:p>
-      <w:pPr>
-        <w:pStyle w:val="Normal"/>
-        <w:ind w:hanging="0" w:start="-540" w:end="-449"/>
-        <w:rPr>
-          <w:rFonts w:ascii="Times New Roman" w:hAnsi="Times New Roman"/>
-          <w:b/>
-          <w:bCs/>
-          <w:sz w:val="30"/>
-          <w:szCs w:val="30"/>
-        </w:rPr>
-      </w:pPr>
-      <w:r>
-        <w:rPr>
-          <w:rFonts w:ascii="Times New Roman" w:hAnsi="Times New Roman"/>
-          <w:b/>
-          <w:bCs/>
-          <w:sz w:val="30"/>
-          <w:szCs w:val="30"/>
-        </w:rPr>
-        <w:t>SOLID có áp dụng được cho distributed system không? Nếu có thì như thế nào?</w:t>
-      </w:r>
-    </w:p>
-    <w:p>
-      <w:pPr>
-        <w:pStyle w:val="Normal"/>
-        <w:ind w:hanging="0" w:start="-540" w:end="-449"/>
-        <w:rPr>
-          <w:rFonts w:ascii="Times New Roman" w:hAnsi="Times New Roman"/>
-          <w:b/>
-          <w:bCs/>
-          <w:sz w:val="30"/>
-          <w:szCs w:val="30"/>
-        </w:rPr>
-      </w:pPr>
-      <w:r>
-        <w:rPr>
-          <w:rFonts w:ascii="Times New Roman" w:hAnsi="Times New Roman"/>
-          <w:b/>
-          <w:bCs/>
-          <w:sz w:val="30"/>
-          <w:szCs w:val="30"/>
-        </w:rPr>
-        <w:t>Khi thiết kế domain service lớn, làm sao tránh vi phạm SRP?</w:t>
-      </w:r>
-    </w:p>
-    <w:p>
-      <w:pPr>
-        <w:pStyle w:val="Normal"/>
-        <w:ind w:hanging="0" w:start="-540" w:end="-449"/>
-        <w:rPr>
-          <w:rFonts w:ascii="Times New Roman" w:hAnsi="Times New Roman"/>
-          <w:b/>
-          <w:bCs/>
-          <w:sz w:val="30"/>
-          <w:szCs w:val="30"/>
-        </w:rPr>
-      </w:pPr>
-      <w:r>
-        <w:rPr>
-          <w:rFonts w:ascii="Times New Roman" w:hAnsi="Times New Roman"/>
-          <w:b/>
-          <w:bCs/>
-          <w:sz w:val="30"/>
-          <w:szCs w:val="30"/>
-        </w:rPr>
-        <w:t>Trong microservices architecture, DIP có thể áp dụng ở level service communication như thế nào?</w:t>
-      </w:r>
-    </w:p>
-    <w:p>
-      <w:pPr>
-        <w:pStyle w:val="Normal"/>
-        <w:ind w:hanging="0" w:start="-540" w:end="-449"/>
-        <w:rPr>
-          <w:rFonts w:ascii="Times New Roman" w:hAnsi="Times New Roman"/>
-          <w:b/>
-          <w:bCs/>
-          <w:sz w:val="30"/>
-          <w:szCs w:val="30"/>
-        </w:rPr>
-      </w:pPr>
-      <w:r>
-        <w:rPr>
-          <w:rFonts w:ascii="Times New Roman" w:hAnsi="Times New Roman"/>
-          <w:b/>
-          <w:bCs/>
-          <w:sz w:val="30"/>
-          <w:szCs w:val="30"/>
-        </w:rPr>
-        <w:t>Design pattern</w:t>
-      </w:r>
-      <w:r>
-        <w:rPr>
-          <w:rFonts w:ascii="Times New Roman" w:hAnsi="Times New Roman"/>
-          <w:b/>
-          <w:bCs/>
-          <w:sz w:val="30"/>
-          <w:szCs w:val="30"/>
-        </w:rPr>
-        <w:t xml:space="preserve"> là gì và tại sao nó quan trọng trong system design?</w:t>
-      </w:r>
-    </w:p>
-    <w:p>
-      <w:pPr>
-        <w:pStyle w:val="Normal"/>
-        <w:ind w:hanging="0" w:start="-540" w:end="-449"/>
-        <w:rPr>
-          <w:rFonts w:ascii="Times New Roman" w:hAnsi="Times New Roman"/>
-          <w:b/>
-          <w:bCs/>
-          <w:sz w:val="30"/>
-          <w:szCs w:val="30"/>
-        </w:rPr>
-      </w:pPr>
-      <w:r>
-        <w:rPr>
-          <w:rFonts w:ascii="Times New Roman" w:hAnsi="Times New Roman"/>
-          <w:b/>
-          <w:bCs/>
-          <w:sz w:val="30"/>
-          <w:szCs w:val="30"/>
-        </w:rPr>
-        <w:t>Singleton pattern là gì?</w:t>
-      </w:r>
-    </w:p>
-    <w:p>
-      <w:pPr>
-        <w:pStyle w:val="Normal"/>
-        <w:ind w:hanging="0" w:start="-540" w:end="-449"/>
-        <w:rPr>
-          <w:rFonts w:ascii="Times New Roman" w:hAnsi="Times New Roman"/>
-          <w:b/>
-          <w:bCs/>
-          <w:sz w:val="30"/>
-          <w:szCs w:val="30"/>
-        </w:rPr>
-      </w:pPr>
-      <w:r>
-        <w:rPr>
-          <w:rFonts w:ascii="Times New Roman" w:hAnsi="Times New Roman"/>
-          <w:b/>
-          <w:bCs/>
-          <w:sz w:val="30"/>
-          <w:szCs w:val="30"/>
-        </w:rPr>
-        <w:t>Singleton pattern dùng khi nào? Khi nào không nên dùng?</w:t>
-      </w:r>
-    </w:p>
-    <w:p>
-      <w:pPr>
-        <w:pStyle w:val="Normal"/>
-        <w:ind w:hanging="0" w:start="-540" w:end="-449"/>
-        <w:rPr>
-          <w:rFonts w:ascii="Times New Roman" w:hAnsi="Times New Roman"/>
-          <w:b/>
-          <w:bCs/>
-          <w:sz w:val="30"/>
-          <w:szCs w:val="30"/>
-        </w:rPr>
-      </w:pPr>
-      <w:r>
-        <w:rPr>
-          <w:rFonts w:ascii="Times New Roman" w:hAnsi="Times New Roman"/>
-          <w:b/>
-          <w:bCs/>
-          <w:sz w:val="30"/>
-          <w:szCs w:val="30"/>
-        </w:rPr>
-        <w:t xml:space="preserve">Factory pattern </w:t>
-      </w:r>
-      <w:r>
-        <w:rPr>
-          <w:rFonts w:ascii="Times New Roman" w:hAnsi="Times New Roman"/>
-          <w:b/>
-          <w:bCs/>
-          <w:sz w:val="30"/>
-          <w:szCs w:val="30"/>
-        </w:rPr>
-        <w:t>giú</w:t>
-      </w:r>
-      <w:r>
-        <w:rPr>
-          <w:rFonts w:ascii="Times New Roman" w:hAnsi="Times New Roman"/>
-          <w:b/>
-          <w:bCs/>
-          <w:sz w:val="30"/>
-          <w:szCs w:val="30"/>
-        </w:rPr>
-        <w:t>p giải quyết vấn đề gì?</w:t>
-      </w:r>
-    </w:p>
-    <w:p>
-      <w:pPr>
-        <w:pStyle w:val="Normal"/>
-        <w:ind w:hanging="0" w:start="-540" w:end="-449"/>
-        <w:rPr>
-          <w:rFonts w:ascii="Times New Roman" w:hAnsi="Times New Roman"/>
-          <w:b/>
-          <w:bCs/>
-          <w:sz w:val="30"/>
-          <w:szCs w:val="30"/>
-        </w:rPr>
-      </w:pPr>
-      <w:r>
-        <w:rPr>
-          <w:rFonts w:ascii="Times New Roman" w:hAnsi="Times New Roman"/>
-          <w:b/>
-          <w:bCs/>
-          <w:sz w:val="30"/>
-          <w:szCs w:val="30"/>
-        </w:rPr>
-        <w:t>Builder pattern là gì?</w:t>
-      </w:r>
-    </w:p>
-    <w:p>
-      <w:pPr>
-        <w:pStyle w:val="Normal"/>
-        <w:ind w:hanging="0" w:start="-540" w:end="-449"/>
-        <w:rPr>
-          <w:rFonts w:ascii="Times New Roman" w:hAnsi="Times New Roman"/>
-          <w:b/>
-          <w:bCs/>
-          <w:sz w:val="30"/>
-          <w:szCs w:val="30"/>
-        </w:rPr>
-      </w:pPr>
-      <w:r>
-        <w:rPr>
-          <w:rFonts w:ascii="Times New Roman" w:hAnsi="Times New Roman"/>
-          <w:b/>
-          <w:bCs/>
-          <w:sz w:val="30"/>
-          <w:szCs w:val="30"/>
-        </w:rPr>
-        <w:t>Builder pattern khác g</w:t>
-      </w:r>
-      <w:r>
-        <w:rPr>
-          <w:rFonts w:ascii="Times New Roman" w:hAnsi="Times New Roman"/>
-          <w:b/>
-          <w:bCs/>
-          <w:sz w:val="30"/>
-          <w:szCs w:val="30"/>
-        </w:rPr>
-        <w:t>ì constructor truyền nhiều tham số?</w:t>
-      </w:r>
-    </w:p>
-    <w:p>
-      <w:pPr>
-        <w:pStyle w:val="Normal"/>
-        <w:ind w:hanging="0" w:start="-540" w:end="-449"/>
-        <w:rPr>
-          <w:rFonts w:ascii="Times New Roman" w:hAnsi="Times New Roman"/>
-          <w:b/>
-          <w:bCs/>
-          <w:sz w:val="30"/>
-          <w:szCs w:val="30"/>
-        </w:rPr>
-      </w:pPr>
-      <w:r>
-        <w:rPr>
-          <w:rFonts w:ascii="Times New Roman" w:hAnsi="Times New Roman"/>
-          <w:b/>
-          <w:bCs/>
-          <w:sz w:val="30"/>
-          <w:szCs w:val="30"/>
-        </w:rPr>
-        <w:t>Strategy pattern là gì?</w:t>
-      </w:r>
-    </w:p>
-    <w:p>
-      <w:pPr>
-        <w:pStyle w:val="Normal"/>
-        <w:ind w:hanging="0" w:start="-540" w:end="-449"/>
-        <w:rPr>
-          <w:rFonts w:ascii="Times New Roman" w:hAnsi="Times New Roman"/>
-          <w:b/>
-          <w:bCs/>
-          <w:sz w:val="30"/>
-          <w:szCs w:val="30"/>
-        </w:rPr>
-      </w:pPr>
-      <w:r>
-        <w:rPr>
-          <w:rFonts w:ascii="Times New Roman" w:hAnsi="Times New Roman"/>
-          <w:b/>
-          <w:bCs/>
-          <w:sz w:val="30"/>
-          <w:szCs w:val="30"/>
-        </w:rPr>
-        <w:t>Strategy pattern dùng khi nào trong business logic?</w:t>
-      </w:r>
-    </w:p>
-    <w:p>
-      <w:pPr>
-        <w:pStyle w:val="Normal"/>
-        <w:ind w:hanging="0" w:start="-540" w:end="-449"/>
-        <w:rPr/>
-      </w:pPr>
-      <w:r>
-        <w:rPr>
-          <w:rFonts w:ascii="Times New Roman" w:hAnsi="Times New Roman"/>
-          <w:b/>
-          <w:bCs/>
-          <w:sz w:val="30"/>
-          <w:szCs w:val="30"/>
-        </w:rPr>
-        <w:t xml:space="preserve">Dependency </w:t>
-      </w:r>
-      <w:r>
-        <w:rPr>
-          <w:rFonts w:ascii="Times New Roman" w:hAnsi="Times New Roman"/>
-          <w:b/>
-          <w:bCs/>
-          <w:sz w:val="30"/>
-          <w:szCs w:val="30"/>
-        </w:rPr>
-        <w:t>Injection pattern giúp code dễ test như thế nào?</w:t>
-      </w:r>
-    </w:p>
-    <w:p>
-      <w:pPr>
-        <w:pStyle w:val="Normal"/>
-        <w:ind w:hanging="0" w:start="-540" w:end="-449"/>
-        <w:rPr>
-          <w:rFonts w:ascii="Times New Roman" w:hAnsi="Times New Roman"/>
-          <w:b/>
-          <w:bCs/>
-          <w:sz w:val="30"/>
-          <w:szCs w:val="30"/>
-        </w:rPr>
-      </w:pPr>
-      <w:r>
-        <w:rPr>
-          <w:rFonts w:ascii="Times New Roman" w:hAnsi="Times New Roman"/>
-          <w:b/>
-          <w:bCs/>
-          <w:sz w:val="30"/>
-          <w:szCs w:val="30"/>
-        </w:rPr>
-        <w:t>Adapter pattern là gì?</w:t>
-      </w:r>
-    </w:p>
-    <w:p>
-      <w:pPr>
-        <w:pStyle w:val="Normal"/>
-        <w:ind w:hanging="0" w:start="-540" w:end="-449"/>
-        <w:rPr/>
-      </w:pPr>
-      <w:r>
-        <w:rPr>
-          <w:rFonts w:ascii="Times New Roman" w:hAnsi="Times New Roman"/>
-          <w:b/>
-          <w:bCs/>
-          <w:sz w:val="30"/>
-          <w:szCs w:val="30"/>
-        </w:rPr>
-        <w:t>Adapter patte</w:t>
-      </w:r>
-      <w:r>
-        <w:rPr>
-          <w:rFonts w:ascii="Times New Roman" w:hAnsi="Times New Roman"/>
-          <w:b/>
-          <w:bCs/>
-          <w:sz w:val="30"/>
-          <w:szCs w:val="30"/>
-        </w:rPr>
-        <w:t>rn dùng k</w:t>
-      </w:r>
-      <w:r>
-        <w:rPr>
-          <w:rFonts w:ascii="Times New Roman" w:hAnsi="Times New Roman"/>
-          <w:b/>
-          <w:bCs/>
-          <w:sz w:val="30"/>
-          <w:szCs w:val="30"/>
-        </w:rPr>
-        <w:t>hi tích hợp hệ thống legacy như thế nào?</w:t>
-      </w:r>
-    </w:p>
-    <w:p>
-      <w:pPr>
-        <w:pStyle w:val="Normal"/>
-        <w:ind w:hanging="0" w:start="-540" w:end="-449"/>
-        <w:rPr>
-          <w:rFonts w:ascii="Times New Roman" w:hAnsi="Times New Roman"/>
-          <w:b/>
-          <w:bCs/>
-          <w:sz w:val="30"/>
-          <w:szCs w:val="30"/>
-        </w:rPr>
-      </w:pPr>
-      <w:r>
-        <w:rPr>
-          <w:rFonts w:ascii="Times New Roman" w:hAnsi="Times New Roman"/>
-          <w:b/>
-          <w:bCs/>
-          <w:sz w:val="30"/>
-          <w:szCs w:val="30"/>
-        </w:rPr>
-        <w:t>Facade pattern là gì?</w:t>
-      </w:r>
-    </w:p>
-    <w:p>
-      <w:pPr>
-        <w:pStyle w:val="Normal"/>
-        <w:ind w:hanging="0" w:start="-540" w:end="-449"/>
-        <w:rPr>
-          <w:rFonts w:ascii="Times New Roman" w:hAnsi="Times New Roman"/>
-          <w:b/>
-          <w:bCs/>
-          <w:sz w:val="30"/>
-          <w:szCs w:val="30"/>
-        </w:rPr>
-      </w:pPr>
-      <w:r>
-        <w:rPr>
-          <w:rFonts w:ascii="Times New Roman" w:hAnsi="Times New Roman"/>
-          <w:b/>
-          <w:bCs/>
-          <w:sz w:val="30"/>
-          <w:szCs w:val="30"/>
-        </w:rPr>
-        <w:t>Facade pattern giúp đơn giản hóa hệ thống lớn ra sao?</w:t>
-      </w:r>
-    </w:p>
-    <w:p>
-      <w:pPr>
-        <w:pStyle w:val="Normal"/>
-        <w:ind w:hanging="0" w:start="-540" w:end="-449"/>
-        <w:rPr/>
-      </w:pPr>
-      <w:r>
-        <w:rPr>
-          <w:rFonts w:ascii="Times New Roman" w:hAnsi="Times New Roman"/>
-          <w:b/>
-          <w:bCs/>
-          <w:sz w:val="30"/>
-          <w:szCs w:val="30"/>
-        </w:rPr>
-        <w:t>Repository patter</w:t>
-      </w:r>
-      <w:r>
-        <w:rPr>
-          <w:rFonts w:ascii="Times New Roman" w:hAnsi="Times New Roman"/>
-          <w:b/>
-          <w:bCs/>
-          <w:sz w:val="30"/>
-          <w:szCs w:val="30"/>
-        </w:rPr>
-        <w:t>n có vai trò gì trong clean architecture?</w:t>
-      </w:r>
-    </w:p>
-    <w:p>
-      <w:pPr>
-        <w:pStyle w:val="Normal"/>
-        <w:ind w:hanging="0" w:start="-540" w:end="-449"/>
-        <w:rPr>
-          <w:rFonts w:ascii="Times New Roman" w:hAnsi="Times New Roman"/>
-          <w:sz w:val="30"/>
-          <w:szCs w:val="30"/>
-        </w:rPr>
-      </w:pPr>
-      <w:r>
-        <w:rPr>
-          <w:rFonts w:ascii="Times New Roman" w:hAnsi="Times New Roman"/>
-          <w:sz w:val="30"/>
-          <w:szCs w:val="30"/>
-        </w:rPr>
-      </w:r>
-    </w:p>
-    <w:p>
-      <w:pPr>
-        <w:pStyle w:val="Normal"/>
-        <w:ind w:hanging="0" w:start="-540" w:end="-449"/>
-        <w:rPr>
-          <w:rFonts w:ascii="Times New Roman" w:hAnsi="Times New Roman"/>
-          <w:sz w:val="30"/>
-          <w:szCs w:val="30"/>
-        </w:rPr>
-      </w:pPr>
-      <w:r>
-        <w:rPr>
-          <w:rFonts w:ascii="Times New Roman" w:hAnsi="Times New Roman"/>
-          <w:sz w:val="30"/>
-          <w:szCs w:val="30"/>
-        </w:rPr>
+          <w:sz w:val="30"/>
+          <w:szCs w:val="30"/>
+        </w:rPr>
+      </w:pPr>
+      <w:r>
+        <w:rPr>
+          <w:rFonts w:ascii="Times New Roman" w:hAnsi="Times New Roman"/>
+          <w:b/>
+          <w:bCs/>
+          <w:sz w:val="30"/>
+          <w:szCs w:val="30"/>
+        </w:rPr>
+        <w:t>Facade pattern giú</w:t>
+      </w:r>
+      <w:r>
+        <w:rPr>
+          <w:rFonts w:ascii="Times New Roman" w:hAnsi="Times New Roman"/>
+          <w:b/>
+          <w:bCs/>
+          <w:sz w:val="30"/>
+          <w:szCs w:val="30"/>
+        </w:rPr>
+        <w:t>p đơn giản hóa hệ thống lớn ra sao?</w:t>
+      </w:r>
+    </w:p>
+    <w:p>
+      <w:pPr>
+        <w:pStyle w:val="Normal"/>
+        <w:ind w:hanging="0" w:start="-540" w:end="-449"/>
+        <w:rPr>
+          <w:rFonts w:ascii="Times New Roman" w:hAnsi="Times New Roman"/>
+          <w:b/>
+          <w:bCs/>
+          <w:sz w:val="30"/>
+          <w:szCs w:val="30"/>
+        </w:rPr>
+      </w:pPr>
+      <w:r>
+        <w:rPr>
+          <w:rFonts w:ascii="Times New Roman" w:hAnsi="Times New Roman"/>
+          <w:b/>
+          <w:bCs/>
+          <w:sz w:val="30"/>
+          <w:szCs w:val="30"/>
+        </w:rPr>
+        <w:t>Bạn sử dụng Facade pattern trong dự án Lodging Transport Management để làm gì và bạn đã làm như thế nào?</w:t>
       </w:r>
     </w:p>
     <w:p>
@@ -4823,7 +5244,7 @@
     <w:pPr>
       <w:widowControl/>
       <w:suppressAutoHyphens w:val="true"/>
-      <w:overflowPunct w:val="true"/>
+      <w:overflowPunct w:val="false"/>
       <w:bidi w:val="0"/>
       <w:spacing w:before="0" w:after="0"/>
       <w:jc w:val="start"/>
@@ -4870,8 +5291,8 @@
       <w:iCs/>
     </w:rPr>
   </w:style>
-  <w:style w:type="character" w:styleId="Bullets">
-    <w:name w:val="Bullets"/>
+  <w:style w:type="character" w:styleId="Bulletsuser">
+    <w:name w:val="Bullets (user)"/>
     <w:qFormat/>
     <w:rPr>
       <w:rFonts w:ascii="OpenSymbol" w:hAnsi="OpenSymbol" w:eastAsia="OpenSymbol" w:cs="OpenSymbol"/>
